--- a/08-传感器电路/12-其他传感器电路/液位传感器电路/液位传感器电路.docx
+++ b/08-传感器电路/12-其他传感器电路/液位传感器电路/液位传感器电路.docx
@@ -2298,6 +2298,20 @@
     </w:p>
     <w:bookmarkEnd w:id="26"/>
     <w:bookmarkEnd w:id="27"/>
+    <w:p>
+      <w:pPr>
+        <w:spacing w:before="360"/>
+        <w:jc w:val="center"/>
+      </w:pPr>
+      <w:r>
+        <w:rPr>
+          <w:rFonts w:ascii="Times New Roman" w:hAnsi="Times New Roman"/>
+          <w:color w:val="555555"/>
+          <w:sz w:val="21"/>
+        </w:rPr>
+        <w:t>材料收集者：杜文杰</w:t>
+      </w:r>
+    </w:p>
     <w:sectPr>
       <w:headerReference r:id="rId9" w:type="default"/>
       <w:footerReference r:id="rId10" w:type="default"/>

--- a/08-传感器电路/12-其他传感器电路/液位传感器电路/液位传感器电路.docx
+++ b/08-传感器电路/12-其他传感器电路/液位传感器电路/液位传感器电路.docx
@@ -1,6 +1,6 @@
 
 <file path=word/document.xml><?xml version="1.0" encoding="utf-8"?>
-<w:document xmlns:w="http://schemas.openxmlformats.org/wordprocessingml/2006/main" xmlns:m="http://schemas.openxmlformats.org/officeDocument/2006/math" xmlns:r="http://schemas.openxmlformats.org/officeDocument/2006/relationships" xmlns:o="urn:schemas-microsoft-com:office:office" xmlns:v="urn:schemas-microsoft-com:vml" xmlns:w10="urn:schemas-microsoft-com:office:word" xmlns:a="http://schemas.openxmlformats.org/drawingml/2006/main" xmlns:pic="http://schemas.openxmlformats.org/drawingml/2006/picture" xmlns:wp="http://schemas.openxmlformats.org/drawingml/2006/wordprocessingDrawing">
+<w:document xmlns:m="http://schemas.openxmlformats.org/officeDocument/2006/math" xmlns:r="http://schemas.openxmlformats.org/officeDocument/2006/relationships" xmlns:w="http://schemas.openxmlformats.org/wordprocessingml/2006/main" xmlns:o="urn:schemas-microsoft-com:office:office" xmlns:v="urn:schemas-microsoft-com:vml" xmlns:w10="urn:schemas-microsoft-com:office:word" xmlns:a="http://schemas.openxmlformats.org/drawingml/2006/main" xmlns:pic="http://schemas.openxmlformats.org/drawingml/2006/picture" xmlns:wp="http://schemas.openxmlformats.org/drawingml/2006/wordprocessingDrawing">
   <w:body>
     <w:bookmarkStart w:id="27" w:name="液位传感器电路"/>
     <w:p>
@@ -9,7 +9,7 @@
       </w:pPr>
       <w:r>
         <w:rPr>
-          <w:rFonts w:hint="eastAsia"/>
+          <w:rFonts w:hint="eastAsia" w:eastAsia="黑体"/>
         </w:rPr>
         <w:t xml:space="preserve">液位传感器电路</w:t>
       </w:r>
@@ -21,7 +21,7 @@
       </w:pPr>
       <w:r>
         <w:rPr>
-          <w:rFonts w:hint="eastAsia"/>
+          <w:rFonts w:hint="eastAsia" w:eastAsia="黑体"/>
         </w:rPr>
         <w:t xml:space="preserve">拓扑描述</w:t>
       </w:r>
@@ -32,16 +32,19 @@
       </w:pPr>
       <w:r>
         <w:rPr>
-          <w:rFonts w:hint="eastAsia"/>
+          <w:rFonts w:hint="eastAsia" w:eastAsia="黑体"/>
         </w:rPr>
         <w:t xml:space="preserve">由</w:t>
       </w:r>
       <w:r>
+        <w:rPr>
+          <w:rFonts w:eastAsia="黑体"/>
+        </w:rPr>
         <w:t xml:space="preserve"> </w:t>
       </w:r>
       <w:r>
         <w:rPr>
-          <w:rFonts w:hint="eastAsia"/>
+          <w:rFonts w:hint="eastAsia" w:eastAsia="黑体"/>
           <w:b/>
           <w:bCs/>
         </w:rPr>
@@ -49,6 +52,7 @@
       </w:r>
       <w:r>
         <w:rPr>
+          <w:rFonts w:eastAsia="黑体"/>
           <w:b/>
           <w:bCs/>
         </w:rPr>
@@ -70,18 +74,21 @@
       </m:oMath>
       <w:r>
         <w:rPr>
-          <w:rFonts w:hint="eastAsia"/>
+          <w:rFonts w:hint="eastAsia" w:eastAsia="黑体"/>
           <w:b/>
           <w:bCs/>
         </w:rPr>
         <w:t xml:space="preserve">，或浮球-磁簧/霍尔、超声波换能器、电导式探针）</w:t>
       </w:r>
       <w:r>
+        <w:rPr>
+          <w:rFonts w:eastAsia="黑体"/>
+        </w:rPr>
         <w:t xml:space="preserve">、</w:t>
       </w:r>
       <w:r>
         <w:rPr>
-          <w:rFonts w:hint="eastAsia"/>
+          <w:rFonts w:hint="eastAsia" w:eastAsia="黑体"/>
           <w:b/>
           <w:bCs/>
         </w:rPr>
@@ -89,6 +96,7 @@
       </w:r>
       <w:r>
         <w:rPr>
+          <w:rFonts w:eastAsia="黑体"/>
           <w:b/>
           <w:bCs/>
         </w:rPr>
@@ -96,7 +104,7 @@
       </w:r>
       <w:r>
         <w:rPr>
-          <w:rFonts w:hint="eastAsia"/>
+          <w:rFonts w:hint="eastAsia" w:eastAsia="黑体"/>
           <w:b/>
           <w:bCs/>
         </w:rPr>
@@ -104,6 +112,7 @@
       </w:r>
       <w:r>
         <w:rPr>
+          <w:rFonts w:eastAsia="黑体"/>
           <w:b/>
           <w:bCs/>
         </w:rPr>
@@ -131,7 +140,7 @@
       </m:oMath>
       <w:r>
         <w:rPr>
-          <w:rFonts w:hint="eastAsia"/>
+          <w:rFonts w:hint="eastAsia" w:eastAsia="黑体"/>
           <w:b/>
           <w:bCs/>
         </w:rPr>
@@ -139,6 +148,7 @@
       </w:r>
       <w:r>
         <w:rPr>
+          <w:rFonts w:eastAsia="黑体"/>
           <w:b/>
           <w:bCs/>
         </w:rPr>
@@ -151,27 +161,33 @@
       </m:oMath>
       <w:r>
         <w:rPr>
-          <w:rFonts w:hint="eastAsia"/>
+          <w:rFonts w:hint="eastAsia" w:eastAsia="黑体"/>
           <w:b/>
           <w:bCs/>
         </w:rPr>
         <w:t xml:space="preserve">）</w:t>
       </w:r>
       <w:r>
+        <w:rPr>
+          <w:rFonts w:eastAsia="黑体"/>
+        </w:rPr>
         <w:t xml:space="preserve"> </w:t>
       </w:r>
       <w:r>
         <w:rPr>
-          <w:rFonts w:hint="eastAsia"/>
+          <w:rFonts w:hint="eastAsia" w:eastAsia="黑体"/>
         </w:rPr>
         <w:t xml:space="preserve">与</w:t>
       </w:r>
       <w:r>
+        <w:rPr>
+          <w:rFonts w:eastAsia="黑体"/>
+        </w:rPr>
         <w:t xml:space="preserve"> </w:t>
       </w:r>
       <w:r>
         <w:rPr>
-          <w:rFonts w:hint="eastAsia"/>
+          <w:rFonts w:hint="eastAsia" w:eastAsia="黑体"/>
           <w:b/>
           <w:bCs/>
         </w:rPr>
@@ -179,6 +195,7 @@
       </w:r>
       <w:r>
         <w:rPr>
+          <w:rFonts w:eastAsia="黑体"/>
           <w:b/>
           <w:bCs/>
         </w:rPr>
@@ -186,33 +203,39 @@
       </w:r>
       <w:r>
         <w:rPr>
-          <w:rFonts w:hint="eastAsia"/>
+          <w:rFonts w:hint="eastAsia" w:eastAsia="黑体"/>
           <w:b/>
           <w:bCs/>
         </w:rPr>
         <w:t xml:space="preserve">或电压输出接口）</w:t>
       </w:r>
       <w:r>
+        <w:rPr>
+          <w:rFonts w:eastAsia="黑体"/>
+        </w:rPr>
         <w:t xml:space="preserve"> </w:t>
       </w:r>
       <w:r>
         <w:rPr>
-          <w:rFonts w:hint="eastAsia"/>
+          <w:rFonts w:hint="eastAsia" w:eastAsia="黑体"/>
         </w:rPr>
         <w:t xml:space="preserve">组成。电路共有</w:t>
       </w:r>
       <w:r>
+        <w:rPr>
+          <w:rFonts w:eastAsia="黑体"/>
+        </w:rPr>
         <w:t xml:space="preserve"> 5 </w:t>
       </w:r>
       <w:r>
         <w:rPr>
-          <w:rFonts w:hint="eastAsia"/>
+          <w:rFonts w:hint="eastAsia" w:eastAsia="黑体"/>
         </w:rPr>
         <w:t xml:space="preserve">个关键节点：</w:t>
       </w:r>
       <w:r>
         <w:rPr>
-          <w:rFonts w:hint="eastAsia"/>
+          <w:rFonts w:hint="eastAsia" w:eastAsia="黑体"/>
           <w:b/>
           <w:bCs/>
         </w:rPr>
@@ -220,6 +243,7 @@
       </w:r>
       <w:r>
         <w:rPr>
+          <w:rFonts w:eastAsia="黑体"/>
           <w:b/>
           <w:bCs/>
         </w:rPr>
@@ -227,7 +251,7 @@
       </w:r>
       <w:r>
         <w:rPr>
-          <w:rFonts w:hint="eastAsia"/>
+          <w:rFonts w:hint="eastAsia" w:eastAsia="黑体"/>
           <w:b/>
           <w:bCs/>
         </w:rPr>
@@ -235,7 +259,7 @@
       </w:r>
       <w:r>
         <w:rPr>
-          <w:rFonts w:hint="eastAsia"/>
+          <w:rFonts w:hint="eastAsia" w:eastAsia="黑体"/>
         </w:rPr>
         <w:t xml:space="preserve">（</w:t>
       </w:r>
@@ -254,17 +278,20 @@
         </m:sSub>
       </m:oMath>
       <w:r>
+        <w:rPr>
+          <w:rFonts w:eastAsia="黑体"/>
+        </w:rPr>
         <w:t xml:space="preserve"> </w:t>
       </w:r>
       <w:r>
         <w:rPr>
-          <w:rFonts w:hint="eastAsia"/>
+          <w:rFonts w:hint="eastAsia" w:eastAsia="黑体"/>
         </w:rPr>
         <w:t xml:space="preserve">的一端，其值随液位升高而增大）；</w:t>
       </w:r>
       <w:r>
         <w:rPr>
-          <w:rFonts w:hint="eastAsia"/>
+          <w:rFonts w:hint="eastAsia" w:eastAsia="黑体"/>
           <w:b/>
           <w:bCs/>
         </w:rPr>
@@ -272,6 +299,7 @@
       </w:r>
       <w:r>
         <w:rPr>
+          <w:rFonts w:eastAsia="黑体"/>
           <w:b/>
           <w:bCs/>
         </w:rPr>
@@ -279,7 +307,7 @@
       </w:r>
       <w:r>
         <w:rPr>
-          <w:rFonts w:hint="eastAsia"/>
+          <w:rFonts w:hint="eastAsia" w:eastAsia="黑体"/>
           <w:b/>
           <w:bCs/>
         </w:rPr>
@@ -287,7 +315,7 @@
       </w:r>
       <w:r>
         <w:rPr>
-          <w:rFonts w:hint="eastAsia"/>
+          <w:rFonts w:hint="eastAsia" w:eastAsia="黑体"/>
         </w:rPr>
         <w:t xml:space="preserve">（</w:t>
       </w:r>
@@ -306,6 +334,9 @@
         </m:sSub>
       </m:oMath>
       <w:r>
+        <w:rPr>
+          <w:rFonts w:eastAsia="黑体"/>
+        </w:rPr>
         <w:t xml:space="preserve">、</w:t>
       </w:r>
       <m:oMath>
@@ -314,6 +345,9 @@
         </m:r>
       </m:oMath>
       <w:r>
+        <w:rPr>
+          <w:rFonts w:eastAsia="黑体"/>
+        </w:rPr>
         <w:t xml:space="preserve">、</w:t>
       </w:r>
       <m:oMath>
@@ -337,26 +371,32 @@
         </m:sSub>
       </m:oMath>
       <w:r>
+        <w:rPr>
+          <w:rFonts w:eastAsia="黑体"/>
+        </w:rPr>
         <w:t xml:space="preserve"> </w:t>
       </w:r>
       <w:r>
         <w:rPr>
-          <w:rFonts w:hint="eastAsia"/>
+          <w:rFonts w:hint="eastAsia" w:eastAsia="黑体"/>
         </w:rPr>
         <w:t xml:space="preserve">与</w:t>
       </w:r>
       <w:r>
+        <w:rPr>
+          <w:rFonts w:eastAsia="黑体"/>
+        </w:rPr>
         <w:t xml:space="preserve"> A1 </w:t>
       </w:r>
       <w:r>
         <w:rPr>
-          <w:rFonts w:hint="eastAsia"/>
+          <w:rFonts w:hint="eastAsia" w:eastAsia="黑体"/>
         </w:rPr>
         <w:t xml:space="preserve">相连的充放电/积分点）；</w:t>
       </w:r>
       <w:r>
         <w:rPr>
-          <w:rFonts w:hint="eastAsia"/>
+          <w:rFonts w:hint="eastAsia" w:eastAsia="黑体"/>
           <w:b/>
           <w:bCs/>
         </w:rPr>
@@ -364,6 +404,7 @@
       </w:r>
       <w:r>
         <w:rPr>
+          <w:rFonts w:eastAsia="黑体"/>
           <w:b/>
           <w:bCs/>
         </w:rPr>
@@ -371,7 +412,7 @@
       </w:r>
       <w:r>
         <w:rPr>
-          <w:rFonts w:hint="eastAsia"/>
+          <w:rFonts w:hint="eastAsia" w:eastAsia="黑体"/>
           <w:b/>
           <w:bCs/>
         </w:rPr>
@@ -379,22 +420,25 @@
       </w:r>
       <w:r>
         <w:rPr>
-          <w:rFonts w:hint="eastAsia"/>
+          <w:rFonts w:hint="eastAsia" w:eastAsia="黑体"/>
         </w:rPr>
         <w:t xml:space="preserve">（A1</w:t>
       </w:r>
       <w:r>
+        <w:rPr>
+          <w:rFonts w:eastAsia="黑体"/>
+        </w:rPr>
         <w:t xml:space="preserve"> </w:t>
       </w:r>
       <w:r>
         <w:rPr>
-          <w:rFonts w:hint="eastAsia"/>
+          <w:rFonts w:hint="eastAsia" w:eastAsia="黑体"/>
         </w:rPr>
         <w:t xml:space="preserve">的基准/同相端或分压阈值点）；</w:t>
       </w:r>
       <w:r>
         <w:rPr>
-          <w:rFonts w:hint="eastAsia"/>
+          <w:rFonts w:hint="eastAsia" w:eastAsia="黑体"/>
           <w:b/>
           <w:bCs/>
         </w:rPr>
@@ -402,6 +446,7 @@
       </w:r>
       <w:r>
         <w:rPr>
+          <w:rFonts w:eastAsia="黑体"/>
           <w:b/>
           <w:bCs/>
         </w:rPr>
@@ -409,7 +454,7 @@
       </w:r>
       <w:r>
         <w:rPr>
-          <w:rFonts w:hint="eastAsia"/>
+          <w:rFonts w:hint="eastAsia" w:eastAsia="黑体"/>
           <w:b/>
           <w:bCs/>
         </w:rPr>
@@ -417,31 +462,37 @@
       </w:r>
       <w:r>
         <w:rPr>
-          <w:rFonts w:hint="eastAsia"/>
+          <w:rFonts w:hint="eastAsia" w:eastAsia="黑体"/>
         </w:rPr>
         <w:t xml:space="preserve">（A1</w:t>
       </w:r>
       <w:r>
+        <w:rPr>
+          <w:rFonts w:eastAsia="黑体"/>
+        </w:rPr>
         <w:t xml:space="preserve"> </w:t>
       </w:r>
       <w:r>
         <w:rPr>
-          <w:rFonts w:hint="eastAsia"/>
+          <w:rFonts w:hint="eastAsia" w:eastAsia="黑体"/>
         </w:rPr>
         <w:t xml:space="preserve">的输出端</w:t>
       </w:r>
       <w:r>
+        <w:rPr>
+          <w:rFonts w:eastAsia="黑体"/>
+        </w:rPr>
         <w:t xml:space="preserve"> </w:t>
       </w:r>
       <w:r>
         <w:rPr>
-          <w:rFonts w:hint="eastAsia"/>
+          <w:rFonts w:hint="eastAsia" w:eastAsia="黑体"/>
         </w:rPr>
         <w:t xml:space="preserve">OUT，得到与液位成比例的模拟电压或开关量）；</w:t>
       </w:r>
       <w:r>
         <w:rPr>
-          <w:rFonts w:hint="eastAsia"/>
+          <w:rFonts w:hint="eastAsia" w:eastAsia="黑体"/>
           <w:b/>
           <w:bCs/>
         </w:rPr>
@@ -449,6 +500,7 @@
       </w:r>
       <w:r>
         <w:rPr>
+          <w:rFonts w:eastAsia="黑体"/>
           <w:b/>
           <w:bCs/>
         </w:rPr>
@@ -456,7 +508,7 @@
       </w:r>
       <w:r>
         <w:rPr>
-          <w:rFonts w:hint="eastAsia"/>
+          <w:rFonts w:hint="eastAsia" w:eastAsia="黑体"/>
           <w:b/>
           <w:bCs/>
         </w:rPr>
@@ -464,20 +516,26 @@
       </w:r>
       <w:r>
         <w:rPr>
-          <w:rFonts w:hint="eastAsia"/>
+          <w:rFonts w:hint="eastAsia" w:eastAsia="黑体"/>
         </w:rPr>
         <w:t xml:space="preserve">（输出经</w:t>
       </w:r>
       <w:r>
+        <w:rPr>
+          <w:rFonts w:eastAsia="黑体"/>
+        </w:rPr>
         <w:t xml:space="preserve"> ADC/MCU </w:t>
       </w:r>
       <w:r>
         <w:rPr>
-          <w:rFonts w:hint="eastAsia"/>
+          <w:rFonts w:hint="eastAsia" w:eastAsia="黑体"/>
         </w:rPr>
         <w:t xml:space="preserve">采集，或作为缓冲输出</w:t>
       </w:r>
       <w:r>
+        <w:rPr>
+          <w:rFonts w:eastAsia="黑体"/>
+        </w:rPr>
         <w:t xml:space="preserve"> </w:t>
       </w:r>
       <m:oMath>
@@ -502,7 +560,7 @@
       </m:oMath>
       <w:r>
         <w:rPr>
-          <w:rFonts w:hint="eastAsia"/>
+          <w:rFonts w:hint="eastAsia" w:eastAsia="黑体"/>
         </w:rPr>
         <w:t xml:space="preserve">）。</w:t>
       </w:r>
@@ -511,7 +569,7 @@
       <w:pPr/>
       <w:r>
         <w:rPr>
-          <w:rFonts w:hint="eastAsia"/>
+          <w:rFonts w:hint="eastAsia" w:eastAsia="黑体"/>
         </w:rPr>
         <w:t xml:space="preserve">各元件管脚连接：</w:t>
       </w:r>
@@ -530,11 +588,14 @@
         </m:sSub>
       </m:oMath>
       <w:r>
+        <w:rPr>
+          <w:rFonts w:eastAsia="黑体"/>
+        </w:rPr>
         <w:t xml:space="preserve"> </w:t>
       </w:r>
       <w:r>
         <w:rPr>
-          <w:rFonts w:hint="eastAsia"/>
+          <w:rFonts w:hint="eastAsia" w:eastAsia="黑体"/>
         </w:rPr>
         <w:t xml:space="preserve">一端接节点①、另一端接地（或接激励）；</w:t>
       </w:r>
@@ -544,11 +605,14 @@
         </m:r>
       </m:oMath>
       <w:r>
+        <w:rPr>
+          <w:rFonts w:eastAsia="黑体"/>
+        </w:rPr>
         <w:t xml:space="preserve"> </w:t>
       </w:r>
       <w:r>
         <w:rPr>
-          <w:rFonts w:hint="eastAsia"/>
+          <w:rFonts w:hint="eastAsia" w:eastAsia="黑体"/>
         </w:rPr>
         <w:t xml:space="preserve">一端接节点②、另一端接节点①（或充放电激励）；</w:t>
       </w:r>
@@ -573,106 +637,138 @@
         </m:sSub>
       </m:oMath>
       <w:r>
+        <w:rPr>
+          <w:rFonts w:eastAsia="黑体"/>
+        </w:rPr>
         <w:t xml:space="preserve"> </w:t>
       </w:r>
       <w:r>
         <w:rPr>
-          <w:rFonts w:hint="eastAsia"/>
+          <w:rFonts w:hint="eastAsia" w:eastAsia="黑体"/>
         </w:rPr>
         <w:t xml:space="preserve">一端接节点②、另一端接节点③；</w:t>
       </w:r>
       <w:r>
         <w:rPr>
+          <w:rFonts w:eastAsia="黑体"/>
           <w:b/>
           <w:bCs/>
         </w:rPr>
         <w:t xml:space="preserve">A1</w:t>
       </w:r>
       <w:r>
+        <w:rPr>
+          <w:rFonts w:eastAsia="黑体"/>
+        </w:rPr>
         <w:t xml:space="preserve"> </w:t>
       </w:r>
       <w:r>
         <w:rPr>
-          <w:rFonts w:hint="eastAsia"/>
+          <w:rFonts w:hint="eastAsia" w:eastAsia="黑体"/>
         </w:rPr>
         <w:t xml:space="preserve">的</w:t>
       </w:r>
       <w:r>
+        <w:rPr>
+          <w:rFonts w:eastAsia="黑体"/>
+        </w:rPr>
         <w:t xml:space="preserve"> IN+ </w:t>
       </w:r>
       <w:r>
         <w:rPr>
-          <w:rFonts w:hint="eastAsia"/>
+          <w:rFonts w:hint="eastAsia" w:eastAsia="黑体"/>
         </w:rPr>
         <w:t xml:space="preserve">接节点③、IN−</w:t>
       </w:r>
       <w:r>
+        <w:rPr>
+          <w:rFonts w:eastAsia="黑体"/>
+        </w:rPr>
         <w:t xml:space="preserve"> </w:t>
       </w:r>
       <w:r>
         <w:rPr>
-          <w:rFonts w:hint="eastAsia"/>
+          <w:rFonts w:hint="eastAsia" w:eastAsia="黑体"/>
         </w:rPr>
         <w:t xml:space="preserve">接节点②、OUT</w:t>
       </w:r>
       <w:r>
+        <w:rPr>
+          <w:rFonts w:eastAsia="黑体"/>
+        </w:rPr>
         <w:t xml:space="preserve"> </w:t>
       </w:r>
       <w:r>
         <w:rPr>
-          <w:rFonts w:hint="eastAsia"/>
+          <w:rFonts w:hint="eastAsia" w:eastAsia="黑体"/>
         </w:rPr>
         <w:t xml:space="preserve">接节点④、正电源脚</w:t>
       </w:r>
       <w:r>
+        <w:rPr>
+          <w:rFonts w:eastAsia="黑体"/>
+        </w:rPr>
         <w:t xml:space="preserve"> V+ </w:t>
       </w:r>
       <w:r>
         <w:rPr>
-          <w:rFonts w:hint="eastAsia"/>
+          <w:rFonts w:hint="eastAsia" w:eastAsia="黑体"/>
         </w:rPr>
         <w:t xml:space="preserve">接</w:t>
       </w:r>
       <w:r>
+        <w:rPr>
+          <w:rFonts w:eastAsia="黑体"/>
+        </w:rPr>
         <w:t xml:space="preserve"> </w:t>
       </w:r>
       <w:r>
         <w:rPr>
-          <w:rFonts w:hint="eastAsia"/>
+          <w:rFonts w:hint="eastAsia" w:eastAsia="黑体"/>
         </w:rPr>
         <w:t xml:space="preserve">+VCC、负电源脚</w:t>
       </w:r>
       <w:r>
+        <w:rPr>
+          <w:rFonts w:eastAsia="黑体"/>
+        </w:rPr>
         <w:t xml:space="preserve"> V− </w:t>
       </w:r>
       <w:r>
         <w:rPr>
-          <w:rFonts w:hint="eastAsia"/>
+          <w:rFonts w:hint="eastAsia" w:eastAsia="黑体"/>
         </w:rPr>
         <w:t xml:space="preserve">接地；</w:t>
       </w:r>
       <w:r>
         <w:rPr>
+          <w:rFonts w:eastAsia="黑体"/>
           <w:b/>
           <w:bCs/>
         </w:rPr>
         <w:t xml:space="preserve">ADC/MCU</w:t>
       </w:r>
       <w:r>
+        <w:rPr>
+          <w:rFonts w:eastAsia="黑体"/>
+        </w:rPr>
         <w:t xml:space="preserve"> </w:t>
       </w:r>
       <w:r>
         <w:rPr>
-          <w:rFonts w:hint="eastAsia"/>
+          <w:rFonts w:hint="eastAsia" w:eastAsia="黑体"/>
         </w:rPr>
         <w:t xml:space="preserve">的输入脚接节点⑤（即节点④</w:t>
       </w:r>
       <w:r>
+        <w:rPr>
+          <w:rFonts w:eastAsia="黑体"/>
+        </w:rPr>
         <w:t xml:space="preserve"> </w:t>
       </w:r>
       <w:r>
         <w:rPr>
-          <w:rFonts w:hint="eastAsia"/>
+          <w:rFonts w:hint="eastAsia" w:eastAsia="黑体"/>
         </w:rPr>
         <w:t xml:space="preserve">经滤波/隔离后），由标定关系把电压或计数值换算为液位高度；浮球-磁簧或电导式则磁簧开关/探针直接输出开关量作为接口。</w:t>
       </w:r>
@@ -681,20 +777,26 @@
       <w:pPr/>
       <w:r>
         <w:rPr>
-          <w:rFonts w:hint="eastAsia"/>
+          <w:rFonts w:hint="eastAsia" w:eastAsia="黑体"/>
         </w:rPr>
         <w:t xml:space="preserve">由此构成”电容式电极以液位改变传感电容，经充放电/积分（或振荡）检测电路转换成与液位成比例的模拟电压或开关量，再由</w:t>
       </w:r>
       <w:r>
+        <w:rPr>
+          <w:rFonts w:eastAsia="黑体"/>
+        </w:rPr>
         <w:t xml:space="preserve"> ADC/MCU </w:t>
       </w:r>
       <w:r>
         <w:rPr>
-          <w:rFonts w:hint="eastAsia"/>
+          <w:rFonts w:hint="eastAsia" w:eastAsia="黑体"/>
         </w:rPr>
         <w:t xml:space="preserve">或输出接口送出”的液位测量组态，分压式时</w:t>
       </w:r>
       <w:r>
+        <w:rPr>
+          <w:rFonts w:eastAsia="黑体"/>
+        </w:rPr>
         <w:t xml:space="preserve"> </w:t>
       </w:r>
       <m:oMath>
@@ -757,6 +859,9 @@
         </m:f>
       </m:oMath>
       <w:r>
+        <w:rPr>
+          <w:rFonts w:eastAsia="黑体"/>
+        </w:rPr>
         <w:t xml:space="preserve">。</w:t>
       </w:r>
     </w:p>
@@ -768,7 +873,7 @@
       </w:pPr>
       <w:r>
         <w:rPr>
-          <w:rFonts w:hint="eastAsia"/>
+          <w:rFonts w:hint="eastAsia" w:eastAsia="黑体"/>
         </w:rPr>
         <w:t xml:space="preserve">工作原理</w:t>
       </w:r>
@@ -779,16 +884,19 @@
       </w:pPr>
       <w:r>
         <w:rPr>
-          <w:rFonts w:hint="eastAsia"/>
+          <w:rFonts w:hint="eastAsia" w:eastAsia="黑体"/>
         </w:rPr>
         <w:t xml:space="preserve">电容式利用液体（高介电常数）浸没改变电极间电容；浮球式由浮子带动磁体触发磁簧开关或霍尔；超声波式测液面反射回波时间；电导式用导电液体导通探针。MCU</w:t>
       </w:r>
       <w:r>
+        <w:rPr>
+          <w:rFonts w:eastAsia="黑体"/>
+        </w:rPr>
         <w:t xml:space="preserve"> </w:t>
       </w:r>
       <w:r>
         <w:rPr>
-          <w:rFonts w:hint="eastAsia"/>
+          <w:rFonts w:hint="eastAsia" w:eastAsia="黑体"/>
         </w:rPr>
         <w:t xml:space="preserve">把相应量转为液位高度。</w:t>
       </w:r>
@@ -801,7 +909,7 @@
       </w:pPr>
       <w:r>
         <w:rPr>
-          <w:rFonts w:hint="eastAsia"/>
+          <w:rFonts w:hint="eastAsia" w:eastAsia="黑体"/>
         </w:rPr>
         <w:t xml:space="preserve">关键计算公式</w:t>
       </w:r>
@@ -815,7 +923,7 @@
       </w:pPr>
       <w:r>
         <w:rPr>
-          <w:rFonts w:hint="eastAsia"/>
+          <w:rFonts w:hint="eastAsia" w:eastAsia="黑体"/>
         </w:rPr>
         <w:t xml:space="preserve">电容液位（同轴探头近似）：</w:t>
       </w:r>
@@ -941,7 +1049,7 @@
       </w:pPr>
       <w:r>
         <w:rPr>
-          <w:rFonts w:hint="eastAsia"/>
+          <w:rFonts w:hint="eastAsia" w:eastAsia="黑体"/>
         </w:rPr>
         <w:t xml:space="preserve">超声波液位：</w:t>
       </w:r>
@@ -1019,7 +1127,7 @@
       </w:pPr>
       <w:r>
         <w:rPr>
-          <w:rFonts w:hint="eastAsia"/>
+          <w:rFonts w:hint="eastAsia" w:eastAsia="黑体"/>
         </w:rPr>
         <w:t xml:space="preserve">电压分压式液位输出：</w:t>
       </w:r>
@@ -1131,7 +1239,7 @@
             </w:pPr>
             <w:r>
               <w:rPr>
-                <w:rFonts w:hint="eastAsia"/>
+                <w:rFonts w:hint="eastAsia" w:eastAsia="黑体"/>
               </w:rPr>
               <w:t xml:space="preserve">符号</w:t>
             </w:r>
@@ -1145,7 +1253,7 @@
             </w:pPr>
             <w:r>
               <w:rPr>
-                <w:rFonts w:hint="eastAsia"/>
+                <w:rFonts w:hint="eastAsia" w:eastAsia="黑体"/>
               </w:rPr>
               <w:t xml:space="preserve">含义</w:t>
             </w:r>
@@ -1159,7 +1267,7 @@
             </w:pPr>
             <w:r>
               <w:rPr>
-                <w:rFonts w:hint="eastAsia"/>
+                <w:rFonts w:hint="eastAsia" w:eastAsia="黑体"/>
               </w:rPr>
               <w:t xml:space="preserve">单位</w:t>
             </w:r>
@@ -1179,6 +1287,9 @@
               </m:r>
             </m:oMath>
             <w:r>
+              <w:rPr>
+                <w:rFonts w:eastAsia="黑体"/>
+              </w:rPr>
               <w:t xml:space="preserve">​</w:t>
             </w:r>
           </w:p>
@@ -1191,7 +1302,7 @@
             </w:pPr>
             <w:r>
               <w:rPr>
-                <w:rFonts w:hint="eastAsia"/>
+                <w:rFonts w:hint="eastAsia" w:eastAsia="黑体"/>
               </w:rPr>
               <w:t xml:space="preserve">探针电容</w:t>
             </w:r>
@@ -1204,6 +1315,9 @@
               <w:pStyle w:val="Compact"/>
             </w:pPr>
             <w:r>
+              <w:rPr>
+                <w:rFonts w:eastAsia="黑体"/>
+              </w:rPr>
               <w:t xml:space="preserve">F</w:t>
             </w:r>
           </w:p>
@@ -1231,6 +1345,9 @@
               </m:sSub>
             </m:oMath>
             <w:r>
+              <w:rPr>
+                <w:rFonts w:eastAsia="黑体"/>
+              </w:rPr>
               <w:t xml:space="preserve">​</w:t>
             </w:r>
           </w:p>
@@ -1243,7 +1360,7 @@
             </w:pPr>
             <w:r>
               <w:rPr>
-                <w:rFonts w:hint="eastAsia"/>
+                <w:rFonts w:hint="eastAsia" w:eastAsia="黑体"/>
               </w:rPr>
               <w:t xml:space="preserve">液体相对介电常数</w:t>
             </w:r>
@@ -1257,7 +1374,7 @@
             </w:pPr>
             <w:r>
               <w:rPr>
-                <w:rFonts w:hint="eastAsia"/>
+                <w:rFonts w:hint="eastAsia" w:eastAsia="黑体"/>
               </w:rPr>
               <w:t xml:space="preserve">无量纲</w:t>
             </w:r>
@@ -1286,6 +1403,9 @@
               </m:sSub>
             </m:oMath>
             <w:r>
+              <w:rPr>
+                <w:rFonts w:eastAsia="黑体"/>
+              </w:rPr>
               <w:t xml:space="preserve">​</w:t>
             </w:r>
           </w:p>
@@ -1298,7 +1418,7 @@
             </w:pPr>
             <w:r>
               <w:rPr>
-                <w:rFonts w:hint="eastAsia"/>
+                <w:rFonts w:hint="eastAsia" w:eastAsia="黑体"/>
               </w:rPr>
               <w:t xml:space="preserve">真空介电常数</w:t>
             </w:r>
@@ -1311,6 +1431,9 @@
               <w:pStyle w:val="Compact"/>
             </w:pPr>
             <w:r>
+              <w:rPr>
+                <w:rFonts w:eastAsia="黑体"/>
+              </w:rPr>
               <w:t xml:space="preserve">F/m</w:t>
             </w:r>
           </w:p>
@@ -1329,6 +1452,9 @@
               </m:r>
             </m:oMath>
             <w:r>
+              <w:rPr>
+                <w:rFonts w:eastAsia="黑体"/>
+              </w:rPr>
               <w:t xml:space="preserve">​</w:t>
             </w:r>
           </w:p>
@@ -1341,7 +1467,7 @@
             </w:pPr>
             <w:r>
               <w:rPr>
-                <w:rFonts w:hint="eastAsia"/>
+                <w:rFonts w:hint="eastAsia" w:eastAsia="黑体"/>
               </w:rPr>
               <w:t xml:space="preserve">液位高度</w:t>
             </w:r>
@@ -1354,6 +1480,9 @@
               <w:pStyle w:val="Compact"/>
             </w:pPr>
             <w:r>
+              <w:rPr>
+                <w:rFonts w:eastAsia="黑体"/>
+              </w:rPr>
               <w:t xml:space="preserve">m</w:t>
             </w:r>
           </w:p>
@@ -1372,6 +1501,9 @@
               </m:r>
             </m:oMath>
             <w:r>
+              <w:rPr>
+                <w:rFonts w:eastAsia="黑体"/>
+              </w:rPr>
               <w:t xml:space="preserve">​</w:t>
             </w:r>
           </w:p>
@@ -1384,7 +1516,7 @@
             </w:pPr>
             <w:r>
               <w:rPr>
-                <w:rFonts w:hint="eastAsia"/>
+                <w:rFonts w:hint="eastAsia" w:eastAsia="黑体"/>
               </w:rPr>
               <w:t xml:space="preserve">容器总高</w:t>
             </w:r>
@@ -1397,6 +1529,9 @@
               <w:pStyle w:val="Compact"/>
             </w:pPr>
             <w:r>
+              <w:rPr>
+                <w:rFonts w:eastAsia="黑体"/>
+              </w:rPr>
               <w:t xml:space="preserve">m</w:t>
             </w:r>
           </w:p>
@@ -1445,6 +1580,9 @@
               </m:sSub>
             </m:oMath>
             <w:r>
+              <w:rPr>
+                <w:rFonts w:eastAsia="黑体"/>
+              </w:rPr>
               <w:t xml:space="preserve">​</w:t>
             </w:r>
           </w:p>
@@ -1457,7 +1595,7 @@
             </w:pPr>
             <w:r>
               <w:rPr>
-                <w:rFonts w:hint="eastAsia"/>
+                <w:rFonts w:hint="eastAsia" w:eastAsia="黑体"/>
               </w:rPr>
               <w:t xml:space="preserve">探头外/内径</w:t>
             </w:r>
@@ -1470,6 +1608,9 @@
               <w:pStyle w:val="Compact"/>
             </w:pPr>
             <w:r>
+              <w:rPr>
+                <w:rFonts w:eastAsia="黑体"/>
+              </w:rPr>
               <w:t xml:space="preserve">m</w:t>
             </w:r>
           </w:p>
@@ -1488,6 +1629,9 @@
               </m:r>
             </m:oMath>
             <w:r>
+              <w:rPr>
+                <w:rFonts w:eastAsia="黑体"/>
+              </w:rPr>
               <w:t xml:space="preserve">​</w:t>
             </w:r>
           </w:p>
@@ -1500,7 +1644,7 @@
             </w:pPr>
             <w:r>
               <w:rPr>
-                <w:rFonts w:hint="eastAsia"/>
+                <w:rFonts w:hint="eastAsia" w:eastAsia="黑体"/>
               </w:rPr>
               <w:t xml:space="preserve">声速</w:t>
             </w:r>
@@ -1513,6 +1657,9 @@
               <w:pStyle w:val="Compact"/>
             </w:pPr>
             <w:r>
+              <w:rPr>
+                <w:rFonts w:eastAsia="黑体"/>
+              </w:rPr>
               <w:t xml:space="preserve">m/s</w:t>
             </w:r>
           </w:p>
@@ -1543,6 +1690,9 @@
               </m:sSub>
             </m:oMath>
             <w:r>
+              <w:rPr>
+                <w:rFonts w:eastAsia="黑体"/>
+              </w:rPr>
               <w:t xml:space="preserve">​</w:t>
             </w:r>
           </w:p>
@@ -1555,7 +1705,7 @@
             </w:pPr>
             <w:r>
               <w:rPr>
-                <w:rFonts w:hint="eastAsia"/>
+                <w:rFonts w:hint="eastAsia" w:eastAsia="黑体"/>
               </w:rPr>
               <w:t xml:space="preserve">往返时间</w:t>
             </w:r>
@@ -1568,6 +1718,9 @@
               <w:pStyle w:val="Compact"/>
             </w:pPr>
             <w:r>
+              <w:rPr>
+                <w:rFonts w:eastAsia="黑体"/>
+              </w:rPr>
               <w:t xml:space="preserve">s</w:t>
             </w:r>
           </w:p>
@@ -1582,7 +1735,7 @@
       </w:pPr>
       <w:r>
         <w:rPr>
-          <w:rFonts w:hint="eastAsia"/>
+          <w:rFonts w:hint="eastAsia" w:eastAsia="黑体"/>
         </w:rPr>
         <w:t xml:space="preserve">元件调整影响</w:t>
       </w:r>
@@ -1597,21 +1750,27 @@
       </w:pPr>
       <w:r>
         <w:rPr>
-          <w:rFonts w:hint="eastAsia"/>
+          <w:rFonts w:hint="eastAsia" w:eastAsia="黑体"/>
           <w:b/>
           <w:bCs/>
         </w:rPr>
         <w:t xml:space="preserve">探头浸入面积增大（液位上升）</w:t>
       </w:r>
       <w:r>
+        <w:rPr>
+          <w:rFonts w:eastAsia="黑体"/>
+        </w:rPr>
         <w:t xml:space="preserve"> </w:t>
       </w:r>
       <w:r>
+        <w:rPr>
+          <w:rFonts w:eastAsia="黑体"/>
+        </w:rPr>
         <w:t xml:space="preserve">→ </w:t>
       </w:r>
       <w:r>
         <w:rPr>
-          <w:rFonts w:hint="eastAsia"/>
+          <w:rFonts w:hint="eastAsia" w:eastAsia="黑体"/>
         </w:rPr>
         <w:t xml:space="preserve">电容增大，输出随之变化。</w:t>
       </w:r>
@@ -1626,21 +1785,27 @@
       </w:pPr>
       <w:r>
         <w:rPr>
-          <w:rFonts w:hint="eastAsia"/>
+          <w:rFonts w:hint="eastAsia" w:eastAsia="黑体"/>
           <w:b/>
           <w:bCs/>
         </w:rPr>
         <w:t xml:space="preserve">液体介电常数增大</w:t>
       </w:r>
       <w:r>
+        <w:rPr>
+          <w:rFonts w:eastAsia="黑体"/>
+        </w:rPr>
         <w:t xml:space="preserve"> </w:t>
       </w:r>
       <w:r>
+        <w:rPr>
+          <w:rFonts w:eastAsia="黑体"/>
+        </w:rPr>
         <w:t xml:space="preserve">→ </w:t>
       </w:r>
       <w:r>
         <w:rPr>
-          <w:rFonts w:hint="eastAsia"/>
+          <w:rFonts w:hint="eastAsia" w:eastAsia="黑体"/>
         </w:rPr>
         <w:t xml:space="preserve">电容变化量增大，灵敏度提高。</w:t>
       </w:r>
@@ -1655,21 +1820,27 @@
       </w:pPr>
       <w:r>
         <w:rPr>
-          <w:rFonts w:hint="eastAsia"/>
+          <w:rFonts w:hint="eastAsia" w:eastAsia="黑体"/>
           <w:b/>
           <w:bCs/>
         </w:rPr>
         <w:t xml:space="preserve">超声波发射功率增大</w:t>
       </w:r>
       <w:r>
+        <w:rPr>
+          <w:rFonts w:eastAsia="黑体"/>
+        </w:rPr>
         <w:t xml:space="preserve"> </w:t>
       </w:r>
       <w:r>
+        <w:rPr>
+          <w:rFonts w:eastAsia="黑体"/>
+        </w:rPr>
         <w:t xml:space="preserve">→ </w:t>
       </w:r>
       <w:r>
         <w:rPr>
-          <w:rFonts w:hint="eastAsia"/>
+          <w:rFonts w:hint="eastAsia" w:eastAsia="黑体"/>
         </w:rPr>
         <w:t xml:space="preserve">测距距离与信噪比提高。</w:t>
       </w:r>
@@ -1684,21 +1855,27 @@
       </w:pPr>
       <w:r>
         <w:rPr>
-          <w:rFonts w:hint="eastAsia"/>
+          <w:rFonts w:hint="eastAsia" w:eastAsia="黑体"/>
           <w:b/>
           <w:bCs/>
         </w:rPr>
         <w:t xml:space="preserve">输出分压量程校准准确</w:t>
       </w:r>
       <w:r>
+        <w:rPr>
+          <w:rFonts w:eastAsia="黑体"/>
+        </w:rPr>
         <w:t xml:space="preserve"> </w:t>
       </w:r>
       <w:r>
+        <w:rPr>
+          <w:rFonts w:eastAsia="黑体"/>
+        </w:rPr>
         <w:t xml:space="preserve">→ </w:t>
       </w:r>
       <w:r>
         <w:rPr>
-          <w:rFonts w:hint="eastAsia"/>
+          <w:rFonts w:hint="eastAsia" w:eastAsia="黑体"/>
         </w:rPr>
         <w:t xml:space="preserve">液位读数更精确。</w:t>
       </w:r>
@@ -1711,7 +1888,7 @@
       </w:pPr>
       <w:r>
         <w:rPr>
-          <w:rFonts w:hint="eastAsia"/>
+          <w:rFonts w:hint="eastAsia" w:eastAsia="黑体"/>
         </w:rPr>
         <w:t xml:space="preserve">典型参数示例</w:t>
       </w:r>
@@ -1726,11 +1903,14 @@
       </w:pPr>
       <w:r>
         <w:rPr>
-          <w:rFonts w:hint="eastAsia"/>
+          <w:rFonts w:hint="eastAsia" w:eastAsia="黑体"/>
         </w:rPr>
         <w:t xml:space="preserve">同轴探头</w:t>
       </w:r>
       <w:r>
+        <w:rPr>
+          <w:rFonts w:eastAsia="黑体"/>
+        </w:rPr>
         <w:t xml:space="preserve"> </w:t>
       </w:r>
       <m:oMath>
@@ -1775,6 +1955,9 @@
         </m:r>
       </m:oMath>
       <w:r>
+        <w:rPr>
+          <w:rFonts w:eastAsia="黑体"/>
+        </w:rPr>
         <w:t xml:space="preserve">、</w:t>
       </w:r>
       <m:oMath>
@@ -1802,7 +1985,7 @@
       </m:oMath>
       <w:r>
         <w:rPr>
-          <w:rFonts w:hint="eastAsia"/>
+          <w:rFonts w:hint="eastAsia" w:eastAsia="黑体"/>
         </w:rPr>
         <w:t xml:space="preserve">（水）、</w:t>
       </w:r>
@@ -1832,7 +2015,7 @@
       </m:oMath>
       <w:r>
         <w:rPr>
-          <w:rFonts w:hint="eastAsia"/>
+          <w:rFonts w:hint="eastAsia" w:eastAsia="黑体"/>
         </w:rPr>
         <w:t xml:space="preserve">：</w:t>
       </w:r>
@@ -1963,6 +2146,9 @@
         </w:numPr>
       </w:pPr>
       <w:r>
+        <w:rPr>
+          <w:rFonts w:eastAsia="黑体"/>
+        </w:rPr>
         <w:t xml:space="preserve">。</w:t>
       </w:r>
     </w:p>
@@ -1976,11 +2162,14 @@
       </w:pPr>
       <w:r>
         <w:rPr>
-          <w:rFonts w:hint="eastAsia"/>
+          <w:rFonts w:hint="eastAsia" w:eastAsia="黑体"/>
         </w:rPr>
         <w:t xml:space="preserve">超声波测空距</w:t>
       </w:r>
       <w:r>
+        <w:rPr>
+          <w:rFonts w:eastAsia="黑体"/>
+        </w:rPr>
         <w:t xml:space="preserve"> </w:t>
       </w:r>
       <m:oMath>
@@ -2036,11 +2225,14 @@
       </m:oMath>
       <w:r>
         <w:rPr>
-          <w:rFonts w:hint="eastAsia"/>
+          <w:rFonts w:hint="eastAsia" w:eastAsia="黑体"/>
         </w:rPr>
         <w:t xml:space="preserve">、容器</w:t>
       </w:r>
       <w:r>
+        <w:rPr>
+          <w:rFonts w:eastAsia="黑体"/>
+        </w:rPr>
         <w:t xml:space="preserve"> </w:t>
       </w:r>
       <m:oMath>
@@ -2069,11 +2261,14 @@
       </m:oMath>
       <w:r>
         <w:rPr>
-          <w:rFonts w:hint="eastAsia"/>
+          <w:rFonts w:hint="eastAsia" w:eastAsia="黑体"/>
         </w:rPr>
         <w:t xml:space="preserve">：液位</w:t>
       </w:r>
       <w:r>
+        <w:rPr>
+          <w:rFonts w:eastAsia="黑体"/>
+        </w:rPr>
         <w:t xml:space="preserve"> </w:t>
       </w:r>
       <m:oMath>
@@ -2119,6 +2314,9 @@
         </m:r>
       </m:oMath>
       <w:r>
+        <w:rPr>
+          <w:rFonts w:eastAsia="黑体"/>
+        </w:rPr>
         <w:t xml:space="preserve">。</w:t>
       </w:r>
     </w:p>
@@ -2130,7 +2328,7 @@
       </w:pPr>
       <w:r>
         <w:rPr>
-          <w:rFonts w:hint="eastAsia"/>
+          <w:rFonts w:hint="eastAsia" w:eastAsia="黑体"/>
         </w:rPr>
         <w:t xml:space="preserve">常见器件型号</w:t>
       </w:r>
@@ -2145,7 +2343,7 @@
       </w:pPr>
       <w:r>
         <w:rPr>
-          <w:rFonts w:hint="eastAsia"/>
+          <w:rFonts w:hint="eastAsia" w:eastAsia="黑体"/>
         </w:rPr>
         <w:t xml:space="preserve">电容数字转换：FDC1004（TI）、PCAP01。</w:t>
       </w:r>
@@ -2160,7 +2358,7 @@
       </w:pPr>
       <w:r>
         <w:rPr>
-          <w:rFonts w:hint="eastAsia"/>
+          <w:rFonts w:hint="eastAsia" w:eastAsia="黑体"/>
         </w:rPr>
         <w:t xml:space="preserve">超声波模块：HC-SR04。</w:t>
       </w:r>
@@ -2175,7 +2373,7 @@
       </w:pPr>
       <w:r>
         <w:rPr>
-          <w:rFonts w:hint="eastAsia"/>
+          <w:rFonts w:hint="eastAsia" w:eastAsia="黑体"/>
         </w:rPr>
         <w:t xml:space="preserve">浮球磁簧开关：常用：按需选型。</w:t>
       </w:r>
@@ -2188,7 +2386,7 @@
       </w:pPr>
       <w:r>
         <w:rPr>
-          <w:rFonts w:hint="eastAsia"/>
+          <w:rFonts w:hint="eastAsia" w:eastAsia="黑体"/>
         </w:rPr>
         <w:t xml:space="preserve">注意事项</w:t>
       </w:r>
@@ -2203,7 +2401,7 @@
       </w:pPr>
       <w:r>
         <w:rPr>
-          <w:rFonts w:hint="eastAsia"/>
+          <w:rFonts w:hint="eastAsia" w:eastAsia="黑体"/>
         </w:rPr>
         <w:t xml:space="preserve">电容式对液体介电常数与挂壁污垢敏感，需校准与定期清洁。</w:t>
       </w:r>
@@ -2218,7 +2416,7 @@
       </w:pPr>
       <w:r>
         <w:rPr>
-          <w:rFonts w:hint="eastAsia"/>
+          <w:rFonts w:hint="eastAsia" w:eastAsia="黑体"/>
         </w:rPr>
         <w:t xml:space="preserve">液体起泡、波动会使读数抖动，需软件滤波或机械阻尼。</w:t>
       </w:r>
@@ -2233,7 +2431,7 @@
       </w:pPr>
       <w:r>
         <w:rPr>
-          <w:rFonts w:hint="eastAsia"/>
+          <w:rFonts w:hint="eastAsia" w:eastAsia="黑体"/>
         </w:rPr>
         <w:t xml:space="preserve">非导电液体不适用电导式，需根据液体类型选择传感原理。</w:t>
       </w:r>
@@ -2246,7 +2444,7 @@
       </w:pPr>
       <w:r>
         <w:rPr>
-          <w:rFonts w:hint="eastAsia"/>
+          <w:rFonts w:hint="eastAsia" w:eastAsia="黑体"/>
         </w:rPr>
         <w:t xml:space="preserve">参考资料</w:t>
       </w:r>
@@ -2260,6 +2458,9 @@
         </w:numPr>
       </w:pPr>
       <w:r>
+        <w:rPr>
+          <w:rFonts w:eastAsia="黑体"/>
+        </w:rPr>
         <w:t xml:space="preserve">Wikipedia: Level sensor / Capacitive sensing。</w:t>
       </w:r>
     </w:p>
@@ -2272,11 +2473,14 @@
         </w:numPr>
       </w:pPr>
       <w:r>
+        <w:rPr>
+          <w:rFonts w:eastAsia="黑体"/>
+        </w:rPr>
         <w:t xml:space="preserve">TI FDC1004 </w:t>
       </w:r>
       <w:r>
         <w:rPr>
-          <w:rFonts w:hint="eastAsia"/>
+          <w:rFonts w:hint="eastAsia" w:eastAsia="黑体"/>
         </w:rPr>
         <w:t xml:space="preserve">数据手册。</w:t>
       </w:r>
@@ -2291,7 +2495,7 @@
       </w:pPr>
       <w:r>
         <w:rPr>
-          <w:rFonts w:hint="eastAsia"/>
+          <w:rFonts w:hint="eastAsia" w:eastAsia="黑体"/>
         </w:rPr>
         <w:t xml:space="preserve">《传感器与检测技术》教材。</w:t>
       </w:r>
@@ -2305,11 +2509,11 @@
       </w:pPr>
       <w:r>
         <w:rPr>
-          <w:rFonts w:ascii="Times New Roman" w:hAnsi="Times New Roman"/>
+          <w:rFonts w:ascii="Times New Roman" w:hAnsi="Times New Roman" w:eastAsia="黑体"/>
           <w:color w:val="555555"/>
           <w:sz w:val="21"/>
         </w:rPr>
-        <w:t>材料收集者：杜文杰</w:t>
+        <w:t>材料收集者：杜文杰，WX手机：19519196569，QQ:3478827729</w:t>
       </w:r>
     </w:p>
     <w:sectPr>
@@ -2329,7 +2533,7 @@
 </file>
 
 <file path=word/footer1.xml><?xml version="1.0" encoding="utf-8"?>
-<w:ftr xmlns:m="http://schemas.openxmlformats.org/officeDocument/2006/math" xmlns:mc="http://schemas.openxmlformats.org/markup-compatibility/2006" xmlns:mo="http://schemas.microsoft.com/office/mac/office/2008/main" xmlns:mv="urn:schemas-microsoft-com:mac:vml" xmlns:o="urn:schemas-microsoft-com:office:office" xmlns:r="http://schemas.openxmlformats.org/officeDocument/2006/relationships" xmlns:v="urn:schemas-microsoft-com:vml" xmlns:w10="urn:schemas-microsoft-com:office:word" xmlns:w14="http://schemas.microsoft.com/office/word/2010/wordml" xmlns:w="http://schemas.openxmlformats.org/wordprocessingml/2006/main" xmlns:wne="http://schemas.microsoft.com/office/word/2006/wordml" xmlns:wp14="http://schemas.microsoft.com/office/word/2010/wordprocessingDrawing" xmlns:wp="http://schemas.openxmlformats.org/drawingml/2006/wordprocessingDrawing" xmlns:wpc="http://schemas.microsoft.com/office/word/2010/wordprocessingCanvas" xmlns:wpg="http://schemas.microsoft.com/office/word/2010/wordprocessingGroup" xmlns:wpi="http://schemas.microsoft.com/office/word/2010/wordprocessingInk" xmlns:wps="http://schemas.microsoft.com/office/word/2010/wordprocessingShape" mc:Ignorable="w14 wp14">
+<w:ftr xmlns:mc="http://schemas.openxmlformats.org/markup-compatibility/2006" xmlns:w="http://schemas.openxmlformats.org/wordprocessingml/2006/main" xmlns:m="http://schemas.openxmlformats.org/officeDocument/2006/math" xmlns:mo="http://schemas.microsoft.com/office/mac/office/2008/main" xmlns:mv="urn:schemas-microsoft-com:mac:vml" xmlns:o="urn:schemas-microsoft-com:office:office" xmlns:r="http://schemas.openxmlformats.org/officeDocument/2006/relationships" xmlns:v="urn:schemas-microsoft-com:vml" xmlns:w10="urn:schemas-microsoft-com:office:word" xmlns:w14="http://schemas.microsoft.com/office/word/2010/wordml" xmlns:wne="http://schemas.microsoft.com/office/word/2006/wordml" xmlns:wp14="http://schemas.microsoft.com/office/word/2010/wordprocessingDrawing" xmlns:wp="http://schemas.openxmlformats.org/drawingml/2006/wordprocessingDrawing" xmlns:wpc="http://schemas.microsoft.com/office/word/2010/wordprocessingCanvas" xmlns:wpg="http://schemas.microsoft.com/office/word/2010/wordprocessingGroup" xmlns:wpi="http://schemas.microsoft.com/office/word/2010/wordprocessingInk" xmlns:wps="http://schemas.microsoft.com/office/word/2010/wordprocessingShape" mc:Ignorable="w14 wp14">
   <w:p>
     <w:pPr>
       <w:pStyle w:val="Footer"/>
@@ -2337,12 +2541,14 @@
     </w:pPr>
     <w:r>
       <w:rPr>
+        <w:rFonts w:eastAsia="黑体"/>
         <w:sz w:val="18"/>
       </w:rPr>
       <w:t xml:space="preserve">第 </w:t>
     </w:r>
     <w:r>
       <w:rPr>
+        <w:rFonts w:eastAsia="黑体"/>
         <w:sz w:val="18"/>
       </w:rPr>
       <w:fldChar w:fldCharType="begin"/>
@@ -2351,6 +2557,7 @@
     </w:r>
     <w:r>
       <w:rPr>
+        <w:rFonts w:eastAsia="黑体"/>
         <w:sz w:val="18"/>
       </w:rPr>
       <w:t xml:space="preserve"> 页</w:t>
@@ -2364,6 +2571,9 @@
   <w:footnote w:type="continuationSeparator" w:id="0">
     <w:p>
       <w:r>
+        <w:rPr>
+          <w:rFonts w:eastAsia="黑体"/>
+        </w:rPr>
         <w:continuationSeparator/>
       </w:r>
     </w:p>
@@ -2371,6 +2581,9 @@
   <w:footnote w:type="separator" w:id="-1">
     <w:p>
       <w:r>
+        <w:rPr>
+          <w:rFonts w:eastAsia="黑体"/>
+        </w:rPr>
         <w:separator/>
       </w:r>
     </w:p>
@@ -2379,7 +2592,7 @@
 </file>
 
 <file path=word/header1.xml><?xml version="1.0" encoding="utf-8"?>
-<w:hdr xmlns:m="http://schemas.openxmlformats.org/officeDocument/2006/math" xmlns:mc="http://schemas.openxmlformats.org/markup-compatibility/2006" xmlns:mo="http://schemas.microsoft.com/office/mac/office/2008/main" xmlns:mv="urn:schemas-microsoft-com:mac:vml" xmlns:o="urn:schemas-microsoft-com:office:office" xmlns:r="http://schemas.openxmlformats.org/officeDocument/2006/relationships" xmlns:v="urn:schemas-microsoft-com:vml" xmlns:w10="urn:schemas-microsoft-com:office:word" xmlns:w14="http://schemas.microsoft.com/office/word/2010/wordml" xmlns:w="http://schemas.openxmlformats.org/wordprocessingml/2006/main" xmlns:wne="http://schemas.microsoft.com/office/word/2006/wordml" xmlns:wp14="http://schemas.microsoft.com/office/word/2010/wordprocessingDrawing" xmlns:wp="http://schemas.openxmlformats.org/drawingml/2006/wordprocessingDrawing" xmlns:wpc="http://schemas.microsoft.com/office/word/2010/wordprocessingCanvas" xmlns:wpg="http://schemas.microsoft.com/office/word/2010/wordprocessingGroup" xmlns:wpi="http://schemas.microsoft.com/office/word/2010/wordprocessingInk" xmlns:wps="http://schemas.microsoft.com/office/word/2010/wordprocessingShape" mc:Ignorable="w14 wp14">
+<w:hdr xmlns:mc="http://schemas.openxmlformats.org/markup-compatibility/2006" xmlns:w="http://schemas.openxmlformats.org/wordprocessingml/2006/main" xmlns:m="http://schemas.openxmlformats.org/officeDocument/2006/math" xmlns:mo="http://schemas.microsoft.com/office/mac/office/2008/main" xmlns:mv="urn:schemas-microsoft-com:mac:vml" xmlns:o="urn:schemas-microsoft-com:office:office" xmlns:r="http://schemas.openxmlformats.org/officeDocument/2006/relationships" xmlns:v="urn:schemas-microsoft-com:vml" xmlns:w10="urn:schemas-microsoft-com:office:word" xmlns:w14="http://schemas.microsoft.com/office/word/2010/wordml" xmlns:wne="http://schemas.microsoft.com/office/word/2006/wordml" xmlns:wp14="http://schemas.microsoft.com/office/word/2010/wordprocessingDrawing" xmlns:wp="http://schemas.openxmlformats.org/drawingml/2006/wordprocessingDrawing" xmlns:wpc="http://schemas.microsoft.com/office/word/2010/wordprocessingCanvas" xmlns:wpg="http://schemas.microsoft.com/office/word/2010/wordprocessingGroup" xmlns:wpi="http://schemas.microsoft.com/office/word/2010/wordprocessingInk" xmlns:wps="http://schemas.microsoft.com/office/word/2010/wordprocessingShape" mc:Ignorable="w14 wp14">
   <w:p>
     <w:pPr>
       <w:pStyle w:val="Header"/>
@@ -2387,7 +2600,7 @@
     </w:pPr>
     <w:r>
       <w:rPr>
-        <w:rFonts w:ascii="Times New Roman" w:hAnsi="Times New Roman"/>
+        <w:rFonts w:ascii="Times New Roman" w:hAnsi="Times New Roman" w:eastAsia="黑体"/>
         <w:sz w:val="18"/>
         <w:rFonts w:eastAsia="黑体"/>
         <w:rFonts w:eastAsia="黑体"/>
@@ -2399,7 +2612,7 @@
 </file>
 
 <file path=word/numbering.xml><?xml version="1.0" encoding="utf-8"?>
-<w:numbering xmlns:m="http://schemas.openxmlformats.org/officeDocument/2006/math" xmlns:mc="http://schemas.openxmlformats.org/markup-compatibility/2006" xmlns:mo="http://schemas.microsoft.com/office/mac/office/2008/main" xmlns:mv="urn:schemas-microsoft-com:mac:vml" xmlns:o="urn:schemas-microsoft-com:office:office" xmlns:r="http://schemas.openxmlformats.org/officeDocument/2006/relationships" xmlns:v="urn:schemas-microsoft-com:vml" xmlns:w="http://schemas.openxmlformats.org/wordprocessingml/2006/main" xmlns:w10="urn:schemas-microsoft-com:office:word" xmlns:w14="http://schemas.microsoft.com/office/word/2010/wordml" xmlns:wne="http://schemas.microsoft.com/office/word/2006/wordml" xmlns:wp="http://schemas.openxmlformats.org/drawingml/2006/wordprocessingDrawing" xmlns:wp14="http://schemas.microsoft.com/office/word/2010/wordprocessingDrawing" xmlns:wpc="http://schemas.microsoft.com/office/word/2010/wordprocessingCanvas" xmlns:wpg="http://schemas.microsoft.com/office/word/2010/wordprocessingGroup" xmlns:wpi="http://schemas.microsoft.com/office/word/2010/wordprocessingInk" xmlns:wps="http://schemas.microsoft.com/office/word/2010/wordprocessingShape" mc:Ignorable="w14 wp14">
+<w:numbering xmlns:mc="http://schemas.openxmlformats.org/markup-compatibility/2006" xmlns:w="http://schemas.openxmlformats.org/wordprocessingml/2006/main" xmlns:m="http://schemas.openxmlformats.org/officeDocument/2006/math" xmlns:mo="http://schemas.microsoft.com/office/mac/office/2008/main" xmlns:mv="urn:schemas-microsoft-com:mac:vml" xmlns:o="urn:schemas-microsoft-com:office:office" xmlns:r="http://schemas.openxmlformats.org/officeDocument/2006/relationships" xmlns:v="urn:schemas-microsoft-com:vml" xmlns:w10="urn:schemas-microsoft-com:office:word" xmlns:w14="http://schemas.microsoft.com/office/word/2010/wordml" xmlns:wne="http://schemas.microsoft.com/office/word/2006/wordml" xmlns:wp="http://schemas.openxmlformats.org/drawingml/2006/wordprocessingDrawing" xmlns:wp14="http://schemas.microsoft.com/office/word/2010/wordprocessingDrawing" xmlns:wpc="http://schemas.microsoft.com/office/word/2010/wordprocessingCanvas" xmlns:wpg="http://schemas.microsoft.com/office/word/2010/wordprocessingGroup" xmlns:wpi="http://schemas.microsoft.com/office/word/2010/wordprocessingInk" xmlns:wps="http://schemas.microsoft.com/office/word/2010/wordprocessingShape" mc:Ignorable="w14 wp14">
   <w:abstractNum w:abstractNumId="0">
     <w:nsid w:val="FFFFFF7C"/>
     <w:multiLevelType w:val="singleLevel"/>
@@ -2486,7 +2699,7 @@
         <w:ind w:hanging="360" w:left="1440"/>
       </w:pPr>
       <w:rPr>
-        <w:rFonts w:ascii="Symbol" w:hAnsi="Symbol" w:hint="default"/>
+        <w:rFonts w:ascii="Symbol" w:hAnsi="Symbol" w:hint="default" w:eastAsia="黑体"/>
       </w:rPr>
     </w:lvl>
   </w:abstractNum>
@@ -2507,7 +2720,7 @@
         <w:ind w:hanging="360" w:left="1080"/>
       </w:pPr>
       <w:rPr>
-        <w:rFonts w:ascii="Symbol" w:hAnsi="Symbol" w:hint="default"/>
+        <w:rFonts w:ascii="Symbol" w:hAnsi="Symbol" w:hint="default" w:eastAsia="黑体"/>
       </w:rPr>
     </w:lvl>
   </w:abstractNum>
@@ -2528,7 +2741,7 @@
         <w:ind w:hanging="360" w:left="720"/>
       </w:pPr>
       <w:rPr>
-        <w:rFonts w:ascii="Symbol" w:hAnsi="Symbol" w:hint="default"/>
+        <w:rFonts w:ascii="Symbol" w:hAnsi="Symbol" w:hint="default" w:eastAsia="黑体"/>
       </w:rPr>
     </w:lvl>
   </w:abstractNum>
@@ -2567,7 +2780,7 @@
         <w:ind w:hanging="360" w:left="360"/>
       </w:pPr>
       <w:rPr>
-        <w:rFonts w:ascii="Symbol" w:hAnsi="Symbol" w:hint="default"/>
+        <w:rFonts w:ascii="Symbol" w:hAnsi="Symbol" w:hint="default" w:eastAsia="黑体"/>
       </w:rPr>
     </w:lvl>
   </w:abstractNum>
@@ -2658,7 +2871,7 @@
         <w:ind w:left="720" w:hanging="360"/>
       </w:pPr>
       <w:rPr>
-        <w:rFonts w:ascii="Symbol" w:hAnsi="Symbol" w:cs="Symbol" w:hint="default"/>
+        <w:rFonts w:ascii="Symbol" w:hAnsi="Symbol" w:cs="Symbol" w:hint="default" w:eastAsia="黑体"/>
       </w:rPr>
     </w:lvl>
     <w:lvl w:ilvl="1">
@@ -2669,7 +2882,7 @@
         <w:ind w:left="1440" w:hanging="360"/>
       </w:pPr>
       <w:rPr>
-        <w:rFonts w:ascii="Courier New" w:hAnsi="Courier New" w:cs="Courier New" w:hint="default"/>
+        <w:rFonts w:ascii="Courier New" w:hAnsi="Courier New" w:cs="Courier New" w:hint="default" w:eastAsia="黑体"/>
       </w:rPr>
     </w:lvl>
     <w:lvl w:ilvl="2">
@@ -2680,7 +2893,7 @@
         <w:ind w:left="2160" w:hanging="360"/>
       </w:pPr>
       <w:rPr>
-        <w:rFonts w:ascii="Wingdings" w:hAnsi="Wingdings" w:cs="Wingdings" w:hint="default"/>
+        <w:rFonts w:ascii="Wingdings" w:hAnsi="Wingdings" w:cs="Wingdings" w:hint="default" w:eastAsia="黑体"/>
       </w:rPr>
     </w:lvl>
     <w:lvl w:ilvl="3">
@@ -2691,7 +2904,7 @@
         <w:ind w:left="2880" w:hanging="360"/>
       </w:pPr>
       <w:rPr>
-        <w:rFonts w:ascii="Symbol" w:hAnsi="Symbol" w:cs="Symbol" w:hint="default"/>
+        <w:rFonts w:ascii="Symbol" w:hAnsi="Symbol" w:cs="Symbol" w:hint="default" w:eastAsia="黑体"/>
       </w:rPr>
     </w:lvl>
     <w:lvl w:ilvl="4">
@@ -2702,7 +2915,7 @@
         <w:ind w:left="3600" w:hanging="360"/>
       </w:pPr>
       <w:rPr>
-        <w:rFonts w:ascii="Courier New" w:hAnsi="Courier New" w:cs="Courier New" w:hint="default"/>
+        <w:rFonts w:ascii="Courier New" w:hAnsi="Courier New" w:cs="Courier New" w:hint="default" w:eastAsia="黑体"/>
       </w:rPr>
     </w:lvl>
     <w:lvl w:ilvl="5">
@@ -2713,7 +2926,7 @@
         <w:ind w:left="4320" w:hanging="360"/>
       </w:pPr>
       <w:rPr>
-        <w:rFonts w:ascii="Wingdings" w:hAnsi="Wingdings" w:cs="Wingdings" w:hint="default"/>
+        <w:rFonts w:ascii="Wingdings" w:hAnsi="Wingdings" w:cs="Wingdings" w:hint="default" w:eastAsia="黑体"/>
       </w:rPr>
     </w:lvl>
     <w:lvl w:ilvl="6">
@@ -2724,7 +2937,7 @@
         <w:ind w:left="5040" w:hanging="360"/>
       </w:pPr>
       <w:rPr>
-        <w:rFonts w:ascii="Symbol" w:hAnsi="Symbol" w:cs="Symbol" w:hint="default"/>
+        <w:rFonts w:ascii="Symbol" w:hAnsi="Symbol" w:cs="Symbol" w:hint="default" w:eastAsia="黑体"/>
       </w:rPr>
     </w:lvl>
     <w:lvl w:ilvl="7">
@@ -2735,7 +2948,7 @@
         <w:ind w:left="5760" w:hanging="360"/>
       </w:pPr>
       <w:rPr>
-        <w:rFonts w:ascii="Courier New" w:hAnsi="Courier New" w:cs="Courier New" w:hint="default"/>
+        <w:rFonts w:ascii="Courier New" w:hAnsi="Courier New" w:cs="Courier New" w:hint="default" w:eastAsia="黑体"/>
       </w:rPr>
     </w:lvl>
     <w:lvl w:ilvl="8">
@@ -2746,7 +2959,7 @@
         <w:ind w:left="6480" w:hanging="360"/>
       </w:pPr>
       <w:rPr>
-        <w:rFonts w:ascii="Wingdings" w:hAnsi="Wingdings" w:cs="Wingdings" w:hint="default"/>
+        <w:rFonts w:ascii="Wingdings" w:hAnsi="Wingdings" w:cs="Wingdings" w:hint="default" w:eastAsia="黑体"/>
       </w:rPr>
     </w:lvl>
   </w:abstractNum>
@@ -2802,11 +3015,11 @@
 </file>
 
 <file path=word/styles.xml><?xml version="1.0" encoding="utf-8"?>
-<w:styles xmlns:mc="http://schemas.openxmlformats.org/markup-compatibility/2006" xmlns:r="http://schemas.openxmlformats.org/officeDocument/2006/relationships" xmlns:w="http://schemas.openxmlformats.org/wordprocessingml/2006/main" xmlns:w14="http://schemas.microsoft.com/office/word/2010/wordml" mc:Ignorable="w14">
+<w:styles xmlns:mc="http://schemas.openxmlformats.org/markup-compatibility/2006" xmlns:w="http://schemas.openxmlformats.org/wordprocessingml/2006/main" xmlns:r="http://schemas.openxmlformats.org/officeDocument/2006/relationships" xmlns:w14="http://schemas.microsoft.com/office/word/2010/wordml" mc:Ignorable="w14">
   <w:docDefaults>
     <w:rPrDefault>
       <w:rPr>
-        <w:rFonts w:asciiTheme="minorHAnsi" w:cstheme="minorBidi" w:eastAsiaTheme="minorEastAsia" w:hAnsiTheme="minorHAnsi"/>
+        <w:rFonts w:asciiTheme="minorHAnsi" w:cstheme="minorBidi" w:hAnsiTheme="minorHAnsi" w:eastAsia="黑体"/>
         <w:sz w:val="22"/>
         <w:szCs w:val="22"/>
         <w:lang w:bidi="ar-SA" w:eastAsia="en-US" w:val="en-US"/>
@@ -3028,7 +3241,7 @@
       <w:outlineLvl w:val="0"/>
     </w:pPr>
     <w:rPr>
-      <w:rFonts w:ascii="Times New Roman" w:asciiTheme="majorHAnsi" w:cstheme="majorBidi" w:eastAsia="黑体" w:eastAsiaTheme="majorEastAsia" w:hAnsi="Times New Roman" w:hAnsiTheme="majorHAnsi"/>
+      <w:rFonts w:ascii="Times New Roman" w:asciiTheme="majorHAnsi" w:cstheme="majorBidi" w:eastAsia="黑体" w:hAnsi="Times New Roman" w:hAnsiTheme="majorHAnsi"/>
       <w:b/>
       <w:bCs/>
       <w:color w:val="1F3864"/>
@@ -3052,7 +3265,7 @@
       <w:outlineLvl w:val="1"/>
     </w:pPr>
     <w:rPr>
-      <w:rFonts w:ascii="Times New Roman" w:asciiTheme="majorHAnsi" w:cstheme="majorBidi" w:eastAsia="黑体" w:eastAsiaTheme="majorEastAsia" w:hAnsi="Times New Roman" w:hAnsiTheme="majorHAnsi"/>
+      <w:rFonts w:ascii="Times New Roman" w:asciiTheme="majorHAnsi" w:cstheme="majorBidi" w:eastAsia="黑体" w:hAnsi="Times New Roman" w:hAnsiTheme="majorHAnsi"/>
       <w:b/>
       <w:bCs/>
       <w:color w:val="2E4E7E"/>
@@ -3076,7 +3289,7 @@
       <w:outlineLvl w:val="2"/>
     </w:pPr>
     <w:rPr>
-      <w:rFonts w:ascii="Times New Roman" w:asciiTheme="majorHAnsi" w:cstheme="majorBidi" w:eastAsia="黑体" w:eastAsiaTheme="majorEastAsia" w:hAnsi="Times New Roman" w:hAnsiTheme="majorHAnsi"/>
+      <w:rFonts w:ascii="Times New Roman" w:asciiTheme="majorHAnsi" w:cstheme="majorBidi" w:eastAsia="黑体" w:hAnsi="Times New Roman" w:hAnsiTheme="majorHAnsi"/>
       <w:b/>
       <w:bCs/>
       <w:color w:val="2E4E7E"/>
@@ -3100,7 +3313,7 @@
       <w:outlineLvl w:val="3"/>
     </w:pPr>
     <w:rPr>
-      <w:rFonts w:ascii="Times New Roman" w:asciiTheme="majorHAnsi" w:cstheme="majorBidi" w:eastAsia="黑体" w:eastAsiaTheme="majorEastAsia" w:hAnsi="Times New Roman" w:hAnsiTheme="majorHAnsi"/>
+      <w:rFonts w:ascii="Times New Roman" w:asciiTheme="majorHAnsi" w:cstheme="majorBidi" w:eastAsia="黑体" w:hAnsi="Times New Roman" w:hAnsiTheme="majorHAnsi"/>
       <w:b/>
       <w:bCs/>
       <w:i/>
@@ -3126,7 +3339,7 @@
       <w:outlineLvl w:val="4"/>
     </w:pPr>
     <w:rPr>
-      <w:rFonts w:ascii="Times New Roman" w:asciiTheme="majorHAnsi" w:cstheme="majorBidi" w:eastAsia="黑体" w:eastAsiaTheme="majorEastAsia" w:hAnsi="Times New Roman" w:hAnsiTheme="majorHAnsi"/>
+      <w:rFonts w:ascii="Times New Roman" w:asciiTheme="majorHAnsi" w:cstheme="majorBidi" w:eastAsia="黑体" w:hAnsi="Times New Roman" w:hAnsiTheme="majorHAnsi"/>
       <w:b/>
       <w:color w:val="333333"/>
       <w:sz w:val="22"/>
@@ -3149,7 +3362,7 @@
       <w:outlineLvl w:val="5"/>
     </w:pPr>
     <w:rPr>
-      <w:rFonts w:asciiTheme="majorHAnsi" w:cstheme="majorBidi" w:eastAsiaTheme="majorEastAsia" w:hAnsiTheme="majorHAnsi"/>
+      <w:rFonts w:asciiTheme="majorHAnsi" w:cstheme="majorBidi" w:hAnsiTheme="majorHAnsi" w:eastAsia="黑体"/>
       <w:i/>
       <w:iCs/>
       <w:color w:themeColor="accent1" w:themeShade="7F" w:val="243F60"/>
@@ -3172,7 +3385,7 @@
       <w:outlineLvl w:val="6"/>
     </w:pPr>
     <w:rPr>
-      <w:rFonts w:asciiTheme="majorHAnsi" w:cstheme="majorBidi" w:eastAsiaTheme="majorEastAsia" w:hAnsiTheme="majorHAnsi"/>
+      <w:rFonts w:asciiTheme="majorHAnsi" w:cstheme="majorBidi" w:hAnsiTheme="majorHAnsi" w:eastAsia="黑体"/>
       <w:i/>
       <w:iCs/>
       <w:color w:themeColor="text1" w:themeTint="BF" w:val="404040"/>
@@ -3195,7 +3408,7 @@
       <w:outlineLvl w:val="7"/>
     </w:pPr>
     <w:rPr>
-      <w:rFonts w:asciiTheme="majorHAnsi" w:cstheme="majorBidi" w:eastAsiaTheme="majorEastAsia" w:hAnsiTheme="majorHAnsi"/>
+      <w:rFonts w:asciiTheme="majorHAnsi" w:cstheme="majorBidi" w:hAnsiTheme="majorHAnsi" w:eastAsia="黑体"/>
       <w:color w:themeColor="accent1" w:val="4F81BD"/>
       <w:sz w:val="20"/>
       <w:szCs w:val="20"/>
@@ -3218,7 +3431,7 @@
       <w:outlineLvl w:val="8"/>
     </w:pPr>
     <w:rPr>
-      <w:rFonts w:asciiTheme="majorHAnsi" w:cstheme="majorBidi" w:eastAsiaTheme="majorEastAsia" w:hAnsiTheme="majorHAnsi"/>
+      <w:rFonts w:asciiTheme="majorHAnsi" w:cstheme="majorBidi" w:hAnsiTheme="majorHAnsi" w:eastAsia="黑体"/>
       <w:i/>
       <w:iCs/>
       <w:color w:themeColor="text1" w:themeTint="BF" w:val="404040"/>
@@ -3269,7 +3482,7 @@
     <w:uiPriority w:val="9"/>
     <w:rsid w:val="00FC693F"/>
     <w:rPr>
-      <w:rFonts w:asciiTheme="majorHAnsi" w:cstheme="majorBidi" w:eastAsiaTheme="majorEastAsia" w:hAnsiTheme="majorHAnsi"/>
+      <w:rFonts w:asciiTheme="majorHAnsi" w:cstheme="majorBidi" w:hAnsiTheme="majorHAnsi" w:eastAsia="黑体"/>
       <w:b/>
       <w:bCs/>
       <w:color w:themeColor="accent1" w:themeShade="BF" w:val="365F91"/>
@@ -3284,7 +3497,7 @@
     <w:uiPriority w:val="9"/>
     <w:rsid w:val="00FC693F"/>
     <w:rPr>
-      <w:rFonts w:asciiTheme="majorHAnsi" w:cstheme="majorBidi" w:eastAsiaTheme="majorEastAsia" w:hAnsiTheme="majorHAnsi"/>
+      <w:rFonts w:asciiTheme="majorHAnsi" w:cstheme="majorBidi" w:hAnsiTheme="majorHAnsi" w:eastAsia="黑体"/>
       <w:b/>
       <w:bCs/>
       <w:color w:themeColor="accent1" w:val="4F81BD"/>
@@ -3299,7 +3512,7 @@
     <w:uiPriority w:val="9"/>
     <w:rsid w:val="00FC693F"/>
     <w:rPr>
-      <w:rFonts w:asciiTheme="majorHAnsi" w:cstheme="majorBidi" w:eastAsiaTheme="majorEastAsia" w:hAnsiTheme="majorHAnsi"/>
+      <w:rFonts w:asciiTheme="majorHAnsi" w:cstheme="majorBidi" w:hAnsiTheme="majorHAnsi" w:eastAsia="黑体"/>
       <w:b/>
       <w:bCs/>
       <w:color w:themeColor="accent1" w:val="4F81BD"/>
@@ -3322,7 +3535,7 @@
       <w:contextualSpacing/>
     </w:pPr>
     <w:rPr>
-      <w:rFonts w:ascii="Times New Roman" w:asciiTheme="majorHAnsi" w:cstheme="majorBidi" w:eastAsia="黑体" w:eastAsiaTheme="majorEastAsia" w:hAnsi="Times New Roman" w:hAnsiTheme="majorHAnsi"/>
+      <w:rFonts w:ascii="Times New Roman" w:asciiTheme="majorHAnsi" w:cstheme="majorBidi" w:eastAsia="黑体" w:hAnsi="Times New Roman" w:hAnsiTheme="majorHAnsi"/>
       <w:b/>
       <w:color w:val="1F3864"/>
       <w:spacing w:val="5"/>
@@ -3338,7 +3551,7 @@
     <w:uiPriority w:val="10"/>
     <w:rsid w:val="00FC693F"/>
     <w:rPr>
-      <w:rFonts w:asciiTheme="majorHAnsi" w:cstheme="majorBidi" w:eastAsiaTheme="majorEastAsia" w:hAnsiTheme="majorHAnsi"/>
+      <w:rFonts w:asciiTheme="majorHAnsi" w:cstheme="majorBidi" w:hAnsiTheme="majorHAnsi" w:eastAsia="黑体"/>
       <w:color w:themeColor="text2" w:themeShade="BF" w:val="17365D"/>
       <w:spacing w:val="5"/>
       <w:kern w:val="28"/>
@@ -3360,7 +3573,7 @@
       </w:numPr>
     </w:pPr>
     <w:rPr>
-      <w:rFonts w:asciiTheme="majorHAnsi" w:cstheme="majorBidi" w:eastAsiaTheme="majorEastAsia" w:hAnsiTheme="majorHAnsi"/>
+      <w:rFonts w:asciiTheme="majorHAnsi" w:cstheme="majorBidi" w:hAnsiTheme="majorHAnsi" w:eastAsia="黑体"/>
       <w:i/>
       <w:iCs/>
       <w:color w:themeColor="accent1" w:val="4F81BD"/>
@@ -3376,7 +3589,7 @@
     <w:uiPriority w:val="11"/>
     <w:rsid w:val="00FC693F"/>
     <w:rPr>
-      <w:rFonts w:asciiTheme="majorHAnsi" w:cstheme="majorBidi" w:eastAsiaTheme="majorEastAsia" w:hAnsiTheme="majorHAnsi"/>
+      <w:rFonts w:asciiTheme="majorHAnsi" w:cstheme="majorBidi" w:hAnsiTheme="majorHAnsi" w:eastAsia="黑体"/>
       <w:i/>
       <w:iCs/>
       <w:color w:themeColor="accent1" w:val="4F81BD"/>
@@ -3443,6 +3656,7 @@
       <w:spacing w:after="120"/>
     </w:pPr>
     <w:rPr>
+      <w:rFonts w:eastAsia="黑体"/>
       <w:sz w:val="16"/>
       <w:szCs w:val="16"/>
     </w:rPr>
@@ -3454,6 +3668,7 @@
     <w:uiPriority w:val="99"/>
     <w:rsid w:val="00AA1D8D"/>
     <w:rPr>
+      <w:rFonts w:eastAsia="黑体"/>
       <w:sz w:val="16"/>
       <w:szCs w:val="16"/>
     </w:rPr>
@@ -3623,7 +3838,7 @@
       </w:tabs>
     </w:pPr>
     <w:rPr>
-      <w:rFonts w:ascii="Courier" w:hAnsi="Courier"/>
+      <w:rFonts w:ascii="Courier" w:hAnsi="Courier" w:eastAsia="黑体"/>
       <w:sz w:val="20"/>
       <w:szCs w:val="20"/>
     </w:rPr>
@@ -3635,7 +3850,7 @@
     <w:uiPriority w:val="99"/>
     <w:rsid w:val="0029639D"/>
     <w:rPr>
-      <w:rFonts w:ascii="Courier" w:hAnsi="Courier"/>
+      <w:rFonts w:ascii="Courier" w:hAnsi="Courier" w:eastAsia="黑体"/>
       <w:sz w:val="20"/>
       <w:szCs w:val="20"/>
     </w:rPr>
@@ -3671,6 +3886,7 @@
     <w:uiPriority w:val="29"/>
     <w:rsid w:val="00FC693F"/>
     <w:rPr>
+      <w:rFonts w:eastAsia="黑体"/>
       <w:i/>
       <w:iCs/>
       <w:color w:themeColor="text1" w:val="000000"/>
@@ -3684,7 +3900,7 @@
     <w:semiHidden/>
     <w:rsid w:val="00FC693F"/>
     <w:rPr>
-      <w:rFonts w:asciiTheme="majorHAnsi" w:cstheme="majorBidi" w:eastAsiaTheme="majorEastAsia" w:hAnsiTheme="majorHAnsi"/>
+      <w:rFonts w:asciiTheme="majorHAnsi" w:cstheme="majorBidi" w:hAnsiTheme="majorHAnsi" w:eastAsia="黑体"/>
       <w:b/>
       <w:bCs/>
       <w:i/>
@@ -3700,7 +3916,7 @@
     <w:semiHidden/>
     <w:rsid w:val="00FC693F"/>
     <w:rPr>
-      <w:rFonts w:asciiTheme="majorHAnsi" w:cstheme="majorBidi" w:eastAsiaTheme="majorEastAsia" w:hAnsiTheme="majorHAnsi"/>
+      <w:rFonts w:asciiTheme="majorHAnsi" w:cstheme="majorBidi" w:hAnsiTheme="majorHAnsi" w:eastAsia="黑体"/>
       <w:color w:themeColor="accent1" w:themeShade="7F" w:val="243F60"/>
     </w:rPr>
   </w:style>
@@ -3712,7 +3928,7 @@
     <w:semiHidden/>
     <w:rsid w:val="00FC693F"/>
     <w:rPr>
-      <w:rFonts w:asciiTheme="majorHAnsi" w:cstheme="majorBidi" w:eastAsiaTheme="majorEastAsia" w:hAnsiTheme="majorHAnsi"/>
+      <w:rFonts w:asciiTheme="majorHAnsi" w:cstheme="majorBidi" w:hAnsiTheme="majorHAnsi" w:eastAsia="黑体"/>
       <w:i/>
       <w:iCs/>
       <w:color w:themeColor="accent1" w:themeShade="7F" w:val="243F60"/>
@@ -3726,7 +3942,7 @@
     <w:semiHidden/>
     <w:rsid w:val="00FC693F"/>
     <w:rPr>
-      <w:rFonts w:asciiTheme="majorHAnsi" w:cstheme="majorBidi" w:eastAsiaTheme="majorEastAsia" w:hAnsiTheme="majorHAnsi"/>
+      <w:rFonts w:asciiTheme="majorHAnsi" w:cstheme="majorBidi" w:hAnsiTheme="majorHAnsi" w:eastAsia="黑体"/>
       <w:i/>
       <w:iCs/>
       <w:color w:themeColor="text1" w:themeTint="BF" w:val="404040"/>
@@ -3740,7 +3956,7 @@
     <w:semiHidden/>
     <w:rsid w:val="00FC693F"/>
     <w:rPr>
-      <w:rFonts w:asciiTheme="majorHAnsi" w:cstheme="majorBidi" w:eastAsiaTheme="majorEastAsia" w:hAnsiTheme="majorHAnsi"/>
+      <w:rFonts w:asciiTheme="majorHAnsi" w:cstheme="majorBidi" w:hAnsiTheme="majorHAnsi" w:eastAsia="黑体"/>
       <w:color w:themeColor="accent1" w:val="4F81BD"/>
       <w:sz w:val="20"/>
       <w:szCs w:val="20"/>
@@ -3754,7 +3970,7 @@
     <w:semiHidden/>
     <w:rsid w:val="00FC693F"/>
     <w:rPr>
-      <w:rFonts w:asciiTheme="majorHAnsi" w:cstheme="majorBidi" w:eastAsiaTheme="majorEastAsia" w:hAnsiTheme="majorHAnsi"/>
+      <w:rFonts w:asciiTheme="majorHAnsi" w:cstheme="majorBidi" w:hAnsiTheme="majorHAnsi" w:eastAsia="黑体"/>
       <w:i/>
       <w:iCs/>
       <w:color w:themeColor="text1" w:themeTint="BF" w:val="404040"/>
@@ -3775,6 +3991,7 @@
       <w:spacing w:line="240" w:lineRule="auto"/>
     </w:pPr>
     <w:rPr>
+      <w:rFonts w:eastAsia="黑体"/>
       <w:b/>
       <w:bCs/>
       <w:color w:themeColor="accent1" w:val="4F81BD"/>
@@ -3789,6 +4006,7 @@
     <w:qFormat/>
     <w:rsid w:val="00FC693F"/>
     <w:rPr>
+      <w:rFonts w:eastAsia="黑体"/>
       <w:b/>
       <w:bCs/>
     </w:rPr>
@@ -3800,6 +4018,7 @@
     <w:qFormat/>
     <w:rsid w:val="00FC693F"/>
     <w:rPr>
+      <w:rFonts w:eastAsia="黑体"/>
       <w:i/>
       <w:iCs/>
     </w:rPr>
@@ -3820,6 +4039,7 @@
       <w:ind w:left="936" w:right="936"/>
     </w:pPr>
     <w:rPr>
+      <w:rFonts w:eastAsia="黑体"/>
       <w:b/>
       <w:bCs/>
       <w:i/>
@@ -3834,6 +4054,7 @@
     <w:uiPriority w:val="30"/>
     <w:rsid w:val="00FC693F"/>
     <w:rPr>
+      <w:rFonts w:eastAsia="黑体"/>
       <w:b/>
       <w:bCs/>
       <w:i/>
@@ -3848,6 +4069,7 @@
     <w:qFormat/>
     <w:rsid w:val="00FC693F"/>
     <w:rPr>
+      <w:rFonts w:eastAsia="黑体"/>
       <w:i/>
       <w:iCs/>
       <w:color w:themeColor="text1" w:themeTint="7F" w:val="808080"/>
@@ -3860,6 +4082,7 @@
     <w:qFormat/>
     <w:rsid w:val="00FC693F"/>
     <w:rPr>
+      <w:rFonts w:eastAsia="黑体"/>
       <w:b/>
       <w:bCs/>
       <w:i/>
@@ -3874,6 +4097,7 @@
     <w:qFormat/>
     <w:rsid w:val="00FC693F"/>
     <w:rPr>
+      <w:rFonts w:eastAsia="黑体"/>
       <w:smallCaps/>
       <w:color w:themeColor="accent2" w:val="C0504D"/>
       <w:u w:val="single"/>
@@ -3886,6 +4110,7 @@
     <w:qFormat/>
     <w:rsid w:val="00FC693F"/>
     <w:rPr>
+      <w:rFonts w:eastAsia="黑体"/>
       <w:b/>
       <w:bCs/>
       <w:smallCaps/>
@@ -3901,6 +4126,7 @@
     <w:qFormat/>
     <w:rsid w:val="00FC693F"/>
     <w:rPr>
+      <w:rFonts w:eastAsia="黑体"/>
       <w:b/>
       <w:bCs/>
       <w:smallCaps/>
@@ -3955,6 +4181,7 @@
       <w:spacing w:after="0" w:line="240" w:lineRule="auto"/>
     </w:pPr>
     <w:rPr>
+      <w:rFonts w:eastAsia="黑体"/>
       <w:color w:themeColor="text1" w:themeShade="BF" w:val="000000"/>
     </w:rPr>
     <w:tblPr>
@@ -3977,6 +4204,7 @@
         <w:spacing w:after="0" w:before="0" w:line="240" w:lineRule="auto"/>
       </w:pPr>
       <w:rPr>
+        <w:rFonts w:eastAsia="黑体"/>
         <w:b/>
         <w:bCs/>
       </w:rPr>
@@ -3997,6 +4225,7 @@
         <w:spacing w:after="0" w:before="0" w:line="240" w:lineRule="auto"/>
       </w:pPr>
       <w:rPr>
+        <w:rFonts w:eastAsia="黑体"/>
         <w:b/>
         <w:bCs/>
       </w:rPr>
@@ -4014,12 +4243,14 @@
     </w:tblStylePr>
     <w:tblStylePr w:type="firstCol">
       <w:rPr>
+        <w:rFonts w:eastAsia="黑体"/>
         <w:b/>
         <w:bCs/>
       </w:rPr>
     </w:tblStylePr>
     <w:tblStylePr w:type="lastCol">
       <w:rPr>
+        <w:rFonts w:eastAsia="黑体"/>
         <w:b/>
         <w:bCs/>
       </w:rPr>
@@ -4058,6 +4289,7 @@
       <w:spacing w:after="0" w:line="240" w:lineRule="auto"/>
     </w:pPr>
     <w:rPr>
+      <w:rFonts w:eastAsia="黑体"/>
       <w:color w:themeColor="accent1" w:themeShade="BF" w:val="365F91"/>
     </w:rPr>
     <w:tblPr>
@@ -4080,6 +4312,7 @@
         <w:spacing w:after="0" w:before="0" w:line="240" w:lineRule="auto"/>
       </w:pPr>
       <w:rPr>
+        <w:rFonts w:eastAsia="黑体"/>
         <w:b/>
         <w:bCs/>
       </w:rPr>
@@ -4100,6 +4333,7 @@
         <w:spacing w:after="0" w:before="0" w:line="240" w:lineRule="auto"/>
       </w:pPr>
       <w:rPr>
+        <w:rFonts w:eastAsia="黑体"/>
         <w:b/>
         <w:bCs/>
       </w:rPr>
@@ -4117,12 +4351,14 @@
     </w:tblStylePr>
     <w:tblStylePr w:type="firstCol">
       <w:rPr>
+        <w:rFonts w:eastAsia="黑体"/>
         <w:b/>
         <w:bCs/>
       </w:rPr>
     </w:tblStylePr>
     <w:tblStylePr w:type="lastCol">
       <w:rPr>
+        <w:rFonts w:eastAsia="黑体"/>
         <w:b/>
         <w:bCs/>
       </w:rPr>
@@ -4161,6 +4397,7 @@
       <w:spacing w:after="0" w:line="240" w:lineRule="auto"/>
     </w:pPr>
     <w:rPr>
+      <w:rFonts w:eastAsia="黑体"/>
       <w:color w:themeColor="accent2" w:themeShade="BF" w:val="943634"/>
     </w:rPr>
     <w:tblPr>
@@ -4183,6 +4420,7 @@
         <w:spacing w:after="0" w:before="0" w:line="240" w:lineRule="auto"/>
       </w:pPr>
       <w:rPr>
+        <w:rFonts w:eastAsia="黑体"/>
         <w:b/>
         <w:bCs/>
       </w:rPr>
@@ -4203,6 +4441,7 @@
         <w:spacing w:after="0" w:before="0" w:line="240" w:lineRule="auto"/>
       </w:pPr>
       <w:rPr>
+        <w:rFonts w:eastAsia="黑体"/>
         <w:b/>
         <w:bCs/>
       </w:rPr>
@@ -4220,12 +4459,14 @@
     </w:tblStylePr>
     <w:tblStylePr w:type="firstCol">
       <w:rPr>
+        <w:rFonts w:eastAsia="黑体"/>
         <w:b/>
         <w:bCs/>
       </w:rPr>
     </w:tblStylePr>
     <w:tblStylePr w:type="lastCol">
       <w:rPr>
+        <w:rFonts w:eastAsia="黑体"/>
         <w:b/>
         <w:bCs/>
       </w:rPr>
@@ -4264,6 +4505,7 @@
       <w:spacing w:after="0" w:line="240" w:lineRule="auto"/>
     </w:pPr>
     <w:rPr>
+      <w:rFonts w:eastAsia="黑体"/>
       <w:color w:themeColor="accent3" w:themeShade="BF" w:val="76923C"/>
     </w:rPr>
     <w:tblPr>
@@ -4286,6 +4528,7 @@
         <w:spacing w:after="0" w:before="0" w:line="240" w:lineRule="auto"/>
       </w:pPr>
       <w:rPr>
+        <w:rFonts w:eastAsia="黑体"/>
         <w:b/>
         <w:bCs/>
       </w:rPr>
@@ -4306,6 +4549,7 @@
         <w:spacing w:after="0" w:before="0" w:line="240" w:lineRule="auto"/>
       </w:pPr>
       <w:rPr>
+        <w:rFonts w:eastAsia="黑体"/>
         <w:b/>
         <w:bCs/>
       </w:rPr>
@@ -4323,12 +4567,14 @@
     </w:tblStylePr>
     <w:tblStylePr w:type="firstCol">
       <w:rPr>
+        <w:rFonts w:eastAsia="黑体"/>
         <w:b/>
         <w:bCs/>
       </w:rPr>
     </w:tblStylePr>
     <w:tblStylePr w:type="lastCol">
       <w:rPr>
+        <w:rFonts w:eastAsia="黑体"/>
         <w:b/>
         <w:bCs/>
       </w:rPr>
@@ -4367,6 +4613,7 @@
       <w:spacing w:after="0" w:line="240" w:lineRule="auto"/>
     </w:pPr>
     <w:rPr>
+      <w:rFonts w:eastAsia="黑体"/>
       <w:color w:themeColor="accent4" w:themeShade="BF" w:val="5F497A"/>
     </w:rPr>
     <w:tblPr>
@@ -4389,6 +4636,7 @@
         <w:spacing w:after="0" w:before="0" w:line="240" w:lineRule="auto"/>
       </w:pPr>
       <w:rPr>
+        <w:rFonts w:eastAsia="黑体"/>
         <w:b/>
         <w:bCs/>
       </w:rPr>
@@ -4409,6 +4657,7 @@
         <w:spacing w:after="0" w:before="0" w:line="240" w:lineRule="auto"/>
       </w:pPr>
       <w:rPr>
+        <w:rFonts w:eastAsia="黑体"/>
         <w:b/>
         <w:bCs/>
       </w:rPr>
@@ -4426,12 +4675,14 @@
     </w:tblStylePr>
     <w:tblStylePr w:type="firstCol">
       <w:rPr>
+        <w:rFonts w:eastAsia="黑体"/>
         <w:b/>
         <w:bCs/>
       </w:rPr>
     </w:tblStylePr>
     <w:tblStylePr w:type="lastCol">
       <w:rPr>
+        <w:rFonts w:eastAsia="黑体"/>
         <w:b/>
         <w:bCs/>
       </w:rPr>
@@ -4470,6 +4721,7 @@
       <w:spacing w:after="0" w:line="240" w:lineRule="auto"/>
     </w:pPr>
     <w:rPr>
+      <w:rFonts w:eastAsia="黑体"/>
       <w:color w:themeColor="accent5" w:themeShade="BF" w:val="31849B"/>
     </w:rPr>
     <w:tblPr>
@@ -4492,6 +4744,7 @@
         <w:spacing w:after="0" w:before="0" w:line="240" w:lineRule="auto"/>
       </w:pPr>
       <w:rPr>
+        <w:rFonts w:eastAsia="黑体"/>
         <w:b/>
         <w:bCs/>
       </w:rPr>
@@ -4512,6 +4765,7 @@
         <w:spacing w:after="0" w:before="0" w:line="240" w:lineRule="auto"/>
       </w:pPr>
       <w:rPr>
+        <w:rFonts w:eastAsia="黑体"/>
         <w:b/>
         <w:bCs/>
       </w:rPr>
@@ -4529,12 +4783,14 @@
     </w:tblStylePr>
     <w:tblStylePr w:type="firstCol">
       <w:rPr>
+        <w:rFonts w:eastAsia="黑体"/>
         <w:b/>
         <w:bCs/>
       </w:rPr>
     </w:tblStylePr>
     <w:tblStylePr w:type="lastCol">
       <w:rPr>
+        <w:rFonts w:eastAsia="黑体"/>
         <w:b/>
         <w:bCs/>
       </w:rPr>
@@ -4573,6 +4829,7 @@
       <w:spacing w:after="0" w:line="240" w:lineRule="auto"/>
     </w:pPr>
     <w:rPr>
+      <w:rFonts w:eastAsia="黑体"/>
       <w:color w:themeColor="accent6" w:themeShade="BF" w:val="E36C0A"/>
     </w:rPr>
     <w:tblPr>
@@ -4595,6 +4852,7 @@
         <w:spacing w:after="0" w:before="0" w:line="240" w:lineRule="auto"/>
       </w:pPr>
       <w:rPr>
+        <w:rFonts w:eastAsia="黑体"/>
         <w:b/>
         <w:bCs/>
       </w:rPr>
@@ -4615,6 +4873,7 @@
         <w:spacing w:after="0" w:before="0" w:line="240" w:lineRule="auto"/>
       </w:pPr>
       <w:rPr>
+        <w:rFonts w:eastAsia="黑体"/>
         <w:b/>
         <w:bCs/>
       </w:rPr>
@@ -4632,12 +4891,14 @@
     </w:tblStylePr>
     <w:tblStylePr w:type="firstCol">
       <w:rPr>
+        <w:rFonts w:eastAsia="黑体"/>
         <w:b/>
         <w:bCs/>
       </w:rPr>
     </w:tblStylePr>
     <w:tblStylePr w:type="lastCol">
       <w:rPr>
+        <w:rFonts w:eastAsia="黑体"/>
         <w:b/>
         <w:bCs/>
       </w:rPr>
@@ -4697,6 +4958,7 @@
         <w:spacing w:after="0" w:before="0" w:line="240" w:lineRule="auto"/>
       </w:pPr>
       <w:rPr>
+        <w:rFonts w:eastAsia="黑体"/>
         <w:b/>
         <w:bCs/>
         <w:color w:themeColor="background1" w:val="FFFFFF"/>
@@ -4711,6 +4973,7 @@
         <w:spacing w:after="0" w:before="0" w:line="240" w:lineRule="auto"/>
       </w:pPr>
       <w:rPr>
+        <w:rFonts w:eastAsia="黑体"/>
         <w:b/>
         <w:bCs/>
       </w:rPr>
@@ -4726,12 +4989,14 @@
     </w:tblStylePr>
     <w:tblStylePr w:type="firstCol">
       <w:rPr>
+        <w:rFonts w:eastAsia="黑体"/>
         <w:b/>
         <w:bCs/>
       </w:rPr>
     </w:tblStylePr>
     <w:tblStylePr w:type="lastCol">
       <w:rPr>
+        <w:rFonts w:eastAsia="黑体"/>
         <w:b/>
         <w:bCs/>
       </w:rPr>
@@ -4789,6 +5054,7 @@
         <w:spacing w:after="0" w:before="0" w:line="240" w:lineRule="auto"/>
       </w:pPr>
       <w:rPr>
+        <w:rFonts w:eastAsia="黑体"/>
         <w:b/>
         <w:bCs/>
         <w:color w:themeColor="background1" w:val="FFFFFF"/>
@@ -4803,6 +5069,7 @@
         <w:spacing w:after="0" w:before="0" w:line="240" w:lineRule="auto"/>
       </w:pPr>
       <w:rPr>
+        <w:rFonts w:eastAsia="黑体"/>
         <w:b/>
         <w:bCs/>
       </w:rPr>
@@ -4818,12 +5085,14 @@
     </w:tblStylePr>
     <w:tblStylePr w:type="firstCol">
       <w:rPr>
+        <w:rFonts w:eastAsia="黑体"/>
         <w:b/>
         <w:bCs/>
       </w:rPr>
     </w:tblStylePr>
     <w:tblStylePr w:type="lastCol">
       <w:rPr>
+        <w:rFonts w:eastAsia="黑体"/>
         <w:b/>
         <w:bCs/>
       </w:rPr>
@@ -4881,6 +5150,7 @@
         <w:spacing w:after="0" w:before="0" w:line="240" w:lineRule="auto"/>
       </w:pPr>
       <w:rPr>
+        <w:rFonts w:eastAsia="黑体"/>
         <w:b/>
         <w:bCs/>
         <w:color w:themeColor="background1" w:val="FFFFFF"/>
@@ -4895,6 +5165,7 @@
         <w:spacing w:after="0" w:before="0" w:line="240" w:lineRule="auto"/>
       </w:pPr>
       <w:rPr>
+        <w:rFonts w:eastAsia="黑体"/>
         <w:b/>
         <w:bCs/>
       </w:rPr>
@@ -4910,12 +5181,14 @@
     </w:tblStylePr>
     <w:tblStylePr w:type="firstCol">
       <w:rPr>
+        <w:rFonts w:eastAsia="黑体"/>
         <w:b/>
         <w:bCs/>
       </w:rPr>
     </w:tblStylePr>
     <w:tblStylePr w:type="lastCol">
       <w:rPr>
+        <w:rFonts w:eastAsia="黑体"/>
         <w:b/>
         <w:bCs/>
       </w:rPr>
@@ -4973,6 +5246,7 @@
         <w:spacing w:after="0" w:before="0" w:line="240" w:lineRule="auto"/>
       </w:pPr>
       <w:rPr>
+        <w:rFonts w:eastAsia="黑体"/>
         <w:b/>
         <w:bCs/>
         <w:color w:themeColor="background1" w:val="FFFFFF"/>
@@ -4987,6 +5261,7 @@
         <w:spacing w:after="0" w:before="0" w:line="240" w:lineRule="auto"/>
       </w:pPr>
       <w:rPr>
+        <w:rFonts w:eastAsia="黑体"/>
         <w:b/>
         <w:bCs/>
       </w:rPr>
@@ -5002,12 +5277,14 @@
     </w:tblStylePr>
     <w:tblStylePr w:type="firstCol">
       <w:rPr>
+        <w:rFonts w:eastAsia="黑体"/>
         <w:b/>
         <w:bCs/>
       </w:rPr>
     </w:tblStylePr>
     <w:tblStylePr w:type="lastCol">
       <w:rPr>
+        <w:rFonts w:eastAsia="黑体"/>
         <w:b/>
         <w:bCs/>
       </w:rPr>
@@ -5065,6 +5342,7 @@
         <w:spacing w:after="0" w:before="0" w:line="240" w:lineRule="auto"/>
       </w:pPr>
       <w:rPr>
+        <w:rFonts w:eastAsia="黑体"/>
         <w:b/>
         <w:bCs/>
         <w:color w:themeColor="background1" w:val="FFFFFF"/>
@@ -5079,6 +5357,7 @@
         <w:spacing w:after="0" w:before="0" w:line="240" w:lineRule="auto"/>
       </w:pPr>
       <w:rPr>
+        <w:rFonts w:eastAsia="黑体"/>
         <w:b/>
         <w:bCs/>
       </w:rPr>
@@ -5094,12 +5373,14 @@
     </w:tblStylePr>
     <w:tblStylePr w:type="firstCol">
       <w:rPr>
+        <w:rFonts w:eastAsia="黑体"/>
         <w:b/>
         <w:bCs/>
       </w:rPr>
     </w:tblStylePr>
     <w:tblStylePr w:type="lastCol">
       <w:rPr>
+        <w:rFonts w:eastAsia="黑体"/>
         <w:b/>
         <w:bCs/>
       </w:rPr>
@@ -5157,6 +5438,7 @@
         <w:spacing w:after="0" w:before="0" w:line="240" w:lineRule="auto"/>
       </w:pPr>
       <w:rPr>
+        <w:rFonts w:eastAsia="黑体"/>
         <w:b/>
         <w:bCs/>
         <w:color w:themeColor="background1" w:val="FFFFFF"/>
@@ -5171,6 +5453,7 @@
         <w:spacing w:after="0" w:before="0" w:line="240" w:lineRule="auto"/>
       </w:pPr>
       <w:rPr>
+        <w:rFonts w:eastAsia="黑体"/>
         <w:b/>
         <w:bCs/>
       </w:rPr>
@@ -5186,12 +5469,14 @@
     </w:tblStylePr>
     <w:tblStylePr w:type="firstCol">
       <w:rPr>
+        <w:rFonts w:eastAsia="黑体"/>
         <w:b/>
         <w:bCs/>
       </w:rPr>
     </w:tblStylePr>
     <w:tblStylePr w:type="lastCol">
       <w:rPr>
+        <w:rFonts w:eastAsia="黑体"/>
         <w:b/>
         <w:bCs/>
       </w:rPr>
@@ -5249,6 +5534,7 @@
         <w:spacing w:after="0" w:before="0" w:line="240" w:lineRule="auto"/>
       </w:pPr>
       <w:rPr>
+        <w:rFonts w:eastAsia="黑体"/>
         <w:b/>
         <w:bCs/>
         <w:color w:themeColor="background1" w:val="FFFFFF"/>
@@ -5263,6 +5549,7 @@
         <w:spacing w:after="0" w:before="0" w:line="240" w:lineRule="auto"/>
       </w:pPr>
       <w:rPr>
+        <w:rFonts w:eastAsia="黑体"/>
         <w:b/>
         <w:bCs/>
       </w:rPr>
@@ -5278,12 +5565,14 @@
     </w:tblStylePr>
     <w:tblStylePr w:type="firstCol">
       <w:rPr>
+        <w:rFonts w:eastAsia="黑体"/>
         <w:b/>
         <w:bCs/>
       </w:rPr>
     </w:tblStylePr>
     <w:tblStylePr w:type="lastCol">
       <w:rPr>
+        <w:rFonts w:eastAsia="黑体"/>
         <w:b/>
         <w:bCs/>
       </w:rPr>
@@ -5343,7 +5632,7 @@
         <w:spacing w:after="0" w:before="0" w:line="240" w:lineRule="auto"/>
       </w:pPr>
       <w:rPr>
-        <w:rFonts w:asciiTheme="majorHAnsi" w:cstheme="majorBidi" w:eastAsiaTheme="majorEastAsia" w:hAnsiTheme="majorHAnsi"/>
+        <w:rFonts w:asciiTheme="majorHAnsi" w:cstheme="majorBidi" w:hAnsiTheme="majorHAnsi" w:eastAsia="黑体"/>
         <w:b/>
         <w:bCs/>
       </w:rPr>
@@ -5364,7 +5653,7 @@
         <w:spacing w:after="0" w:before="0" w:line="240" w:lineRule="auto"/>
       </w:pPr>
       <w:rPr>
-        <w:rFonts w:asciiTheme="majorHAnsi" w:cstheme="majorBidi" w:eastAsiaTheme="majorEastAsia" w:hAnsiTheme="majorHAnsi"/>
+        <w:rFonts w:asciiTheme="majorHAnsi" w:cstheme="majorBidi" w:hAnsiTheme="majorHAnsi" w:eastAsia="黑体"/>
         <w:b/>
         <w:bCs/>
       </w:rPr>
@@ -5382,14 +5671,14 @@
     </w:tblStylePr>
     <w:tblStylePr w:type="firstCol">
       <w:rPr>
-        <w:rFonts w:asciiTheme="majorHAnsi" w:cstheme="majorBidi" w:eastAsiaTheme="majorEastAsia" w:hAnsiTheme="majorHAnsi"/>
+        <w:rFonts w:asciiTheme="majorHAnsi" w:cstheme="majorBidi" w:hAnsiTheme="majorHAnsi" w:eastAsia="黑体"/>
         <w:b/>
         <w:bCs/>
       </w:rPr>
     </w:tblStylePr>
     <w:tblStylePr w:type="lastCol">
       <w:rPr>
-        <w:rFonts w:asciiTheme="majorHAnsi" w:cstheme="majorBidi" w:eastAsiaTheme="majorEastAsia" w:hAnsiTheme="majorHAnsi"/>
+        <w:rFonts w:asciiTheme="majorHAnsi" w:cstheme="majorBidi" w:hAnsiTheme="majorHAnsi" w:eastAsia="黑体"/>
         <w:b/>
         <w:bCs/>
       </w:rPr>
@@ -5473,7 +5762,7 @@
         <w:spacing w:after="0" w:before="0" w:line="240" w:lineRule="auto"/>
       </w:pPr>
       <w:rPr>
-        <w:rFonts w:asciiTheme="majorHAnsi" w:cstheme="majorBidi" w:eastAsiaTheme="majorEastAsia" w:hAnsiTheme="majorHAnsi"/>
+        <w:rFonts w:asciiTheme="majorHAnsi" w:cstheme="majorBidi" w:hAnsiTheme="majorHAnsi" w:eastAsia="黑体"/>
         <w:b/>
         <w:bCs/>
       </w:rPr>
@@ -5494,7 +5783,7 @@
         <w:spacing w:after="0" w:before="0" w:line="240" w:lineRule="auto"/>
       </w:pPr>
       <w:rPr>
-        <w:rFonts w:asciiTheme="majorHAnsi" w:cstheme="majorBidi" w:eastAsiaTheme="majorEastAsia" w:hAnsiTheme="majorHAnsi"/>
+        <w:rFonts w:asciiTheme="majorHAnsi" w:cstheme="majorBidi" w:hAnsiTheme="majorHAnsi" w:eastAsia="黑体"/>
         <w:b/>
         <w:bCs/>
       </w:rPr>
@@ -5512,14 +5801,14 @@
     </w:tblStylePr>
     <w:tblStylePr w:type="firstCol">
       <w:rPr>
-        <w:rFonts w:asciiTheme="majorHAnsi" w:cstheme="majorBidi" w:eastAsiaTheme="majorEastAsia" w:hAnsiTheme="majorHAnsi"/>
+        <w:rFonts w:asciiTheme="majorHAnsi" w:cstheme="majorBidi" w:hAnsiTheme="majorHAnsi" w:eastAsia="黑体"/>
         <w:b/>
         <w:bCs/>
       </w:rPr>
     </w:tblStylePr>
     <w:tblStylePr w:type="lastCol">
       <w:rPr>
-        <w:rFonts w:asciiTheme="majorHAnsi" w:cstheme="majorBidi" w:eastAsiaTheme="majorEastAsia" w:hAnsiTheme="majorHAnsi"/>
+        <w:rFonts w:asciiTheme="majorHAnsi" w:cstheme="majorBidi" w:hAnsiTheme="majorHAnsi" w:eastAsia="黑体"/>
         <w:b/>
         <w:bCs/>
       </w:rPr>
@@ -5603,7 +5892,7 @@
         <w:spacing w:after="0" w:before="0" w:line="240" w:lineRule="auto"/>
       </w:pPr>
       <w:rPr>
-        <w:rFonts w:asciiTheme="majorHAnsi" w:cstheme="majorBidi" w:eastAsiaTheme="majorEastAsia" w:hAnsiTheme="majorHAnsi"/>
+        <w:rFonts w:asciiTheme="majorHAnsi" w:cstheme="majorBidi" w:hAnsiTheme="majorHAnsi" w:eastAsia="黑体"/>
         <w:b/>
         <w:bCs/>
       </w:rPr>
@@ -5624,7 +5913,7 @@
         <w:spacing w:after="0" w:before="0" w:line="240" w:lineRule="auto"/>
       </w:pPr>
       <w:rPr>
-        <w:rFonts w:asciiTheme="majorHAnsi" w:cstheme="majorBidi" w:eastAsiaTheme="majorEastAsia" w:hAnsiTheme="majorHAnsi"/>
+        <w:rFonts w:asciiTheme="majorHAnsi" w:cstheme="majorBidi" w:hAnsiTheme="majorHAnsi" w:eastAsia="黑体"/>
         <w:b/>
         <w:bCs/>
       </w:rPr>
@@ -5642,14 +5931,14 @@
     </w:tblStylePr>
     <w:tblStylePr w:type="firstCol">
       <w:rPr>
-        <w:rFonts w:asciiTheme="majorHAnsi" w:cstheme="majorBidi" w:eastAsiaTheme="majorEastAsia" w:hAnsiTheme="majorHAnsi"/>
+        <w:rFonts w:asciiTheme="majorHAnsi" w:cstheme="majorBidi" w:hAnsiTheme="majorHAnsi" w:eastAsia="黑体"/>
         <w:b/>
         <w:bCs/>
       </w:rPr>
     </w:tblStylePr>
     <w:tblStylePr w:type="lastCol">
       <w:rPr>
-        <w:rFonts w:asciiTheme="majorHAnsi" w:cstheme="majorBidi" w:eastAsiaTheme="majorEastAsia" w:hAnsiTheme="majorHAnsi"/>
+        <w:rFonts w:asciiTheme="majorHAnsi" w:cstheme="majorBidi" w:hAnsiTheme="majorHAnsi" w:eastAsia="黑体"/>
         <w:b/>
         <w:bCs/>
       </w:rPr>
@@ -5733,7 +6022,7 @@
         <w:spacing w:after="0" w:before="0" w:line="240" w:lineRule="auto"/>
       </w:pPr>
       <w:rPr>
-        <w:rFonts w:asciiTheme="majorHAnsi" w:cstheme="majorBidi" w:eastAsiaTheme="majorEastAsia" w:hAnsiTheme="majorHAnsi"/>
+        <w:rFonts w:asciiTheme="majorHAnsi" w:cstheme="majorBidi" w:hAnsiTheme="majorHAnsi" w:eastAsia="黑体"/>
         <w:b/>
         <w:bCs/>
       </w:rPr>
@@ -5754,7 +6043,7 @@
         <w:spacing w:after="0" w:before="0" w:line="240" w:lineRule="auto"/>
       </w:pPr>
       <w:rPr>
-        <w:rFonts w:asciiTheme="majorHAnsi" w:cstheme="majorBidi" w:eastAsiaTheme="majorEastAsia" w:hAnsiTheme="majorHAnsi"/>
+        <w:rFonts w:asciiTheme="majorHAnsi" w:cstheme="majorBidi" w:hAnsiTheme="majorHAnsi" w:eastAsia="黑体"/>
         <w:b/>
         <w:bCs/>
       </w:rPr>
@@ -5772,14 +6061,14 @@
     </w:tblStylePr>
     <w:tblStylePr w:type="firstCol">
       <w:rPr>
-        <w:rFonts w:asciiTheme="majorHAnsi" w:cstheme="majorBidi" w:eastAsiaTheme="majorEastAsia" w:hAnsiTheme="majorHAnsi"/>
+        <w:rFonts w:asciiTheme="majorHAnsi" w:cstheme="majorBidi" w:hAnsiTheme="majorHAnsi" w:eastAsia="黑体"/>
         <w:b/>
         <w:bCs/>
       </w:rPr>
     </w:tblStylePr>
     <w:tblStylePr w:type="lastCol">
       <w:rPr>
-        <w:rFonts w:asciiTheme="majorHAnsi" w:cstheme="majorBidi" w:eastAsiaTheme="majorEastAsia" w:hAnsiTheme="majorHAnsi"/>
+        <w:rFonts w:asciiTheme="majorHAnsi" w:cstheme="majorBidi" w:hAnsiTheme="majorHAnsi" w:eastAsia="黑体"/>
         <w:b/>
         <w:bCs/>
       </w:rPr>
@@ -5863,7 +6152,7 @@
         <w:spacing w:after="0" w:before="0" w:line="240" w:lineRule="auto"/>
       </w:pPr>
       <w:rPr>
-        <w:rFonts w:asciiTheme="majorHAnsi" w:cstheme="majorBidi" w:eastAsiaTheme="majorEastAsia" w:hAnsiTheme="majorHAnsi"/>
+        <w:rFonts w:asciiTheme="majorHAnsi" w:cstheme="majorBidi" w:hAnsiTheme="majorHAnsi" w:eastAsia="黑体"/>
         <w:b/>
         <w:bCs/>
       </w:rPr>
@@ -5884,7 +6173,7 @@
         <w:spacing w:after="0" w:before="0" w:line="240" w:lineRule="auto"/>
       </w:pPr>
       <w:rPr>
-        <w:rFonts w:asciiTheme="majorHAnsi" w:cstheme="majorBidi" w:eastAsiaTheme="majorEastAsia" w:hAnsiTheme="majorHAnsi"/>
+        <w:rFonts w:asciiTheme="majorHAnsi" w:cstheme="majorBidi" w:hAnsiTheme="majorHAnsi" w:eastAsia="黑体"/>
         <w:b/>
         <w:bCs/>
       </w:rPr>
@@ -5902,14 +6191,14 @@
     </w:tblStylePr>
     <w:tblStylePr w:type="firstCol">
       <w:rPr>
-        <w:rFonts w:asciiTheme="majorHAnsi" w:cstheme="majorBidi" w:eastAsiaTheme="majorEastAsia" w:hAnsiTheme="majorHAnsi"/>
+        <w:rFonts w:asciiTheme="majorHAnsi" w:cstheme="majorBidi" w:hAnsiTheme="majorHAnsi" w:eastAsia="黑体"/>
         <w:b/>
         <w:bCs/>
       </w:rPr>
     </w:tblStylePr>
     <w:tblStylePr w:type="lastCol">
       <w:rPr>
-        <w:rFonts w:asciiTheme="majorHAnsi" w:cstheme="majorBidi" w:eastAsiaTheme="majorEastAsia" w:hAnsiTheme="majorHAnsi"/>
+        <w:rFonts w:asciiTheme="majorHAnsi" w:cstheme="majorBidi" w:hAnsiTheme="majorHAnsi" w:eastAsia="黑体"/>
         <w:b/>
         <w:bCs/>
       </w:rPr>
@@ -5993,7 +6282,7 @@
         <w:spacing w:after="0" w:before="0" w:line="240" w:lineRule="auto"/>
       </w:pPr>
       <w:rPr>
-        <w:rFonts w:asciiTheme="majorHAnsi" w:cstheme="majorBidi" w:eastAsiaTheme="majorEastAsia" w:hAnsiTheme="majorHAnsi"/>
+        <w:rFonts w:asciiTheme="majorHAnsi" w:cstheme="majorBidi" w:hAnsiTheme="majorHAnsi" w:eastAsia="黑体"/>
         <w:b/>
         <w:bCs/>
       </w:rPr>
@@ -6014,7 +6303,7 @@
         <w:spacing w:after="0" w:before="0" w:line="240" w:lineRule="auto"/>
       </w:pPr>
       <w:rPr>
-        <w:rFonts w:asciiTheme="majorHAnsi" w:cstheme="majorBidi" w:eastAsiaTheme="majorEastAsia" w:hAnsiTheme="majorHAnsi"/>
+        <w:rFonts w:asciiTheme="majorHAnsi" w:cstheme="majorBidi" w:hAnsiTheme="majorHAnsi" w:eastAsia="黑体"/>
         <w:b/>
         <w:bCs/>
       </w:rPr>
@@ -6032,14 +6321,14 @@
     </w:tblStylePr>
     <w:tblStylePr w:type="firstCol">
       <w:rPr>
-        <w:rFonts w:asciiTheme="majorHAnsi" w:cstheme="majorBidi" w:eastAsiaTheme="majorEastAsia" w:hAnsiTheme="majorHAnsi"/>
+        <w:rFonts w:asciiTheme="majorHAnsi" w:cstheme="majorBidi" w:hAnsiTheme="majorHAnsi" w:eastAsia="黑体"/>
         <w:b/>
         <w:bCs/>
       </w:rPr>
     </w:tblStylePr>
     <w:tblStylePr w:type="lastCol">
       <w:rPr>
-        <w:rFonts w:asciiTheme="majorHAnsi" w:cstheme="majorBidi" w:eastAsiaTheme="majorEastAsia" w:hAnsiTheme="majorHAnsi"/>
+        <w:rFonts w:asciiTheme="majorHAnsi" w:cstheme="majorBidi" w:hAnsiTheme="majorHAnsi" w:eastAsia="黑体"/>
         <w:b/>
         <w:bCs/>
       </w:rPr>
@@ -6123,7 +6412,7 @@
         <w:spacing w:after="0" w:before="0" w:line="240" w:lineRule="auto"/>
       </w:pPr>
       <w:rPr>
-        <w:rFonts w:asciiTheme="majorHAnsi" w:cstheme="majorBidi" w:eastAsiaTheme="majorEastAsia" w:hAnsiTheme="majorHAnsi"/>
+        <w:rFonts w:asciiTheme="majorHAnsi" w:cstheme="majorBidi" w:hAnsiTheme="majorHAnsi" w:eastAsia="黑体"/>
         <w:b/>
         <w:bCs/>
       </w:rPr>
@@ -6144,7 +6433,7 @@
         <w:spacing w:after="0" w:before="0" w:line="240" w:lineRule="auto"/>
       </w:pPr>
       <w:rPr>
-        <w:rFonts w:asciiTheme="majorHAnsi" w:cstheme="majorBidi" w:eastAsiaTheme="majorEastAsia" w:hAnsiTheme="majorHAnsi"/>
+        <w:rFonts w:asciiTheme="majorHAnsi" w:cstheme="majorBidi" w:hAnsiTheme="majorHAnsi" w:eastAsia="黑体"/>
         <w:b/>
         <w:bCs/>
       </w:rPr>
@@ -6162,14 +6451,14 @@
     </w:tblStylePr>
     <w:tblStylePr w:type="firstCol">
       <w:rPr>
-        <w:rFonts w:asciiTheme="majorHAnsi" w:cstheme="majorBidi" w:eastAsiaTheme="majorEastAsia" w:hAnsiTheme="majorHAnsi"/>
+        <w:rFonts w:asciiTheme="majorHAnsi" w:cstheme="majorBidi" w:hAnsiTheme="majorHAnsi" w:eastAsia="黑体"/>
         <w:b/>
         <w:bCs/>
       </w:rPr>
     </w:tblStylePr>
     <w:tblStylePr w:type="lastCol">
       <w:rPr>
-        <w:rFonts w:asciiTheme="majorHAnsi" w:cstheme="majorBidi" w:eastAsiaTheme="majorEastAsia" w:hAnsiTheme="majorHAnsi"/>
+        <w:rFonts w:asciiTheme="majorHAnsi" w:cstheme="majorBidi" w:hAnsiTheme="majorHAnsi" w:eastAsia="黑体"/>
         <w:b/>
         <w:bCs/>
       </w:rPr>
@@ -6252,6 +6541,7 @@
         <w:spacing w:after="0" w:before="0" w:line="240" w:lineRule="auto"/>
       </w:pPr>
       <w:rPr>
+        <w:rFonts w:eastAsia="黑体"/>
         <w:b/>
         <w:bCs/>
         <w:color w:themeColor="background1" w:val="FFFFFF"/>
@@ -6274,6 +6564,7 @@
         <w:spacing w:after="0" w:before="0" w:line="240" w:lineRule="auto"/>
       </w:pPr>
       <w:rPr>
+        <w:rFonts w:eastAsia="黑体"/>
         <w:b/>
         <w:bCs/>
       </w:rPr>
@@ -6291,12 +6582,14 @@
     </w:tblStylePr>
     <w:tblStylePr w:type="firstCol">
       <w:rPr>
+        <w:rFonts w:eastAsia="黑体"/>
         <w:b/>
         <w:bCs/>
       </w:rPr>
     </w:tblStylePr>
     <w:tblStylePr w:type="lastCol">
       <w:rPr>
+        <w:rFonts w:eastAsia="黑体"/>
         <w:b/>
         <w:bCs/>
       </w:rPr>
@@ -6358,6 +6651,7 @@
         <w:spacing w:after="0" w:before="0" w:line="240" w:lineRule="auto"/>
       </w:pPr>
       <w:rPr>
+        <w:rFonts w:eastAsia="黑体"/>
         <w:b/>
         <w:bCs/>
         <w:color w:themeColor="background1" w:val="FFFFFF"/>
@@ -6380,6 +6674,7 @@
         <w:spacing w:after="0" w:before="0" w:line="240" w:lineRule="auto"/>
       </w:pPr>
       <w:rPr>
+        <w:rFonts w:eastAsia="黑体"/>
         <w:b/>
         <w:bCs/>
       </w:rPr>
@@ -6397,12 +6692,14 @@
     </w:tblStylePr>
     <w:tblStylePr w:type="firstCol">
       <w:rPr>
+        <w:rFonts w:eastAsia="黑体"/>
         <w:b/>
         <w:bCs/>
       </w:rPr>
     </w:tblStylePr>
     <w:tblStylePr w:type="lastCol">
       <w:rPr>
+        <w:rFonts w:eastAsia="黑体"/>
         <w:b/>
         <w:bCs/>
       </w:rPr>
@@ -6464,6 +6761,7 @@
         <w:spacing w:after="0" w:before="0" w:line="240" w:lineRule="auto"/>
       </w:pPr>
       <w:rPr>
+        <w:rFonts w:eastAsia="黑体"/>
         <w:b/>
         <w:bCs/>
         <w:color w:themeColor="background1" w:val="FFFFFF"/>
@@ -6486,6 +6784,7 @@
         <w:spacing w:after="0" w:before="0" w:line="240" w:lineRule="auto"/>
       </w:pPr>
       <w:rPr>
+        <w:rFonts w:eastAsia="黑体"/>
         <w:b/>
         <w:bCs/>
       </w:rPr>
@@ -6503,12 +6802,14 @@
     </w:tblStylePr>
     <w:tblStylePr w:type="firstCol">
       <w:rPr>
+        <w:rFonts w:eastAsia="黑体"/>
         <w:b/>
         <w:bCs/>
       </w:rPr>
     </w:tblStylePr>
     <w:tblStylePr w:type="lastCol">
       <w:rPr>
+        <w:rFonts w:eastAsia="黑体"/>
         <w:b/>
         <w:bCs/>
       </w:rPr>
@@ -6570,6 +6871,7 @@
         <w:spacing w:after="0" w:before="0" w:line="240" w:lineRule="auto"/>
       </w:pPr>
       <w:rPr>
+        <w:rFonts w:eastAsia="黑体"/>
         <w:b/>
         <w:bCs/>
         <w:color w:themeColor="background1" w:val="FFFFFF"/>
@@ -6592,6 +6894,7 @@
         <w:spacing w:after="0" w:before="0" w:line="240" w:lineRule="auto"/>
       </w:pPr>
       <w:rPr>
+        <w:rFonts w:eastAsia="黑体"/>
         <w:b/>
         <w:bCs/>
       </w:rPr>
@@ -6609,12 +6912,14 @@
     </w:tblStylePr>
     <w:tblStylePr w:type="firstCol">
       <w:rPr>
+        <w:rFonts w:eastAsia="黑体"/>
         <w:b/>
         <w:bCs/>
       </w:rPr>
     </w:tblStylePr>
     <w:tblStylePr w:type="lastCol">
       <w:rPr>
+        <w:rFonts w:eastAsia="黑体"/>
         <w:b/>
         <w:bCs/>
       </w:rPr>
@@ -6676,6 +6981,7 @@
         <w:spacing w:after="0" w:before="0" w:line="240" w:lineRule="auto"/>
       </w:pPr>
       <w:rPr>
+        <w:rFonts w:eastAsia="黑体"/>
         <w:b/>
         <w:bCs/>
         <w:color w:themeColor="background1" w:val="FFFFFF"/>
@@ -6698,6 +7004,7 @@
         <w:spacing w:after="0" w:before="0" w:line="240" w:lineRule="auto"/>
       </w:pPr>
       <w:rPr>
+        <w:rFonts w:eastAsia="黑体"/>
         <w:b/>
         <w:bCs/>
       </w:rPr>
@@ -6715,12 +7022,14 @@
     </w:tblStylePr>
     <w:tblStylePr w:type="firstCol">
       <w:rPr>
+        <w:rFonts w:eastAsia="黑体"/>
         <w:b/>
         <w:bCs/>
       </w:rPr>
     </w:tblStylePr>
     <w:tblStylePr w:type="lastCol">
       <w:rPr>
+        <w:rFonts w:eastAsia="黑体"/>
         <w:b/>
         <w:bCs/>
       </w:rPr>
@@ -6782,6 +7091,7 @@
         <w:spacing w:after="0" w:before="0" w:line="240" w:lineRule="auto"/>
       </w:pPr>
       <w:rPr>
+        <w:rFonts w:eastAsia="黑体"/>
         <w:b/>
         <w:bCs/>
         <w:color w:themeColor="background1" w:val="FFFFFF"/>
@@ -6804,6 +7114,7 @@
         <w:spacing w:after="0" w:before="0" w:line="240" w:lineRule="auto"/>
       </w:pPr>
       <w:rPr>
+        <w:rFonts w:eastAsia="黑体"/>
         <w:b/>
         <w:bCs/>
       </w:rPr>
@@ -6821,12 +7132,14 @@
     </w:tblStylePr>
     <w:tblStylePr w:type="firstCol">
       <w:rPr>
+        <w:rFonts w:eastAsia="黑体"/>
         <w:b/>
         <w:bCs/>
       </w:rPr>
     </w:tblStylePr>
     <w:tblStylePr w:type="lastCol">
       <w:rPr>
+        <w:rFonts w:eastAsia="黑体"/>
         <w:b/>
         <w:bCs/>
       </w:rPr>
@@ -6888,6 +7201,7 @@
         <w:spacing w:after="0" w:before="0" w:line="240" w:lineRule="auto"/>
       </w:pPr>
       <w:rPr>
+        <w:rFonts w:eastAsia="黑体"/>
         <w:b/>
         <w:bCs/>
         <w:color w:themeColor="background1" w:val="FFFFFF"/>
@@ -6910,6 +7224,7 @@
         <w:spacing w:after="0" w:before="0" w:line="240" w:lineRule="auto"/>
       </w:pPr>
       <w:rPr>
+        <w:rFonts w:eastAsia="黑体"/>
         <w:b/>
         <w:bCs/>
       </w:rPr>
@@ -6927,12 +7242,14 @@
     </w:tblStylePr>
     <w:tblStylePr w:type="firstCol">
       <w:rPr>
+        <w:rFonts w:eastAsia="黑体"/>
         <w:b/>
         <w:bCs/>
       </w:rPr>
     </w:tblStylePr>
     <w:tblStylePr w:type="lastCol">
       <w:rPr>
+        <w:rFonts w:eastAsia="黑体"/>
         <w:b/>
         <w:bCs/>
       </w:rPr>
@@ -6991,6 +7308,7 @@
         <w:spacing w:after="0" w:before="0" w:line="240" w:lineRule="auto"/>
       </w:pPr>
       <w:rPr>
+        <w:rFonts w:eastAsia="黑体"/>
         <w:b/>
         <w:bCs/>
         <w:color w:themeColor="background1" w:val="FFFFFF"/>
@@ -7013,6 +7331,7 @@
         <w:spacing w:after="0" w:before="0" w:line="240" w:lineRule="auto"/>
       </w:pPr>
       <w:rPr>
+        <w:rFonts w:eastAsia="黑体"/>
         <w:color w:val="auto"/>
       </w:rPr>
       <w:tblPr/>
@@ -7030,6 +7349,7 @@
     </w:tblStylePr>
     <w:tblStylePr w:type="firstCol">
       <w:rPr>
+        <w:rFonts w:eastAsia="黑体"/>
         <w:b/>
         <w:bCs/>
         <w:color w:themeColor="background1" w:val="FFFFFF"/>
@@ -7049,6 +7369,7 @@
     </w:tblStylePr>
     <w:tblStylePr w:type="lastCol">
       <w:rPr>
+        <w:rFonts w:eastAsia="黑体"/>
         <w:b/>
         <w:bCs/>
         <w:color w:themeColor="background1" w:val="FFFFFF"/>
@@ -7097,6 +7418,7 @@
     </w:tblStylePr>
     <w:tblStylePr w:type="nwCell">
       <w:rPr>
+        <w:rFonts w:eastAsia="黑体"/>
         <w:color w:themeColor="background1" w:val="FFFFFF"/>
       </w:rPr>
       <w:tblPr/>
@@ -7140,6 +7462,7 @@
         <w:spacing w:after="0" w:before="0" w:line="240" w:lineRule="auto"/>
       </w:pPr>
       <w:rPr>
+        <w:rFonts w:eastAsia="黑体"/>
         <w:b/>
         <w:bCs/>
         <w:color w:themeColor="background1" w:val="FFFFFF"/>
@@ -7162,6 +7485,7 @@
         <w:spacing w:after="0" w:before="0" w:line="240" w:lineRule="auto"/>
       </w:pPr>
       <w:rPr>
+        <w:rFonts w:eastAsia="黑体"/>
         <w:color w:val="auto"/>
       </w:rPr>
       <w:tblPr/>
@@ -7179,6 +7503,7 @@
     </w:tblStylePr>
     <w:tblStylePr w:type="firstCol">
       <w:rPr>
+        <w:rFonts w:eastAsia="黑体"/>
         <w:b/>
         <w:bCs/>
         <w:color w:themeColor="background1" w:val="FFFFFF"/>
@@ -7198,6 +7523,7 @@
     </w:tblStylePr>
     <w:tblStylePr w:type="lastCol">
       <w:rPr>
+        <w:rFonts w:eastAsia="黑体"/>
         <w:b/>
         <w:bCs/>
         <w:color w:themeColor="background1" w:val="FFFFFF"/>
@@ -7246,6 +7572,7 @@
     </w:tblStylePr>
     <w:tblStylePr w:type="nwCell">
       <w:rPr>
+        <w:rFonts w:eastAsia="黑体"/>
         <w:color w:themeColor="background1" w:val="FFFFFF"/>
       </w:rPr>
       <w:tblPr/>
@@ -7289,6 +7616,7 @@
         <w:spacing w:after="0" w:before="0" w:line="240" w:lineRule="auto"/>
       </w:pPr>
       <w:rPr>
+        <w:rFonts w:eastAsia="黑体"/>
         <w:b/>
         <w:bCs/>
         <w:color w:themeColor="background1" w:val="FFFFFF"/>
@@ -7311,6 +7639,7 @@
         <w:spacing w:after="0" w:before="0" w:line="240" w:lineRule="auto"/>
       </w:pPr>
       <w:rPr>
+        <w:rFonts w:eastAsia="黑体"/>
         <w:color w:val="auto"/>
       </w:rPr>
       <w:tblPr/>
@@ -7328,6 +7657,7 @@
     </w:tblStylePr>
     <w:tblStylePr w:type="firstCol">
       <w:rPr>
+        <w:rFonts w:eastAsia="黑体"/>
         <w:b/>
         <w:bCs/>
         <w:color w:themeColor="background1" w:val="FFFFFF"/>
@@ -7347,6 +7677,7 @@
     </w:tblStylePr>
     <w:tblStylePr w:type="lastCol">
       <w:rPr>
+        <w:rFonts w:eastAsia="黑体"/>
         <w:b/>
         <w:bCs/>
         <w:color w:themeColor="background1" w:val="FFFFFF"/>
@@ -7395,6 +7726,7 @@
     </w:tblStylePr>
     <w:tblStylePr w:type="nwCell">
       <w:rPr>
+        <w:rFonts w:eastAsia="黑体"/>
         <w:color w:themeColor="background1" w:val="FFFFFF"/>
       </w:rPr>
       <w:tblPr/>
@@ -7438,6 +7770,7 @@
         <w:spacing w:after="0" w:before="0" w:line="240" w:lineRule="auto"/>
       </w:pPr>
       <w:rPr>
+        <w:rFonts w:eastAsia="黑体"/>
         <w:b/>
         <w:bCs/>
         <w:color w:themeColor="background1" w:val="FFFFFF"/>
@@ -7460,6 +7793,7 @@
         <w:spacing w:after="0" w:before="0" w:line="240" w:lineRule="auto"/>
       </w:pPr>
       <w:rPr>
+        <w:rFonts w:eastAsia="黑体"/>
         <w:color w:val="auto"/>
       </w:rPr>
       <w:tblPr/>
@@ -7477,6 +7811,7 @@
     </w:tblStylePr>
     <w:tblStylePr w:type="firstCol">
       <w:rPr>
+        <w:rFonts w:eastAsia="黑体"/>
         <w:b/>
         <w:bCs/>
         <w:color w:themeColor="background1" w:val="FFFFFF"/>
@@ -7496,6 +7831,7 @@
     </w:tblStylePr>
     <w:tblStylePr w:type="lastCol">
       <w:rPr>
+        <w:rFonts w:eastAsia="黑体"/>
         <w:b/>
         <w:bCs/>
         <w:color w:themeColor="background1" w:val="FFFFFF"/>
@@ -7544,6 +7880,7 @@
     </w:tblStylePr>
     <w:tblStylePr w:type="nwCell">
       <w:rPr>
+        <w:rFonts w:eastAsia="黑体"/>
         <w:color w:themeColor="background1" w:val="FFFFFF"/>
       </w:rPr>
       <w:tblPr/>
@@ -7587,6 +7924,7 @@
         <w:spacing w:after="0" w:before="0" w:line="240" w:lineRule="auto"/>
       </w:pPr>
       <w:rPr>
+        <w:rFonts w:eastAsia="黑体"/>
         <w:b/>
         <w:bCs/>
         <w:color w:themeColor="background1" w:val="FFFFFF"/>
@@ -7609,6 +7947,7 @@
         <w:spacing w:after="0" w:before="0" w:line="240" w:lineRule="auto"/>
       </w:pPr>
       <w:rPr>
+        <w:rFonts w:eastAsia="黑体"/>
         <w:color w:val="auto"/>
       </w:rPr>
       <w:tblPr/>
@@ -7626,6 +7965,7 @@
     </w:tblStylePr>
     <w:tblStylePr w:type="firstCol">
       <w:rPr>
+        <w:rFonts w:eastAsia="黑体"/>
         <w:b/>
         <w:bCs/>
         <w:color w:themeColor="background1" w:val="FFFFFF"/>
@@ -7645,6 +7985,7 @@
     </w:tblStylePr>
     <w:tblStylePr w:type="lastCol">
       <w:rPr>
+        <w:rFonts w:eastAsia="黑体"/>
         <w:b/>
         <w:bCs/>
         <w:color w:themeColor="background1" w:val="FFFFFF"/>
@@ -7693,6 +8034,7 @@
     </w:tblStylePr>
     <w:tblStylePr w:type="nwCell">
       <w:rPr>
+        <w:rFonts w:eastAsia="黑体"/>
         <w:color w:themeColor="background1" w:val="FFFFFF"/>
       </w:rPr>
       <w:tblPr/>
@@ -7736,6 +8078,7 @@
         <w:spacing w:after="0" w:before="0" w:line="240" w:lineRule="auto"/>
       </w:pPr>
       <w:rPr>
+        <w:rFonts w:eastAsia="黑体"/>
         <w:b/>
         <w:bCs/>
         <w:color w:themeColor="background1" w:val="FFFFFF"/>
@@ -7758,6 +8101,7 @@
         <w:spacing w:after="0" w:before="0" w:line="240" w:lineRule="auto"/>
       </w:pPr>
       <w:rPr>
+        <w:rFonts w:eastAsia="黑体"/>
         <w:color w:val="auto"/>
       </w:rPr>
       <w:tblPr/>
@@ -7775,6 +8119,7 @@
     </w:tblStylePr>
     <w:tblStylePr w:type="firstCol">
       <w:rPr>
+        <w:rFonts w:eastAsia="黑体"/>
         <w:b/>
         <w:bCs/>
         <w:color w:themeColor="background1" w:val="FFFFFF"/>
@@ -7794,6 +8139,7 @@
     </w:tblStylePr>
     <w:tblStylePr w:type="lastCol">
       <w:rPr>
+        <w:rFonts w:eastAsia="黑体"/>
         <w:b/>
         <w:bCs/>
         <w:color w:themeColor="background1" w:val="FFFFFF"/>
@@ -7842,6 +8188,7 @@
     </w:tblStylePr>
     <w:tblStylePr w:type="nwCell">
       <w:rPr>
+        <w:rFonts w:eastAsia="黑体"/>
         <w:color w:themeColor="background1" w:val="FFFFFF"/>
       </w:rPr>
       <w:tblPr/>
@@ -7885,6 +8232,7 @@
         <w:spacing w:after="0" w:before="0" w:line="240" w:lineRule="auto"/>
       </w:pPr>
       <w:rPr>
+        <w:rFonts w:eastAsia="黑体"/>
         <w:b/>
         <w:bCs/>
         <w:color w:themeColor="background1" w:val="FFFFFF"/>
@@ -7907,6 +8255,7 @@
         <w:spacing w:after="0" w:before="0" w:line="240" w:lineRule="auto"/>
       </w:pPr>
       <w:rPr>
+        <w:rFonts w:eastAsia="黑体"/>
         <w:color w:val="auto"/>
       </w:rPr>
       <w:tblPr/>
@@ -7924,6 +8273,7 @@
     </w:tblStylePr>
     <w:tblStylePr w:type="firstCol">
       <w:rPr>
+        <w:rFonts w:eastAsia="黑体"/>
         <w:b/>
         <w:bCs/>
         <w:color w:themeColor="background1" w:val="FFFFFF"/>
@@ -7943,6 +8293,7 @@
     </w:tblStylePr>
     <w:tblStylePr w:type="lastCol">
       <w:rPr>
+        <w:rFonts w:eastAsia="黑体"/>
         <w:b/>
         <w:bCs/>
         <w:color w:themeColor="background1" w:val="FFFFFF"/>
@@ -7991,6 +8342,7 @@
     </w:tblStylePr>
     <w:tblStylePr w:type="nwCell">
       <w:rPr>
+        <w:rFonts w:eastAsia="黑体"/>
         <w:color w:themeColor="background1" w:val="FFFFFF"/>
       </w:rPr>
       <w:tblPr/>
@@ -8015,6 +8367,7 @@
       <w:spacing w:after="0" w:line="240" w:lineRule="auto"/>
     </w:pPr>
     <w:rPr>
+      <w:rFonts w:eastAsia="黑体"/>
       <w:color w:themeColor="text1" w:val="000000"/>
     </w:rPr>
     <w:tblPr>
@@ -8034,7 +8387,7 @@
     </w:tblPr>
     <w:tblStylePr w:type="firstRow">
       <w:rPr>
-        <w:rFonts w:asciiTheme="majorHAnsi" w:cstheme="majorBidi" w:eastAsiaTheme="majorEastAsia" w:hAnsiTheme="majorHAnsi"/>
+        <w:rFonts w:asciiTheme="majorHAnsi" w:cstheme="majorBidi" w:hAnsiTheme="majorHAnsi" w:eastAsia="黑体"/>
       </w:rPr>
       <w:tblPr/>
       <w:tcPr>
@@ -8046,6 +8399,7 @@
     </w:tblStylePr>
     <w:tblStylePr w:type="lastRow">
       <w:rPr>
+        <w:rFonts w:eastAsia="黑体"/>
         <w:b/>
         <w:bCs/>
         <w:color w:themeColor="text2" w:val="1F497D"/>
@@ -8060,12 +8414,14 @@
     </w:tblStylePr>
     <w:tblStylePr w:type="firstCol">
       <w:rPr>
+        <w:rFonts w:eastAsia="黑体"/>
         <w:b/>
         <w:bCs/>
       </w:rPr>
     </w:tblStylePr>
     <w:tblStylePr w:type="lastCol">
       <w:rPr>
+        <w:rFonts w:eastAsia="黑体"/>
         <w:b/>
         <w:bCs/>
       </w:rPr>
@@ -8099,6 +8455,7 @@
       <w:spacing w:after="0" w:line="240" w:lineRule="auto"/>
     </w:pPr>
     <w:rPr>
+      <w:rFonts w:eastAsia="黑体"/>
       <w:color w:themeColor="text1" w:val="000000"/>
     </w:rPr>
     <w:tblPr>
@@ -8118,7 +8475,7 @@
     </w:tblPr>
     <w:tblStylePr w:type="firstRow">
       <w:rPr>
-        <w:rFonts w:asciiTheme="majorHAnsi" w:cstheme="majorBidi" w:eastAsiaTheme="majorEastAsia" w:hAnsiTheme="majorHAnsi"/>
+        <w:rFonts w:asciiTheme="majorHAnsi" w:cstheme="majorBidi" w:hAnsiTheme="majorHAnsi" w:eastAsia="黑体"/>
       </w:rPr>
       <w:tblPr/>
       <w:tcPr>
@@ -8130,6 +8487,7 @@
     </w:tblStylePr>
     <w:tblStylePr w:type="lastRow">
       <w:rPr>
+        <w:rFonts w:eastAsia="黑体"/>
         <w:b/>
         <w:bCs/>
         <w:color w:themeColor="text2" w:val="1F497D"/>
@@ -8144,12 +8502,14 @@
     </w:tblStylePr>
     <w:tblStylePr w:type="firstCol">
       <w:rPr>
+        <w:rFonts w:eastAsia="黑体"/>
         <w:b/>
         <w:bCs/>
       </w:rPr>
     </w:tblStylePr>
     <w:tblStylePr w:type="lastCol">
       <w:rPr>
+        <w:rFonts w:eastAsia="黑体"/>
         <w:b/>
         <w:bCs/>
       </w:rPr>
@@ -8183,6 +8543,7 @@
       <w:spacing w:after="0" w:line="240" w:lineRule="auto"/>
     </w:pPr>
     <w:rPr>
+      <w:rFonts w:eastAsia="黑体"/>
       <w:color w:themeColor="text1" w:val="000000"/>
     </w:rPr>
     <w:tblPr>
@@ -8202,7 +8563,7 @@
     </w:tblPr>
     <w:tblStylePr w:type="firstRow">
       <w:rPr>
-        <w:rFonts w:asciiTheme="majorHAnsi" w:cstheme="majorBidi" w:eastAsiaTheme="majorEastAsia" w:hAnsiTheme="majorHAnsi"/>
+        <w:rFonts w:asciiTheme="majorHAnsi" w:cstheme="majorBidi" w:hAnsiTheme="majorHAnsi" w:eastAsia="黑体"/>
       </w:rPr>
       <w:tblPr/>
       <w:tcPr>
@@ -8214,6 +8575,7 @@
     </w:tblStylePr>
     <w:tblStylePr w:type="lastRow">
       <w:rPr>
+        <w:rFonts w:eastAsia="黑体"/>
         <w:b/>
         <w:bCs/>
         <w:color w:themeColor="text2" w:val="1F497D"/>
@@ -8228,12 +8590,14 @@
     </w:tblStylePr>
     <w:tblStylePr w:type="firstCol">
       <w:rPr>
+        <w:rFonts w:eastAsia="黑体"/>
         <w:b/>
         <w:bCs/>
       </w:rPr>
     </w:tblStylePr>
     <w:tblStylePr w:type="lastCol">
       <w:rPr>
+        <w:rFonts w:eastAsia="黑体"/>
         <w:b/>
         <w:bCs/>
       </w:rPr>
@@ -8267,6 +8631,7 @@
       <w:spacing w:after="0" w:line="240" w:lineRule="auto"/>
     </w:pPr>
     <w:rPr>
+      <w:rFonts w:eastAsia="黑体"/>
       <w:color w:themeColor="text1" w:val="000000"/>
     </w:rPr>
     <w:tblPr>
@@ -8286,7 +8651,7 @@
     </w:tblPr>
     <w:tblStylePr w:type="firstRow">
       <w:rPr>
-        <w:rFonts w:asciiTheme="majorHAnsi" w:cstheme="majorBidi" w:eastAsiaTheme="majorEastAsia" w:hAnsiTheme="majorHAnsi"/>
+        <w:rFonts w:asciiTheme="majorHAnsi" w:cstheme="majorBidi" w:hAnsiTheme="majorHAnsi" w:eastAsia="黑体"/>
       </w:rPr>
       <w:tblPr/>
       <w:tcPr>
@@ -8298,6 +8663,7 @@
     </w:tblStylePr>
     <w:tblStylePr w:type="lastRow">
       <w:rPr>
+        <w:rFonts w:eastAsia="黑体"/>
         <w:b/>
         <w:bCs/>
         <w:color w:themeColor="text2" w:val="1F497D"/>
@@ -8312,12 +8678,14 @@
     </w:tblStylePr>
     <w:tblStylePr w:type="firstCol">
       <w:rPr>
+        <w:rFonts w:eastAsia="黑体"/>
         <w:b/>
         <w:bCs/>
       </w:rPr>
     </w:tblStylePr>
     <w:tblStylePr w:type="lastCol">
       <w:rPr>
+        <w:rFonts w:eastAsia="黑体"/>
         <w:b/>
         <w:bCs/>
       </w:rPr>
@@ -8351,6 +8719,7 @@
       <w:spacing w:after="0" w:line="240" w:lineRule="auto"/>
     </w:pPr>
     <w:rPr>
+      <w:rFonts w:eastAsia="黑体"/>
       <w:color w:themeColor="text1" w:val="000000"/>
     </w:rPr>
     <w:tblPr>
@@ -8370,7 +8739,7 @@
     </w:tblPr>
     <w:tblStylePr w:type="firstRow">
       <w:rPr>
-        <w:rFonts w:asciiTheme="majorHAnsi" w:cstheme="majorBidi" w:eastAsiaTheme="majorEastAsia" w:hAnsiTheme="majorHAnsi"/>
+        <w:rFonts w:asciiTheme="majorHAnsi" w:cstheme="majorBidi" w:hAnsiTheme="majorHAnsi" w:eastAsia="黑体"/>
       </w:rPr>
       <w:tblPr/>
       <w:tcPr>
@@ -8382,6 +8751,7 @@
     </w:tblStylePr>
     <w:tblStylePr w:type="lastRow">
       <w:rPr>
+        <w:rFonts w:eastAsia="黑体"/>
         <w:b/>
         <w:bCs/>
         <w:color w:themeColor="text2" w:val="1F497D"/>
@@ -8396,12 +8766,14 @@
     </w:tblStylePr>
     <w:tblStylePr w:type="firstCol">
       <w:rPr>
+        <w:rFonts w:eastAsia="黑体"/>
         <w:b/>
         <w:bCs/>
       </w:rPr>
     </w:tblStylePr>
     <w:tblStylePr w:type="lastCol">
       <w:rPr>
+        <w:rFonts w:eastAsia="黑体"/>
         <w:b/>
         <w:bCs/>
       </w:rPr>
@@ -8435,6 +8807,7 @@
       <w:spacing w:after="0" w:line="240" w:lineRule="auto"/>
     </w:pPr>
     <w:rPr>
+      <w:rFonts w:eastAsia="黑体"/>
       <w:color w:themeColor="text1" w:val="000000"/>
     </w:rPr>
     <w:tblPr>
@@ -8454,7 +8827,7 @@
     </w:tblPr>
     <w:tblStylePr w:type="firstRow">
       <w:rPr>
-        <w:rFonts w:asciiTheme="majorHAnsi" w:cstheme="majorBidi" w:eastAsiaTheme="majorEastAsia" w:hAnsiTheme="majorHAnsi"/>
+        <w:rFonts w:asciiTheme="majorHAnsi" w:cstheme="majorBidi" w:hAnsiTheme="majorHAnsi" w:eastAsia="黑体"/>
       </w:rPr>
       <w:tblPr/>
       <w:tcPr>
@@ -8466,6 +8839,7 @@
     </w:tblStylePr>
     <w:tblStylePr w:type="lastRow">
       <w:rPr>
+        <w:rFonts w:eastAsia="黑体"/>
         <w:b/>
         <w:bCs/>
         <w:color w:themeColor="text2" w:val="1F497D"/>
@@ -8480,12 +8854,14 @@
     </w:tblStylePr>
     <w:tblStylePr w:type="firstCol">
       <w:rPr>
+        <w:rFonts w:eastAsia="黑体"/>
         <w:b/>
         <w:bCs/>
       </w:rPr>
     </w:tblStylePr>
     <w:tblStylePr w:type="lastCol">
       <w:rPr>
+        <w:rFonts w:eastAsia="黑体"/>
         <w:b/>
         <w:bCs/>
       </w:rPr>
@@ -8519,6 +8895,7 @@
       <w:spacing w:after="0" w:line="240" w:lineRule="auto"/>
     </w:pPr>
     <w:rPr>
+      <w:rFonts w:eastAsia="黑体"/>
       <w:color w:themeColor="text1" w:val="000000"/>
     </w:rPr>
     <w:tblPr>
@@ -8538,7 +8915,7 @@
     </w:tblPr>
     <w:tblStylePr w:type="firstRow">
       <w:rPr>
-        <w:rFonts w:asciiTheme="majorHAnsi" w:cstheme="majorBidi" w:eastAsiaTheme="majorEastAsia" w:hAnsiTheme="majorHAnsi"/>
+        <w:rFonts w:asciiTheme="majorHAnsi" w:cstheme="majorBidi" w:hAnsiTheme="majorHAnsi" w:eastAsia="黑体"/>
       </w:rPr>
       <w:tblPr/>
       <w:tcPr>
@@ -8550,6 +8927,7 @@
     </w:tblStylePr>
     <w:tblStylePr w:type="lastRow">
       <w:rPr>
+        <w:rFonts w:eastAsia="黑体"/>
         <w:b/>
         <w:bCs/>
         <w:color w:themeColor="text2" w:val="1F497D"/>
@@ -8564,12 +8942,14 @@
     </w:tblStylePr>
     <w:tblStylePr w:type="firstCol">
       <w:rPr>
+        <w:rFonts w:eastAsia="黑体"/>
         <w:b/>
         <w:bCs/>
       </w:rPr>
     </w:tblStylePr>
     <w:tblStylePr w:type="lastCol">
       <w:rPr>
+        <w:rFonts w:eastAsia="黑体"/>
         <w:b/>
         <w:bCs/>
       </w:rPr>
@@ -8603,7 +8983,7 @@
       <w:spacing w:after="0" w:line="240" w:lineRule="auto"/>
     </w:pPr>
     <w:rPr>
-      <w:rFonts w:asciiTheme="majorHAnsi" w:cstheme="majorBidi" w:eastAsiaTheme="majorEastAsia" w:hAnsiTheme="majorHAnsi"/>
+      <w:rFonts w:asciiTheme="majorHAnsi" w:cstheme="majorBidi" w:hAnsiTheme="majorHAnsi" w:eastAsia="黑体"/>
       <w:color w:themeColor="text1" w:val="000000"/>
     </w:rPr>
     <w:tblPr>
@@ -8625,6 +9005,7 @@
     </w:tblPr>
     <w:tblStylePr w:type="firstRow">
       <w:rPr>
+        <w:rFonts w:eastAsia="黑体"/>
         <w:sz w:val="24"/>
         <w:szCs w:val="24"/>
       </w:rPr>
@@ -8731,7 +9112,7 @@
       <w:spacing w:after="0" w:line="240" w:lineRule="auto"/>
     </w:pPr>
     <w:rPr>
-      <w:rFonts w:asciiTheme="majorHAnsi" w:cstheme="majorBidi" w:eastAsiaTheme="majorEastAsia" w:hAnsiTheme="majorHAnsi"/>
+      <w:rFonts w:asciiTheme="majorHAnsi" w:cstheme="majorBidi" w:hAnsiTheme="majorHAnsi" w:eastAsia="黑体"/>
       <w:color w:themeColor="text1" w:val="000000"/>
     </w:rPr>
     <w:tblPr>
@@ -8753,6 +9134,7 @@
     </w:tblPr>
     <w:tblStylePr w:type="firstRow">
       <w:rPr>
+        <w:rFonts w:eastAsia="黑体"/>
         <w:sz w:val="24"/>
         <w:szCs w:val="24"/>
       </w:rPr>
@@ -8859,7 +9241,7 @@
       <w:spacing w:after="0" w:line="240" w:lineRule="auto"/>
     </w:pPr>
     <w:rPr>
-      <w:rFonts w:asciiTheme="majorHAnsi" w:cstheme="majorBidi" w:eastAsiaTheme="majorEastAsia" w:hAnsiTheme="majorHAnsi"/>
+      <w:rFonts w:asciiTheme="majorHAnsi" w:cstheme="majorBidi" w:hAnsiTheme="majorHAnsi" w:eastAsia="黑体"/>
       <w:color w:themeColor="text1" w:val="000000"/>
     </w:rPr>
     <w:tblPr>
@@ -8881,6 +9263,7 @@
     </w:tblPr>
     <w:tblStylePr w:type="firstRow">
       <w:rPr>
+        <w:rFonts w:eastAsia="黑体"/>
         <w:sz w:val="24"/>
         <w:szCs w:val="24"/>
       </w:rPr>
@@ -8987,7 +9370,7 @@
       <w:spacing w:after="0" w:line="240" w:lineRule="auto"/>
     </w:pPr>
     <w:rPr>
-      <w:rFonts w:asciiTheme="majorHAnsi" w:cstheme="majorBidi" w:eastAsiaTheme="majorEastAsia" w:hAnsiTheme="majorHAnsi"/>
+      <w:rFonts w:asciiTheme="majorHAnsi" w:cstheme="majorBidi" w:hAnsiTheme="majorHAnsi" w:eastAsia="黑体"/>
       <w:color w:themeColor="text1" w:val="000000"/>
     </w:rPr>
     <w:tblPr>
@@ -9009,6 +9392,7 @@
     </w:tblPr>
     <w:tblStylePr w:type="firstRow">
       <w:rPr>
+        <w:rFonts w:eastAsia="黑体"/>
         <w:sz w:val="24"/>
         <w:szCs w:val="24"/>
       </w:rPr>
@@ -9115,7 +9499,7 @@
       <w:spacing w:after="0" w:line="240" w:lineRule="auto"/>
     </w:pPr>
     <w:rPr>
-      <w:rFonts w:asciiTheme="majorHAnsi" w:cstheme="majorBidi" w:eastAsiaTheme="majorEastAsia" w:hAnsiTheme="majorHAnsi"/>
+      <w:rFonts w:asciiTheme="majorHAnsi" w:cstheme="majorBidi" w:hAnsiTheme="majorHAnsi" w:eastAsia="黑体"/>
       <w:color w:themeColor="text1" w:val="000000"/>
     </w:rPr>
     <w:tblPr>
@@ -9137,6 +9521,7 @@
     </w:tblPr>
     <w:tblStylePr w:type="firstRow">
       <w:rPr>
+        <w:rFonts w:eastAsia="黑体"/>
         <w:sz w:val="24"/>
         <w:szCs w:val="24"/>
       </w:rPr>
@@ -9243,7 +9628,7 @@
       <w:spacing w:after="0" w:line="240" w:lineRule="auto"/>
     </w:pPr>
     <w:rPr>
-      <w:rFonts w:asciiTheme="majorHAnsi" w:cstheme="majorBidi" w:eastAsiaTheme="majorEastAsia" w:hAnsiTheme="majorHAnsi"/>
+      <w:rFonts w:asciiTheme="majorHAnsi" w:cstheme="majorBidi" w:hAnsiTheme="majorHAnsi" w:eastAsia="黑体"/>
       <w:color w:themeColor="text1" w:val="000000"/>
     </w:rPr>
     <w:tblPr>
@@ -9265,6 +9650,7 @@
     </w:tblPr>
     <w:tblStylePr w:type="firstRow">
       <w:rPr>
+        <w:rFonts w:eastAsia="黑体"/>
         <w:sz w:val="24"/>
         <w:szCs w:val="24"/>
       </w:rPr>
@@ -9371,7 +9757,7 @@
       <w:spacing w:after="0" w:line="240" w:lineRule="auto"/>
     </w:pPr>
     <w:rPr>
-      <w:rFonts w:asciiTheme="majorHAnsi" w:cstheme="majorBidi" w:eastAsiaTheme="majorEastAsia" w:hAnsiTheme="majorHAnsi"/>
+      <w:rFonts w:asciiTheme="majorHAnsi" w:cstheme="majorBidi" w:hAnsiTheme="majorHAnsi" w:eastAsia="黑体"/>
       <w:color w:themeColor="text1" w:val="000000"/>
     </w:rPr>
     <w:tblPr>
@@ -9393,6 +9779,7 @@
     </w:tblPr>
     <w:tblStylePr w:type="firstRow">
       <w:rPr>
+        <w:rFonts w:eastAsia="黑体"/>
         <w:sz w:val="24"/>
         <w:szCs w:val="24"/>
       </w:rPr>
@@ -9522,12 +9909,14 @@
     </w:tcPr>
     <w:tblStylePr w:type="firstRow">
       <w:rPr>
+        <w:rFonts w:eastAsia="黑体"/>
         <w:b/>
         <w:bCs/>
       </w:rPr>
     </w:tblStylePr>
     <w:tblStylePr w:type="lastRow">
       <w:rPr>
+        <w:rFonts w:eastAsia="黑体"/>
         <w:b/>
         <w:bCs/>
       </w:rPr>
@@ -9540,12 +9929,14 @@
     </w:tblStylePr>
     <w:tblStylePr w:type="firstCol">
       <w:rPr>
+        <w:rFonts w:eastAsia="黑体"/>
         <w:b/>
         <w:bCs/>
       </w:rPr>
     </w:tblStylePr>
     <w:tblStylePr w:type="lastCol">
       <w:rPr>
+        <w:rFonts w:eastAsia="黑体"/>
         <w:b/>
         <w:bCs/>
       </w:rPr>
@@ -9595,12 +9986,14 @@
     </w:tcPr>
     <w:tblStylePr w:type="firstRow">
       <w:rPr>
+        <w:rFonts w:eastAsia="黑体"/>
         <w:b/>
         <w:bCs/>
       </w:rPr>
     </w:tblStylePr>
     <w:tblStylePr w:type="lastRow">
       <w:rPr>
+        <w:rFonts w:eastAsia="黑体"/>
         <w:b/>
         <w:bCs/>
       </w:rPr>
@@ -9613,12 +10006,14 @@
     </w:tblStylePr>
     <w:tblStylePr w:type="firstCol">
       <w:rPr>
+        <w:rFonts w:eastAsia="黑体"/>
         <w:b/>
         <w:bCs/>
       </w:rPr>
     </w:tblStylePr>
     <w:tblStylePr w:type="lastCol">
       <w:rPr>
+        <w:rFonts w:eastAsia="黑体"/>
         <w:b/>
         <w:bCs/>
       </w:rPr>
@@ -9668,12 +10063,14 @@
     </w:tcPr>
     <w:tblStylePr w:type="firstRow">
       <w:rPr>
+        <w:rFonts w:eastAsia="黑体"/>
         <w:b/>
         <w:bCs/>
       </w:rPr>
     </w:tblStylePr>
     <w:tblStylePr w:type="lastRow">
       <w:rPr>
+        <w:rFonts w:eastAsia="黑体"/>
         <w:b/>
         <w:bCs/>
       </w:rPr>
@@ -9686,12 +10083,14 @@
     </w:tblStylePr>
     <w:tblStylePr w:type="firstCol">
       <w:rPr>
+        <w:rFonts w:eastAsia="黑体"/>
         <w:b/>
         <w:bCs/>
       </w:rPr>
     </w:tblStylePr>
     <w:tblStylePr w:type="lastCol">
       <w:rPr>
+        <w:rFonts w:eastAsia="黑体"/>
         <w:b/>
         <w:bCs/>
       </w:rPr>
@@ -9741,12 +10140,14 @@
     </w:tcPr>
     <w:tblStylePr w:type="firstRow">
       <w:rPr>
+        <w:rFonts w:eastAsia="黑体"/>
         <w:b/>
         <w:bCs/>
       </w:rPr>
     </w:tblStylePr>
     <w:tblStylePr w:type="lastRow">
       <w:rPr>
+        <w:rFonts w:eastAsia="黑体"/>
         <w:b/>
         <w:bCs/>
       </w:rPr>
@@ -9759,12 +10160,14 @@
     </w:tblStylePr>
     <w:tblStylePr w:type="firstCol">
       <w:rPr>
+        <w:rFonts w:eastAsia="黑体"/>
         <w:b/>
         <w:bCs/>
       </w:rPr>
     </w:tblStylePr>
     <w:tblStylePr w:type="lastCol">
       <w:rPr>
+        <w:rFonts w:eastAsia="黑体"/>
         <w:b/>
         <w:bCs/>
       </w:rPr>
@@ -9814,12 +10217,14 @@
     </w:tcPr>
     <w:tblStylePr w:type="firstRow">
       <w:rPr>
+        <w:rFonts w:eastAsia="黑体"/>
         <w:b/>
         <w:bCs/>
       </w:rPr>
     </w:tblStylePr>
     <w:tblStylePr w:type="lastRow">
       <w:rPr>
+        <w:rFonts w:eastAsia="黑体"/>
         <w:b/>
         <w:bCs/>
       </w:rPr>
@@ -9832,12 +10237,14 @@
     </w:tblStylePr>
     <w:tblStylePr w:type="firstCol">
       <w:rPr>
+        <w:rFonts w:eastAsia="黑体"/>
         <w:b/>
         <w:bCs/>
       </w:rPr>
     </w:tblStylePr>
     <w:tblStylePr w:type="lastCol">
       <w:rPr>
+        <w:rFonts w:eastAsia="黑体"/>
         <w:b/>
         <w:bCs/>
       </w:rPr>
@@ -9887,12 +10294,14 @@
     </w:tcPr>
     <w:tblStylePr w:type="firstRow">
       <w:rPr>
+        <w:rFonts w:eastAsia="黑体"/>
         <w:b/>
         <w:bCs/>
       </w:rPr>
     </w:tblStylePr>
     <w:tblStylePr w:type="lastRow">
       <w:rPr>
+        <w:rFonts w:eastAsia="黑体"/>
         <w:b/>
         <w:bCs/>
       </w:rPr>
@@ -9905,12 +10314,14 @@
     </w:tblStylePr>
     <w:tblStylePr w:type="firstCol">
       <w:rPr>
+        <w:rFonts w:eastAsia="黑体"/>
         <w:b/>
         <w:bCs/>
       </w:rPr>
     </w:tblStylePr>
     <w:tblStylePr w:type="lastCol">
       <w:rPr>
+        <w:rFonts w:eastAsia="黑体"/>
         <w:b/>
         <w:bCs/>
       </w:rPr>
@@ -9960,12 +10371,14 @@
     </w:tcPr>
     <w:tblStylePr w:type="firstRow">
       <w:rPr>
+        <w:rFonts w:eastAsia="黑体"/>
         <w:b/>
         <w:bCs/>
       </w:rPr>
     </w:tblStylePr>
     <w:tblStylePr w:type="lastRow">
       <w:rPr>
+        <w:rFonts w:eastAsia="黑体"/>
         <w:b/>
         <w:bCs/>
       </w:rPr>
@@ -9978,12 +10391,14 @@
     </w:tblStylePr>
     <w:tblStylePr w:type="firstCol">
       <w:rPr>
+        <w:rFonts w:eastAsia="黑体"/>
         <w:b/>
         <w:bCs/>
       </w:rPr>
     </w:tblStylePr>
     <w:tblStylePr w:type="lastCol">
       <w:rPr>
+        <w:rFonts w:eastAsia="黑体"/>
         <w:b/>
         <w:bCs/>
       </w:rPr>
@@ -10010,7 +10425,7 @@
       <w:spacing w:after="0" w:line="240" w:lineRule="auto"/>
     </w:pPr>
     <w:rPr>
-      <w:rFonts w:asciiTheme="majorHAnsi" w:cstheme="majorBidi" w:eastAsiaTheme="majorEastAsia" w:hAnsiTheme="majorHAnsi"/>
+      <w:rFonts w:asciiTheme="majorHAnsi" w:cstheme="majorBidi" w:hAnsiTheme="majorHAnsi" w:eastAsia="黑体"/>
       <w:color w:themeColor="text1" w:val="000000"/>
     </w:rPr>
     <w:tblPr>
@@ -10037,6 +10452,7 @@
     </w:tcPr>
     <w:tblStylePr w:type="firstRow">
       <w:rPr>
+        <w:rFonts w:eastAsia="黑体"/>
         <w:b/>
         <w:bCs/>
         <w:color w:themeColor="text1" w:val="000000"/>
@@ -10048,6 +10464,7 @@
     </w:tblStylePr>
     <w:tblStylePr w:type="lastRow">
       <w:rPr>
+        <w:rFonts w:eastAsia="黑体"/>
         <w:b/>
         <w:bCs/>
         <w:color w:themeColor="text1" w:val="000000"/>
@@ -10067,6 +10484,7 @@
     </w:tblStylePr>
     <w:tblStylePr w:type="firstCol">
       <w:rPr>
+        <w:rFonts w:eastAsia="黑体"/>
         <w:b/>
         <w:bCs/>
         <w:color w:themeColor="text1" w:val="000000"/>
@@ -10086,6 +10504,7 @@
     </w:tblStylePr>
     <w:tblStylePr w:type="lastCol">
       <w:rPr>
+        <w:rFonts w:eastAsia="黑体"/>
         <w:b w:val="0"/>
         <w:bCs w:val="0"/>
         <w:color w:themeColor="text1" w:val="000000"/>
@@ -10135,7 +10554,7 @@
       <w:spacing w:after="0" w:line="240" w:lineRule="auto"/>
     </w:pPr>
     <w:rPr>
-      <w:rFonts w:asciiTheme="majorHAnsi" w:cstheme="majorBidi" w:eastAsiaTheme="majorEastAsia" w:hAnsiTheme="majorHAnsi"/>
+      <w:rFonts w:asciiTheme="majorHAnsi" w:cstheme="majorBidi" w:hAnsiTheme="majorHAnsi" w:eastAsia="黑体"/>
       <w:color w:themeColor="text1" w:val="000000"/>
     </w:rPr>
     <w:tblPr>
@@ -10162,6 +10581,7 @@
     </w:tcPr>
     <w:tblStylePr w:type="firstRow">
       <w:rPr>
+        <w:rFonts w:eastAsia="黑体"/>
         <w:b/>
         <w:bCs/>
         <w:color w:themeColor="text1" w:val="000000"/>
@@ -10173,6 +10593,7 @@
     </w:tblStylePr>
     <w:tblStylePr w:type="lastRow">
       <w:rPr>
+        <w:rFonts w:eastAsia="黑体"/>
         <w:b/>
         <w:bCs/>
         <w:color w:themeColor="text1" w:val="000000"/>
@@ -10192,6 +10613,7 @@
     </w:tblStylePr>
     <w:tblStylePr w:type="firstCol">
       <w:rPr>
+        <w:rFonts w:eastAsia="黑体"/>
         <w:b/>
         <w:bCs/>
         <w:color w:themeColor="text1" w:val="000000"/>
@@ -10211,6 +10633,7 @@
     </w:tblStylePr>
     <w:tblStylePr w:type="lastCol">
       <w:rPr>
+        <w:rFonts w:eastAsia="黑体"/>
         <w:b w:val="0"/>
         <w:bCs w:val="0"/>
         <w:color w:themeColor="text1" w:val="000000"/>
@@ -10260,7 +10683,7 @@
       <w:spacing w:after="0" w:line="240" w:lineRule="auto"/>
     </w:pPr>
     <w:rPr>
-      <w:rFonts w:asciiTheme="majorHAnsi" w:cstheme="majorBidi" w:eastAsiaTheme="majorEastAsia" w:hAnsiTheme="majorHAnsi"/>
+      <w:rFonts w:asciiTheme="majorHAnsi" w:cstheme="majorBidi" w:hAnsiTheme="majorHAnsi" w:eastAsia="黑体"/>
       <w:color w:themeColor="text1" w:val="000000"/>
     </w:rPr>
     <w:tblPr>
@@ -10287,6 +10710,7 @@
     </w:tcPr>
     <w:tblStylePr w:type="firstRow">
       <w:rPr>
+        <w:rFonts w:eastAsia="黑体"/>
         <w:b/>
         <w:bCs/>
         <w:color w:themeColor="text1" w:val="000000"/>
@@ -10298,6 +10722,7 @@
     </w:tblStylePr>
     <w:tblStylePr w:type="lastRow">
       <w:rPr>
+        <w:rFonts w:eastAsia="黑体"/>
         <w:b/>
         <w:bCs/>
         <w:color w:themeColor="text1" w:val="000000"/>
@@ -10317,6 +10742,7 @@
     </w:tblStylePr>
     <w:tblStylePr w:type="firstCol">
       <w:rPr>
+        <w:rFonts w:eastAsia="黑体"/>
         <w:b/>
         <w:bCs/>
         <w:color w:themeColor="text1" w:val="000000"/>
@@ -10336,6 +10762,7 @@
     </w:tblStylePr>
     <w:tblStylePr w:type="lastCol">
       <w:rPr>
+        <w:rFonts w:eastAsia="黑体"/>
         <w:b w:val="0"/>
         <w:bCs w:val="0"/>
         <w:color w:themeColor="text1" w:val="000000"/>
@@ -10385,7 +10812,7 @@
       <w:spacing w:after="0" w:line="240" w:lineRule="auto"/>
     </w:pPr>
     <w:rPr>
-      <w:rFonts w:asciiTheme="majorHAnsi" w:cstheme="majorBidi" w:eastAsiaTheme="majorEastAsia" w:hAnsiTheme="majorHAnsi"/>
+      <w:rFonts w:asciiTheme="majorHAnsi" w:cstheme="majorBidi" w:hAnsiTheme="majorHAnsi" w:eastAsia="黑体"/>
       <w:color w:themeColor="text1" w:val="000000"/>
     </w:rPr>
     <w:tblPr>
@@ -10412,6 +10839,7 @@
     </w:tcPr>
     <w:tblStylePr w:type="firstRow">
       <w:rPr>
+        <w:rFonts w:eastAsia="黑体"/>
         <w:b/>
         <w:bCs/>
         <w:color w:themeColor="text1" w:val="000000"/>
@@ -10423,6 +10851,7 @@
     </w:tblStylePr>
     <w:tblStylePr w:type="lastRow">
       <w:rPr>
+        <w:rFonts w:eastAsia="黑体"/>
         <w:b/>
         <w:bCs/>
         <w:color w:themeColor="text1" w:val="000000"/>
@@ -10442,6 +10871,7 @@
     </w:tblStylePr>
     <w:tblStylePr w:type="firstCol">
       <w:rPr>
+        <w:rFonts w:eastAsia="黑体"/>
         <w:b/>
         <w:bCs/>
         <w:color w:themeColor="text1" w:val="000000"/>
@@ -10461,6 +10891,7 @@
     </w:tblStylePr>
     <w:tblStylePr w:type="lastCol">
       <w:rPr>
+        <w:rFonts w:eastAsia="黑体"/>
         <w:b w:val="0"/>
         <w:bCs w:val="0"/>
         <w:color w:themeColor="text1" w:val="000000"/>
@@ -10510,7 +10941,7 @@
       <w:spacing w:after="0" w:line="240" w:lineRule="auto"/>
     </w:pPr>
     <w:rPr>
-      <w:rFonts w:asciiTheme="majorHAnsi" w:cstheme="majorBidi" w:eastAsiaTheme="majorEastAsia" w:hAnsiTheme="majorHAnsi"/>
+      <w:rFonts w:asciiTheme="majorHAnsi" w:cstheme="majorBidi" w:hAnsiTheme="majorHAnsi" w:eastAsia="黑体"/>
       <w:color w:themeColor="text1" w:val="000000"/>
     </w:rPr>
     <w:tblPr>
@@ -10537,6 +10968,7 @@
     </w:tcPr>
     <w:tblStylePr w:type="firstRow">
       <w:rPr>
+        <w:rFonts w:eastAsia="黑体"/>
         <w:b/>
         <w:bCs/>
         <w:color w:themeColor="text1" w:val="000000"/>
@@ -10548,6 +10980,7 @@
     </w:tblStylePr>
     <w:tblStylePr w:type="lastRow">
       <w:rPr>
+        <w:rFonts w:eastAsia="黑体"/>
         <w:b/>
         <w:bCs/>
         <w:color w:themeColor="text1" w:val="000000"/>
@@ -10567,6 +11000,7 @@
     </w:tblStylePr>
     <w:tblStylePr w:type="firstCol">
       <w:rPr>
+        <w:rFonts w:eastAsia="黑体"/>
         <w:b/>
         <w:bCs/>
         <w:color w:themeColor="text1" w:val="000000"/>
@@ -10586,6 +11020,7 @@
     </w:tblStylePr>
     <w:tblStylePr w:type="lastCol">
       <w:rPr>
+        <w:rFonts w:eastAsia="黑体"/>
         <w:b w:val="0"/>
         <w:bCs w:val="0"/>
         <w:color w:themeColor="text1" w:val="000000"/>
@@ -10635,7 +11070,7 @@
       <w:spacing w:after="0" w:line="240" w:lineRule="auto"/>
     </w:pPr>
     <w:rPr>
-      <w:rFonts w:asciiTheme="majorHAnsi" w:cstheme="majorBidi" w:eastAsiaTheme="majorEastAsia" w:hAnsiTheme="majorHAnsi"/>
+      <w:rFonts w:asciiTheme="majorHAnsi" w:cstheme="majorBidi" w:hAnsiTheme="majorHAnsi" w:eastAsia="黑体"/>
       <w:color w:themeColor="text1" w:val="000000"/>
     </w:rPr>
     <w:tblPr>
@@ -10662,6 +11097,7 @@
     </w:tcPr>
     <w:tblStylePr w:type="firstRow">
       <w:rPr>
+        <w:rFonts w:eastAsia="黑体"/>
         <w:b/>
         <w:bCs/>
         <w:color w:themeColor="text1" w:val="000000"/>
@@ -10673,6 +11109,7 @@
     </w:tblStylePr>
     <w:tblStylePr w:type="lastRow">
       <w:rPr>
+        <w:rFonts w:eastAsia="黑体"/>
         <w:b/>
         <w:bCs/>
         <w:color w:themeColor="text1" w:val="000000"/>
@@ -10692,6 +11129,7 @@
     </w:tblStylePr>
     <w:tblStylePr w:type="firstCol">
       <w:rPr>
+        <w:rFonts w:eastAsia="黑体"/>
         <w:b/>
         <w:bCs/>
         <w:color w:themeColor="text1" w:val="000000"/>
@@ -10711,6 +11149,7 @@
     </w:tblStylePr>
     <w:tblStylePr w:type="lastCol">
       <w:rPr>
+        <w:rFonts w:eastAsia="黑体"/>
         <w:b w:val="0"/>
         <w:bCs w:val="0"/>
         <w:color w:themeColor="text1" w:val="000000"/>
@@ -10760,7 +11199,7 @@
       <w:spacing w:after="0" w:line="240" w:lineRule="auto"/>
     </w:pPr>
     <w:rPr>
-      <w:rFonts w:asciiTheme="majorHAnsi" w:cstheme="majorBidi" w:eastAsiaTheme="majorEastAsia" w:hAnsiTheme="majorHAnsi"/>
+      <w:rFonts w:asciiTheme="majorHAnsi" w:cstheme="majorBidi" w:hAnsiTheme="majorHAnsi" w:eastAsia="黑体"/>
       <w:color w:themeColor="text1" w:val="000000"/>
     </w:rPr>
     <w:tblPr>
@@ -10787,6 +11226,7 @@
     </w:tcPr>
     <w:tblStylePr w:type="firstRow">
       <w:rPr>
+        <w:rFonts w:eastAsia="黑体"/>
         <w:b/>
         <w:bCs/>
         <w:color w:themeColor="text1" w:val="000000"/>
@@ -10798,6 +11238,7 @@
     </w:tblStylePr>
     <w:tblStylePr w:type="lastRow">
       <w:rPr>
+        <w:rFonts w:eastAsia="黑体"/>
         <w:b/>
         <w:bCs/>
         <w:color w:themeColor="text1" w:val="000000"/>
@@ -10817,6 +11258,7 @@
     </w:tblStylePr>
     <w:tblStylePr w:type="firstCol">
       <w:rPr>
+        <w:rFonts w:eastAsia="黑体"/>
         <w:b/>
         <w:bCs/>
         <w:color w:themeColor="text1" w:val="000000"/>
@@ -10836,6 +11278,7 @@
     </w:tblStylePr>
     <w:tblStylePr w:type="lastCol">
       <w:rPr>
+        <w:rFonts w:eastAsia="黑体"/>
         <w:b w:val="0"/>
         <w:bCs w:val="0"/>
         <w:color w:themeColor="text1" w:val="000000"/>
@@ -10908,6 +11351,7 @@
     </w:tcPr>
     <w:tblStylePr w:type="firstRow">
       <w:rPr>
+        <w:rFonts w:eastAsia="黑体"/>
         <w:b/>
         <w:bCs/>
         <w:i w:val="0"/>
@@ -10929,6 +11373,7 @@
     </w:tblStylePr>
     <w:tblStylePr w:type="lastRow">
       <w:rPr>
+        <w:rFonts w:eastAsia="黑体"/>
         <w:b/>
         <w:bCs/>
         <w:i w:val="0"/>
@@ -10950,6 +11395,7 @@
     </w:tblStylePr>
     <w:tblStylePr w:type="firstCol">
       <w:rPr>
+        <w:rFonts w:eastAsia="黑体"/>
         <w:b/>
         <w:bCs/>
         <w:i w:val="0"/>
@@ -10969,6 +11415,7 @@
     </w:tblStylePr>
     <w:tblStylePr w:type="lastCol">
       <w:rPr>
+        <w:rFonts w:eastAsia="黑体"/>
         <w:b/>
         <w:bCs/>
         <w:i w:val="0"/>
@@ -11049,6 +11496,7 @@
     </w:tcPr>
     <w:tblStylePr w:type="firstRow">
       <w:rPr>
+        <w:rFonts w:eastAsia="黑体"/>
         <w:b/>
         <w:bCs/>
         <w:i w:val="0"/>
@@ -11070,6 +11518,7 @@
     </w:tblStylePr>
     <w:tblStylePr w:type="lastRow">
       <w:rPr>
+        <w:rFonts w:eastAsia="黑体"/>
         <w:b/>
         <w:bCs/>
         <w:i w:val="0"/>
@@ -11091,6 +11540,7 @@
     </w:tblStylePr>
     <w:tblStylePr w:type="firstCol">
       <w:rPr>
+        <w:rFonts w:eastAsia="黑体"/>
         <w:b/>
         <w:bCs/>
         <w:i w:val="0"/>
@@ -11110,6 +11560,7 @@
     </w:tblStylePr>
     <w:tblStylePr w:type="lastCol">
       <w:rPr>
+        <w:rFonts w:eastAsia="黑体"/>
         <w:b/>
         <w:bCs/>
         <w:i w:val="0"/>
@@ -11190,6 +11641,7 @@
     </w:tcPr>
     <w:tblStylePr w:type="firstRow">
       <w:rPr>
+        <w:rFonts w:eastAsia="黑体"/>
         <w:b/>
         <w:bCs/>
         <w:i w:val="0"/>
@@ -11211,6 +11663,7 @@
     </w:tblStylePr>
     <w:tblStylePr w:type="lastRow">
       <w:rPr>
+        <w:rFonts w:eastAsia="黑体"/>
         <w:b/>
         <w:bCs/>
         <w:i w:val="0"/>
@@ -11232,6 +11685,7 @@
     </w:tblStylePr>
     <w:tblStylePr w:type="firstCol">
       <w:rPr>
+        <w:rFonts w:eastAsia="黑体"/>
         <w:b/>
         <w:bCs/>
         <w:i w:val="0"/>
@@ -11251,6 +11705,7 @@
     </w:tblStylePr>
     <w:tblStylePr w:type="lastCol">
       <w:rPr>
+        <w:rFonts w:eastAsia="黑体"/>
         <w:b/>
         <w:bCs/>
         <w:i w:val="0"/>
@@ -11331,6 +11786,7 @@
     </w:tcPr>
     <w:tblStylePr w:type="firstRow">
       <w:rPr>
+        <w:rFonts w:eastAsia="黑体"/>
         <w:b/>
         <w:bCs/>
         <w:i w:val="0"/>
@@ -11352,6 +11808,7 @@
     </w:tblStylePr>
     <w:tblStylePr w:type="lastRow">
       <w:rPr>
+        <w:rFonts w:eastAsia="黑体"/>
         <w:b/>
         <w:bCs/>
         <w:i w:val="0"/>
@@ -11373,6 +11830,7 @@
     </w:tblStylePr>
     <w:tblStylePr w:type="firstCol">
       <w:rPr>
+        <w:rFonts w:eastAsia="黑体"/>
         <w:b/>
         <w:bCs/>
         <w:i w:val="0"/>
@@ -11392,6 +11850,7 @@
     </w:tblStylePr>
     <w:tblStylePr w:type="lastCol">
       <w:rPr>
+        <w:rFonts w:eastAsia="黑体"/>
         <w:b/>
         <w:bCs/>
         <w:i w:val="0"/>
@@ -11472,6 +11931,7 @@
     </w:tcPr>
     <w:tblStylePr w:type="firstRow">
       <w:rPr>
+        <w:rFonts w:eastAsia="黑体"/>
         <w:b/>
         <w:bCs/>
         <w:i w:val="0"/>
@@ -11493,6 +11953,7 @@
     </w:tblStylePr>
     <w:tblStylePr w:type="lastRow">
       <w:rPr>
+        <w:rFonts w:eastAsia="黑体"/>
         <w:b/>
         <w:bCs/>
         <w:i w:val="0"/>
@@ -11514,6 +11975,7 @@
     </w:tblStylePr>
     <w:tblStylePr w:type="firstCol">
       <w:rPr>
+        <w:rFonts w:eastAsia="黑体"/>
         <w:b/>
         <w:bCs/>
         <w:i w:val="0"/>
@@ -11533,6 +11995,7 @@
     </w:tblStylePr>
     <w:tblStylePr w:type="lastCol">
       <w:rPr>
+        <w:rFonts w:eastAsia="黑体"/>
         <w:b/>
         <w:bCs/>
         <w:i w:val="0"/>
@@ -11613,6 +12076,7 @@
     </w:tcPr>
     <w:tblStylePr w:type="firstRow">
       <w:rPr>
+        <w:rFonts w:eastAsia="黑体"/>
         <w:b/>
         <w:bCs/>
         <w:i w:val="0"/>
@@ -11634,6 +12098,7 @@
     </w:tblStylePr>
     <w:tblStylePr w:type="lastRow">
       <w:rPr>
+        <w:rFonts w:eastAsia="黑体"/>
         <w:b/>
         <w:bCs/>
         <w:i w:val="0"/>
@@ -11655,6 +12120,7 @@
     </w:tblStylePr>
     <w:tblStylePr w:type="firstCol">
       <w:rPr>
+        <w:rFonts w:eastAsia="黑体"/>
         <w:b/>
         <w:bCs/>
         <w:i w:val="0"/>
@@ -11674,6 +12140,7 @@
     </w:tblStylePr>
     <w:tblStylePr w:type="lastCol">
       <w:rPr>
+        <w:rFonts w:eastAsia="黑体"/>
         <w:b/>
         <w:bCs/>
         <w:i w:val="0"/>
@@ -11754,6 +12221,7 @@
     </w:tcPr>
     <w:tblStylePr w:type="firstRow">
       <w:rPr>
+        <w:rFonts w:eastAsia="黑体"/>
         <w:b/>
         <w:bCs/>
         <w:i w:val="0"/>
@@ -11775,6 +12243,7 @@
     </w:tblStylePr>
     <w:tblStylePr w:type="lastRow">
       <w:rPr>
+        <w:rFonts w:eastAsia="黑体"/>
         <w:b/>
         <w:bCs/>
         <w:i w:val="0"/>
@@ -11796,6 +12265,7 @@
     </w:tblStylePr>
     <w:tblStylePr w:type="firstCol">
       <w:rPr>
+        <w:rFonts w:eastAsia="黑体"/>
         <w:b/>
         <w:bCs/>
         <w:i w:val="0"/>
@@ -11815,6 +12285,7 @@
     </w:tblStylePr>
     <w:tblStylePr w:type="lastCol">
       <w:rPr>
+        <w:rFonts w:eastAsia="黑体"/>
         <w:b/>
         <w:bCs/>
         <w:i w:val="0"/>
@@ -11872,6 +12343,7 @@
       <w:spacing w:after="0" w:line="240" w:lineRule="auto"/>
     </w:pPr>
     <w:rPr>
+      <w:rFonts w:eastAsia="黑体"/>
       <w:color w:themeColor="background1" w:val="FFFFFF"/>
     </w:rPr>
     <w:tblPr>
@@ -11890,6 +12362,7 @@
     </w:tcPr>
     <w:tblStylePr w:type="firstRow">
       <w:rPr>
+        <w:rFonts w:eastAsia="黑体"/>
         <w:b/>
         <w:bCs/>
       </w:rPr>
@@ -11986,6 +12459,7 @@
       <w:spacing w:after="0" w:line="240" w:lineRule="auto"/>
     </w:pPr>
     <w:rPr>
+      <w:rFonts w:eastAsia="黑体"/>
       <w:color w:themeColor="background1" w:val="FFFFFF"/>
     </w:rPr>
     <w:tblPr>
@@ -12004,6 +12478,7 @@
     </w:tcPr>
     <w:tblStylePr w:type="firstRow">
       <w:rPr>
+        <w:rFonts w:eastAsia="黑体"/>
         <w:b/>
         <w:bCs/>
       </w:rPr>
@@ -12100,6 +12575,7 @@
       <w:spacing w:after="0" w:line="240" w:lineRule="auto"/>
     </w:pPr>
     <w:rPr>
+      <w:rFonts w:eastAsia="黑体"/>
       <w:color w:themeColor="background1" w:val="FFFFFF"/>
     </w:rPr>
     <w:tblPr>
@@ -12118,6 +12594,7 @@
     </w:tcPr>
     <w:tblStylePr w:type="firstRow">
       <w:rPr>
+        <w:rFonts w:eastAsia="黑体"/>
         <w:b/>
         <w:bCs/>
       </w:rPr>
@@ -12214,6 +12691,7 @@
       <w:spacing w:after="0" w:line="240" w:lineRule="auto"/>
     </w:pPr>
     <w:rPr>
+      <w:rFonts w:eastAsia="黑体"/>
       <w:color w:themeColor="background1" w:val="FFFFFF"/>
     </w:rPr>
     <w:tblPr>
@@ -12232,6 +12710,7 @@
     </w:tcPr>
     <w:tblStylePr w:type="firstRow">
       <w:rPr>
+        <w:rFonts w:eastAsia="黑体"/>
         <w:b/>
         <w:bCs/>
       </w:rPr>
@@ -12328,6 +12807,7 @@
       <w:spacing w:after="0" w:line="240" w:lineRule="auto"/>
     </w:pPr>
     <w:rPr>
+      <w:rFonts w:eastAsia="黑体"/>
       <w:color w:themeColor="background1" w:val="FFFFFF"/>
     </w:rPr>
     <w:tblPr>
@@ -12346,6 +12826,7 @@
     </w:tcPr>
     <w:tblStylePr w:type="firstRow">
       <w:rPr>
+        <w:rFonts w:eastAsia="黑体"/>
         <w:b/>
         <w:bCs/>
       </w:rPr>
@@ -12442,6 +12923,7 @@
       <w:spacing w:after="0" w:line="240" w:lineRule="auto"/>
     </w:pPr>
     <w:rPr>
+      <w:rFonts w:eastAsia="黑体"/>
       <w:color w:themeColor="background1" w:val="FFFFFF"/>
     </w:rPr>
     <w:tblPr>
@@ -12460,6 +12942,7 @@
     </w:tcPr>
     <w:tblStylePr w:type="firstRow">
       <w:rPr>
+        <w:rFonts w:eastAsia="黑体"/>
         <w:b/>
         <w:bCs/>
       </w:rPr>
@@ -12556,6 +13039,7 @@
       <w:spacing w:after="0" w:line="240" w:lineRule="auto"/>
     </w:pPr>
     <w:rPr>
+      <w:rFonts w:eastAsia="黑体"/>
       <w:color w:themeColor="background1" w:val="FFFFFF"/>
     </w:rPr>
     <w:tblPr>
@@ -12574,6 +13058,7 @@
     </w:tcPr>
     <w:tblStylePr w:type="firstRow">
       <w:rPr>
+        <w:rFonts w:eastAsia="黑体"/>
         <w:b/>
         <w:bCs/>
       </w:rPr>
@@ -12670,6 +13155,7 @@
       <w:spacing w:after="0" w:line="240" w:lineRule="auto"/>
     </w:pPr>
     <w:rPr>
+      <w:rFonts w:eastAsia="黑体"/>
       <w:color w:themeColor="text1" w:val="000000"/>
     </w:rPr>
     <w:tblPr>
@@ -12696,6 +13182,7 @@
     </w:tcPr>
     <w:tblStylePr w:type="firstRow">
       <w:rPr>
+        <w:rFonts w:eastAsia="黑体"/>
         <w:b/>
         <w:bCs/>
       </w:rPr>
@@ -12714,6 +13201,7 @@
     </w:tblStylePr>
     <w:tblStylePr w:type="lastRow">
       <w:rPr>
+        <w:rFonts w:eastAsia="黑体"/>
         <w:b/>
         <w:bCs/>
         <w:color w:themeColor="background1" w:val="FFFFFF"/>
@@ -12728,6 +13216,7 @@
     </w:tblStylePr>
     <w:tblStylePr w:type="firstCol">
       <w:rPr>
+        <w:rFonts w:eastAsia="黑体"/>
         <w:color w:themeColor="background1" w:val="FFFFFF"/>
       </w:rPr>
       <w:tblPr/>
@@ -12745,6 +13234,7 @@
     </w:tblStylePr>
     <w:tblStylePr w:type="lastCol">
       <w:rPr>
+        <w:rFonts w:eastAsia="黑体"/>
         <w:color w:themeColor="background1" w:val="FFFFFF"/>
       </w:rPr>
       <w:tblPr/>
@@ -12774,11 +13264,13 @@
     </w:tblStylePr>
     <w:tblStylePr w:type="neCell">
       <w:rPr>
+        <w:rFonts w:eastAsia="黑体"/>
         <w:color w:themeColor="text1" w:val="000000"/>
       </w:rPr>
     </w:tblStylePr>
     <w:tblStylePr w:type="nwCell">
       <w:rPr>
+        <w:rFonts w:eastAsia="黑体"/>
         <w:color w:themeColor="text1" w:val="000000"/>
       </w:rPr>
     </w:tblStylePr>
@@ -12792,6 +13284,7 @@
       <w:spacing w:after="0" w:line="240" w:lineRule="auto"/>
     </w:pPr>
     <w:rPr>
+      <w:rFonts w:eastAsia="黑体"/>
       <w:color w:themeColor="text1" w:val="000000"/>
     </w:rPr>
     <w:tblPr>
@@ -12818,6 +13311,7 @@
     </w:tcPr>
     <w:tblStylePr w:type="firstRow">
       <w:rPr>
+        <w:rFonts w:eastAsia="黑体"/>
         <w:b/>
         <w:bCs/>
       </w:rPr>
@@ -12836,6 +13330,7 @@
     </w:tblStylePr>
     <w:tblStylePr w:type="lastRow">
       <w:rPr>
+        <w:rFonts w:eastAsia="黑体"/>
         <w:b/>
         <w:bCs/>
         <w:color w:themeColor="background1" w:val="FFFFFF"/>
@@ -12850,6 +13345,7 @@
     </w:tblStylePr>
     <w:tblStylePr w:type="firstCol">
       <w:rPr>
+        <w:rFonts w:eastAsia="黑体"/>
         <w:color w:themeColor="background1" w:val="FFFFFF"/>
       </w:rPr>
       <w:tblPr/>
@@ -12867,6 +13363,7 @@
     </w:tblStylePr>
     <w:tblStylePr w:type="lastCol">
       <w:rPr>
+        <w:rFonts w:eastAsia="黑体"/>
         <w:color w:themeColor="background1" w:val="FFFFFF"/>
       </w:rPr>
       <w:tblPr/>
@@ -12896,11 +13393,13 @@
     </w:tblStylePr>
     <w:tblStylePr w:type="neCell">
       <w:rPr>
+        <w:rFonts w:eastAsia="黑体"/>
         <w:color w:themeColor="text1" w:val="000000"/>
       </w:rPr>
     </w:tblStylePr>
     <w:tblStylePr w:type="nwCell">
       <w:rPr>
+        <w:rFonts w:eastAsia="黑体"/>
         <w:color w:themeColor="text1" w:val="000000"/>
       </w:rPr>
     </w:tblStylePr>
@@ -12914,6 +13413,7 @@
       <w:spacing w:after="0" w:line="240" w:lineRule="auto"/>
     </w:pPr>
     <w:rPr>
+      <w:rFonts w:eastAsia="黑体"/>
       <w:color w:themeColor="text1" w:val="000000"/>
     </w:rPr>
     <w:tblPr>
@@ -12940,6 +13440,7 @@
     </w:tcPr>
     <w:tblStylePr w:type="firstRow">
       <w:rPr>
+        <w:rFonts w:eastAsia="黑体"/>
         <w:b/>
         <w:bCs/>
       </w:rPr>
@@ -12958,6 +13459,7 @@
     </w:tblStylePr>
     <w:tblStylePr w:type="lastRow">
       <w:rPr>
+        <w:rFonts w:eastAsia="黑体"/>
         <w:b/>
         <w:bCs/>
         <w:color w:themeColor="background1" w:val="FFFFFF"/>
@@ -12972,6 +13474,7 @@
     </w:tblStylePr>
     <w:tblStylePr w:type="firstCol">
       <w:rPr>
+        <w:rFonts w:eastAsia="黑体"/>
         <w:color w:themeColor="background1" w:val="FFFFFF"/>
       </w:rPr>
       <w:tblPr/>
@@ -12989,6 +13492,7 @@
     </w:tblStylePr>
     <w:tblStylePr w:type="lastCol">
       <w:rPr>
+        <w:rFonts w:eastAsia="黑体"/>
         <w:color w:themeColor="background1" w:val="FFFFFF"/>
       </w:rPr>
       <w:tblPr/>
@@ -13018,11 +13522,13 @@
     </w:tblStylePr>
     <w:tblStylePr w:type="neCell">
       <w:rPr>
+        <w:rFonts w:eastAsia="黑体"/>
         <w:color w:themeColor="text1" w:val="000000"/>
       </w:rPr>
     </w:tblStylePr>
     <w:tblStylePr w:type="nwCell">
       <w:rPr>
+        <w:rFonts w:eastAsia="黑体"/>
         <w:color w:themeColor="text1" w:val="000000"/>
       </w:rPr>
     </w:tblStylePr>
@@ -13036,6 +13542,7 @@
       <w:spacing w:after="0" w:line="240" w:lineRule="auto"/>
     </w:pPr>
     <w:rPr>
+      <w:rFonts w:eastAsia="黑体"/>
       <w:color w:themeColor="text1" w:val="000000"/>
     </w:rPr>
     <w:tblPr>
@@ -13062,6 +13569,7 @@
     </w:tcPr>
     <w:tblStylePr w:type="firstRow">
       <w:rPr>
+        <w:rFonts w:eastAsia="黑体"/>
         <w:b/>
         <w:bCs/>
       </w:rPr>
@@ -13080,6 +13588,7 @@
     </w:tblStylePr>
     <w:tblStylePr w:type="lastRow">
       <w:rPr>
+        <w:rFonts w:eastAsia="黑体"/>
         <w:b/>
         <w:bCs/>
         <w:color w:themeColor="background1" w:val="FFFFFF"/>
@@ -13094,6 +13603,7 @@
     </w:tblStylePr>
     <w:tblStylePr w:type="firstCol">
       <w:rPr>
+        <w:rFonts w:eastAsia="黑体"/>
         <w:color w:themeColor="background1" w:val="FFFFFF"/>
       </w:rPr>
       <w:tblPr/>
@@ -13111,6 +13621,7 @@
     </w:tblStylePr>
     <w:tblStylePr w:type="lastCol">
       <w:rPr>
+        <w:rFonts w:eastAsia="黑体"/>
         <w:color w:themeColor="background1" w:val="FFFFFF"/>
       </w:rPr>
       <w:tblPr/>
@@ -13148,6 +13659,7 @@
       <w:spacing w:after="0" w:line="240" w:lineRule="auto"/>
     </w:pPr>
     <w:rPr>
+      <w:rFonts w:eastAsia="黑体"/>
       <w:color w:themeColor="text1" w:val="000000"/>
     </w:rPr>
     <w:tblPr>
@@ -13174,6 +13686,7 @@
     </w:tcPr>
     <w:tblStylePr w:type="firstRow">
       <w:rPr>
+        <w:rFonts w:eastAsia="黑体"/>
         <w:b/>
         <w:bCs/>
       </w:rPr>
@@ -13192,6 +13705,7 @@
     </w:tblStylePr>
     <w:tblStylePr w:type="lastRow">
       <w:rPr>
+        <w:rFonts w:eastAsia="黑体"/>
         <w:b/>
         <w:bCs/>
         <w:color w:themeColor="background1" w:val="FFFFFF"/>
@@ -13206,6 +13720,7 @@
     </w:tblStylePr>
     <w:tblStylePr w:type="firstCol">
       <w:rPr>
+        <w:rFonts w:eastAsia="黑体"/>
         <w:color w:themeColor="background1" w:val="FFFFFF"/>
       </w:rPr>
       <w:tblPr/>
@@ -13223,6 +13738,7 @@
     </w:tblStylePr>
     <w:tblStylePr w:type="lastCol">
       <w:rPr>
+        <w:rFonts w:eastAsia="黑体"/>
         <w:color w:themeColor="background1" w:val="FFFFFF"/>
       </w:rPr>
       <w:tblPr/>
@@ -13252,11 +13768,13 @@
     </w:tblStylePr>
     <w:tblStylePr w:type="neCell">
       <w:rPr>
+        <w:rFonts w:eastAsia="黑体"/>
         <w:color w:themeColor="text1" w:val="000000"/>
       </w:rPr>
     </w:tblStylePr>
     <w:tblStylePr w:type="nwCell">
       <w:rPr>
+        <w:rFonts w:eastAsia="黑体"/>
         <w:color w:themeColor="text1" w:val="000000"/>
       </w:rPr>
     </w:tblStylePr>
@@ -13270,6 +13788,7 @@
       <w:spacing w:after="0" w:line="240" w:lineRule="auto"/>
     </w:pPr>
     <w:rPr>
+      <w:rFonts w:eastAsia="黑体"/>
       <w:color w:themeColor="text1" w:val="000000"/>
     </w:rPr>
     <w:tblPr>
@@ -13296,6 +13815,7 @@
     </w:tcPr>
     <w:tblStylePr w:type="firstRow">
       <w:rPr>
+        <w:rFonts w:eastAsia="黑体"/>
         <w:b/>
         <w:bCs/>
       </w:rPr>
@@ -13314,6 +13834,7 @@
     </w:tblStylePr>
     <w:tblStylePr w:type="lastRow">
       <w:rPr>
+        <w:rFonts w:eastAsia="黑体"/>
         <w:b/>
         <w:bCs/>
         <w:color w:themeColor="background1" w:val="FFFFFF"/>
@@ -13328,6 +13849,7 @@
     </w:tblStylePr>
     <w:tblStylePr w:type="firstCol">
       <w:rPr>
+        <w:rFonts w:eastAsia="黑体"/>
         <w:color w:themeColor="background1" w:val="FFFFFF"/>
       </w:rPr>
       <w:tblPr/>
@@ -13345,6 +13867,7 @@
     </w:tblStylePr>
     <w:tblStylePr w:type="lastCol">
       <w:rPr>
+        <w:rFonts w:eastAsia="黑体"/>
         <w:color w:themeColor="background1" w:val="FFFFFF"/>
       </w:rPr>
       <w:tblPr/>
@@ -13374,11 +13897,13 @@
     </w:tblStylePr>
     <w:tblStylePr w:type="neCell">
       <w:rPr>
+        <w:rFonts w:eastAsia="黑体"/>
         <w:color w:themeColor="text1" w:val="000000"/>
       </w:rPr>
     </w:tblStylePr>
     <w:tblStylePr w:type="nwCell">
       <w:rPr>
+        <w:rFonts w:eastAsia="黑体"/>
         <w:color w:themeColor="text1" w:val="000000"/>
       </w:rPr>
     </w:tblStylePr>
@@ -13392,6 +13917,7 @@
       <w:spacing w:after="0" w:line="240" w:lineRule="auto"/>
     </w:pPr>
     <w:rPr>
+      <w:rFonts w:eastAsia="黑体"/>
       <w:color w:themeColor="text1" w:val="000000"/>
     </w:rPr>
     <w:tblPr>
@@ -13418,6 +13944,7 @@
     </w:tcPr>
     <w:tblStylePr w:type="firstRow">
       <w:rPr>
+        <w:rFonts w:eastAsia="黑体"/>
         <w:b/>
         <w:bCs/>
       </w:rPr>
@@ -13436,6 +13963,7 @@
     </w:tblStylePr>
     <w:tblStylePr w:type="lastRow">
       <w:rPr>
+        <w:rFonts w:eastAsia="黑体"/>
         <w:b/>
         <w:bCs/>
         <w:color w:themeColor="background1" w:val="FFFFFF"/>
@@ -13450,6 +13978,7 @@
     </w:tblStylePr>
     <w:tblStylePr w:type="firstCol">
       <w:rPr>
+        <w:rFonts w:eastAsia="黑体"/>
         <w:color w:themeColor="background1" w:val="FFFFFF"/>
       </w:rPr>
       <w:tblPr/>
@@ -13467,6 +13996,7 @@
     </w:tblStylePr>
     <w:tblStylePr w:type="lastCol">
       <w:rPr>
+        <w:rFonts w:eastAsia="黑体"/>
         <w:color w:themeColor="background1" w:val="FFFFFF"/>
       </w:rPr>
       <w:tblPr/>
@@ -13496,11 +14026,13 @@
     </w:tblStylePr>
     <w:tblStylePr w:type="neCell">
       <w:rPr>
+        <w:rFonts w:eastAsia="黑体"/>
         <w:color w:themeColor="text1" w:val="000000"/>
       </w:rPr>
     </w:tblStylePr>
     <w:tblStylePr w:type="nwCell">
       <w:rPr>
+        <w:rFonts w:eastAsia="黑体"/>
         <w:color w:themeColor="text1" w:val="000000"/>
       </w:rPr>
     </w:tblStylePr>
@@ -13514,6 +14046,7 @@
       <w:spacing w:after="0" w:line="240" w:lineRule="auto"/>
     </w:pPr>
     <w:rPr>
+      <w:rFonts w:eastAsia="黑体"/>
       <w:color w:themeColor="text1" w:val="000000"/>
     </w:rPr>
     <w:tblPr>
@@ -13532,6 +14065,7 @@
     </w:tcPr>
     <w:tblStylePr w:type="firstRow">
       <w:rPr>
+        <w:rFonts w:eastAsia="黑体"/>
         <w:b/>
         <w:bCs/>
         <w:color w:themeColor="background1" w:val="FFFFFF"/>
@@ -13546,6 +14080,7 @@
     </w:tblStylePr>
     <w:tblStylePr w:type="lastRow">
       <w:rPr>
+        <w:rFonts w:eastAsia="黑体"/>
         <w:b/>
         <w:bCs/>
         <w:color w:themeColor="accent2" w:themeShade="CC" w:val="9E3A38"/>
@@ -13560,12 +14095,14 @@
     </w:tblStylePr>
     <w:tblStylePr w:type="firstCol">
       <w:rPr>
+        <w:rFonts w:eastAsia="黑体"/>
         <w:b/>
         <w:bCs/>
       </w:rPr>
     </w:tblStylePr>
     <w:tblStylePr w:type="lastCol">
       <w:rPr>
+        <w:rFonts w:eastAsia="黑体"/>
         <w:b/>
         <w:bCs/>
       </w:rPr>
@@ -13600,6 +14137,7 @@
       <w:spacing w:after="0" w:line="240" w:lineRule="auto"/>
     </w:pPr>
     <w:rPr>
+      <w:rFonts w:eastAsia="黑体"/>
       <w:color w:themeColor="text1" w:val="000000"/>
     </w:rPr>
     <w:tblPr>
@@ -13618,6 +14156,7 @@
     </w:tcPr>
     <w:tblStylePr w:type="firstRow">
       <w:rPr>
+        <w:rFonts w:eastAsia="黑体"/>
         <w:b/>
         <w:bCs/>
         <w:color w:themeColor="background1" w:val="FFFFFF"/>
@@ -13632,6 +14171,7 @@
     </w:tblStylePr>
     <w:tblStylePr w:type="lastRow">
       <w:rPr>
+        <w:rFonts w:eastAsia="黑体"/>
         <w:b/>
         <w:bCs/>
         <w:color w:themeColor="accent2" w:themeShade="CC" w:val="9E3A38"/>
@@ -13646,12 +14186,14 @@
     </w:tblStylePr>
     <w:tblStylePr w:type="firstCol">
       <w:rPr>
+        <w:rFonts w:eastAsia="黑体"/>
         <w:b/>
         <w:bCs/>
       </w:rPr>
     </w:tblStylePr>
     <w:tblStylePr w:type="lastCol">
       <w:rPr>
+        <w:rFonts w:eastAsia="黑体"/>
         <w:b/>
         <w:bCs/>
       </w:rPr>
@@ -13686,6 +14228,7 @@
       <w:spacing w:after="0" w:line="240" w:lineRule="auto"/>
     </w:pPr>
     <w:rPr>
+      <w:rFonts w:eastAsia="黑体"/>
       <w:color w:themeColor="text1" w:val="000000"/>
     </w:rPr>
     <w:tblPr>
@@ -13704,6 +14247,7 @@
     </w:tcPr>
     <w:tblStylePr w:type="firstRow">
       <w:rPr>
+        <w:rFonts w:eastAsia="黑体"/>
         <w:b/>
         <w:bCs/>
         <w:color w:themeColor="background1" w:val="FFFFFF"/>
@@ -13718,6 +14262,7 @@
     </w:tblStylePr>
     <w:tblStylePr w:type="lastRow">
       <w:rPr>
+        <w:rFonts w:eastAsia="黑体"/>
         <w:b/>
         <w:bCs/>
         <w:color w:themeColor="accent2" w:themeShade="CC" w:val="9E3A38"/>
@@ -13732,12 +14277,14 @@
     </w:tblStylePr>
     <w:tblStylePr w:type="firstCol">
       <w:rPr>
+        <w:rFonts w:eastAsia="黑体"/>
         <w:b/>
         <w:bCs/>
       </w:rPr>
     </w:tblStylePr>
     <w:tblStylePr w:type="lastCol">
       <w:rPr>
+        <w:rFonts w:eastAsia="黑体"/>
         <w:b/>
         <w:bCs/>
       </w:rPr>
@@ -13772,6 +14319,7 @@
       <w:spacing w:after="0" w:line="240" w:lineRule="auto"/>
     </w:pPr>
     <w:rPr>
+      <w:rFonts w:eastAsia="黑体"/>
       <w:color w:themeColor="text1" w:val="000000"/>
     </w:rPr>
     <w:tblPr>
@@ -13790,6 +14338,7 @@
     </w:tcPr>
     <w:tblStylePr w:type="firstRow">
       <w:rPr>
+        <w:rFonts w:eastAsia="黑体"/>
         <w:b/>
         <w:bCs/>
         <w:color w:themeColor="background1" w:val="FFFFFF"/>
@@ -13804,6 +14353,7 @@
     </w:tblStylePr>
     <w:tblStylePr w:type="lastRow">
       <w:rPr>
+        <w:rFonts w:eastAsia="黑体"/>
         <w:b/>
         <w:bCs/>
         <w:color w:themeColor="accent4" w:themeShade="CC" w:val="664E82"/>
@@ -13818,12 +14368,14 @@
     </w:tblStylePr>
     <w:tblStylePr w:type="firstCol">
       <w:rPr>
+        <w:rFonts w:eastAsia="黑体"/>
         <w:b/>
         <w:bCs/>
       </w:rPr>
     </w:tblStylePr>
     <w:tblStylePr w:type="lastCol">
       <w:rPr>
+        <w:rFonts w:eastAsia="黑体"/>
         <w:b/>
         <w:bCs/>
       </w:rPr>
@@ -13858,6 +14410,7 @@
       <w:spacing w:after="0" w:line="240" w:lineRule="auto"/>
     </w:pPr>
     <w:rPr>
+      <w:rFonts w:eastAsia="黑体"/>
       <w:color w:themeColor="text1" w:val="000000"/>
     </w:rPr>
     <w:tblPr>
@@ -13876,6 +14429,7 @@
     </w:tcPr>
     <w:tblStylePr w:type="firstRow">
       <w:rPr>
+        <w:rFonts w:eastAsia="黑体"/>
         <w:b/>
         <w:bCs/>
         <w:color w:themeColor="background1" w:val="FFFFFF"/>
@@ -13890,6 +14444,7 @@
     </w:tblStylePr>
     <w:tblStylePr w:type="lastRow">
       <w:rPr>
+        <w:rFonts w:eastAsia="黑体"/>
         <w:b/>
         <w:bCs/>
         <w:color w:themeColor="accent3" w:themeShade="CC" w:val="7E9C40"/>
@@ -13904,12 +14459,14 @@
     </w:tblStylePr>
     <w:tblStylePr w:type="firstCol">
       <w:rPr>
+        <w:rFonts w:eastAsia="黑体"/>
         <w:b/>
         <w:bCs/>
       </w:rPr>
     </w:tblStylePr>
     <w:tblStylePr w:type="lastCol">
       <w:rPr>
+        <w:rFonts w:eastAsia="黑体"/>
         <w:b/>
         <w:bCs/>
       </w:rPr>
@@ -13944,6 +14501,7 @@
       <w:spacing w:after="0" w:line="240" w:lineRule="auto"/>
     </w:pPr>
     <w:rPr>
+      <w:rFonts w:eastAsia="黑体"/>
       <w:color w:themeColor="text1" w:val="000000"/>
     </w:rPr>
     <w:tblPr>
@@ -13962,6 +14520,7 @@
     </w:tcPr>
     <w:tblStylePr w:type="firstRow">
       <w:rPr>
+        <w:rFonts w:eastAsia="黑体"/>
         <w:b/>
         <w:bCs/>
         <w:color w:themeColor="background1" w:val="FFFFFF"/>
@@ -13976,6 +14535,7 @@
     </w:tblStylePr>
     <w:tblStylePr w:type="lastRow">
       <w:rPr>
+        <w:rFonts w:eastAsia="黑体"/>
         <w:b/>
         <w:bCs/>
         <w:color w:themeColor="accent6" w:themeShade="CC" w:val="F2730A"/>
@@ -13990,12 +14550,14 @@
     </w:tblStylePr>
     <w:tblStylePr w:type="firstCol">
       <w:rPr>
+        <w:rFonts w:eastAsia="黑体"/>
         <w:b/>
         <w:bCs/>
       </w:rPr>
     </w:tblStylePr>
     <w:tblStylePr w:type="lastCol">
       <w:rPr>
+        <w:rFonts w:eastAsia="黑体"/>
         <w:b/>
         <w:bCs/>
       </w:rPr>
@@ -14030,6 +14592,7 @@
       <w:spacing w:after="0" w:line="240" w:lineRule="auto"/>
     </w:pPr>
     <w:rPr>
+      <w:rFonts w:eastAsia="黑体"/>
       <w:color w:themeColor="text1" w:val="000000"/>
     </w:rPr>
     <w:tblPr>
@@ -14048,6 +14611,7 @@
     </w:tcPr>
     <w:tblStylePr w:type="firstRow">
       <w:rPr>
+        <w:rFonts w:eastAsia="黑体"/>
         <w:b/>
         <w:bCs/>
         <w:color w:themeColor="background1" w:val="FFFFFF"/>
@@ -14062,6 +14626,7 @@
     </w:tblStylePr>
     <w:tblStylePr w:type="lastRow">
       <w:rPr>
+        <w:rFonts w:eastAsia="黑体"/>
         <w:b/>
         <w:bCs/>
         <w:color w:themeColor="accent5" w:themeShade="CC" w:val="348DA5"/>
@@ -14076,12 +14641,14 @@
     </w:tblStylePr>
     <w:tblStylePr w:type="firstCol">
       <w:rPr>
+        <w:rFonts w:eastAsia="黑体"/>
         <w:b/>
         <w:bCs/>
       </w:rPr>
     </w:tblStylePr>
     <w:tblStylePr w:type="lastCol">
       <w:rPr>
+        <w:rFonts w:eastAsia="黑体"/>
         <w:b/>
         <w:bCs/>
       </w:rPr>
@@ -14116,6 +14683,7 @@
       <w:spacing w:after="0" w:line="240" w:lineRule="auto"/>
     </w:pPr>
     <w:rPr>
+      <w:rFonts w:eastAsia="黑体"/>
       <w:color w:themeColor="text1" w:val="000000"/>
     </w:rPr>
     <w:tblPr>
@@ -14137,6 +14705,7 @@
     </w:tcPr>
     <w:tblStylePr w:type="firstRow">
       <w:rPr>
+        <w:rFonts w:eastAsia="黑体"/>
         <w:b/>
         <w:bCs/>
       </w:rPr>
@@ -14147,6 +14716,7 @@
     </w:tblStylePr>
     <w:tblStylePr w:type="lastRow">
       <w:rPr>
+        <w:rFonts w:eastAsia="黑体"/>
         <w:b/>
         <w:bCs/>
         <w:color w:themeColor="text1" w:val="000000"/>
@@ -14158,6 +14728,7 @@
     </w:tblStylePr>
     <w:tblStylePr w:type="firstCol">
       <w:rPr>
+        <w:rFonts w:eastAsia="黑体"/>
         <w:color w:themeColor="background1" w:val="FFFFFF"/>
       </w:rPr>
       <w:tblPr/>
@@ -14167,6 +14738,7 @@
     </w:tblStylePr>
     <w:tblStylePr w:type="lastCol">
       <w:rPr>
+        <w:rFonts w:eastAsia="黑体"/>
         <w:color w:themeColor="background1" w:val="FFFFFF"/>
       </w:rPr>
       <w:tblPr/>
@@ -14196,6 +14768,7 @@
       <w:spacing w:after="0" w:line="240" w:lineRule="auto"/>
     </w:pPr>
     <w:rPr>
+      <w:rFonts w:eastAsia="黑体"/>
       <w:color w:themeColor="text1" w:val="000000"/>
     </w:rPr>
     <w:tblPr>
@@ -14217,6 +14790,7 @@
     </w:tcPr>
     <w:tblStylePr w:type="firstRow">
       <w:rPr>
+        <w:rFonts w:eastAsia="黑体"/>
         <w:b/>
         <w:bCs/>
       </w:rPr>
@@ -14227,6 +14801,7 @@
     </w:tblStylePr>
     <w:tblStylePr w:type="lastRow">
       <w:rPr>
+        <w:rFonts w:eastAsia="黑体"/>
         <w:b/>
         <w:bCs/>
         <w:color w:themeColor="text1" w:val="000000"/>
@@ -14238,6 +14813,7 @@
     </w:tblStylePr>
     <w:tblStylePr w:type="firstCol">
       <w:rPr>
+        <w:rFonts w:eastAsia="黑体"/>
         <w:color w:themeColor="background1" w:val="FFFFFF"/>
       </w:rPr>
       <w:tblPr/>
@@ -14247,6 +14823,7 @@
     </w:tblStylePr>
     <w:tblStylePr w:type="lastCol">
       <w:rPr>
+        <w:rFonts w:eastAsia="黑体"/>
         <w:color w:themeColor="background1" w:val="FFFFFF"/>
       </w:rPr>
       <w:tblPr/>
@@ -14276,6 +14853,7 @@
       <w:spacing w:after="0" w:line="240" w:lineRule="auto"/>
     </w:pPr>
     <w:rPr>
+      <w:rFonts w:eastAsia="黑体"/>
       <w:color w:themeColor="text1" w:val="000000"/>
     </w:rPr>
     <w:tblPr>
@@ -14297,6 +14875,7 @@
     </w:tcPr>
     <w:tblStylePr w:type="firstRow">
       <w:rPr>
+        <w:rFonts w:eastAsia="黑体"/>
         <w:b/>
         <w:bCs/>
       </w:rPr>
@@ -14307,6 +14886,7 @@
     </w:tblStylePr>
     <w:tblStylePr w:type="lastRow">
       <w:rPr>
+        <w:rFonts w:eastAsia="黑体"/>
         <w:b/>
         <w:bCs/>
         <w:color w:themeColor="text1" w:val="000000"/>
@@ -14318,6 +14898,7 @@
     </w:tblStylePr>
     <w:tblStylePr w:type="firstCol">
       <w:rPr>
+        <w:rFonts w:eastAsia="黑体"/>
         <w:color w:themeColor="background1" w:val="FFFFFF"/>
       </w:rPr>
       <w:tblPr/>
@@ -14327,6 +14908,7 @@
     </w:tblStylePr>
     <w:tblStylePr w:type="lastCol">
       <w:rPr>
+        <w:rFonts w:eastAsia="黑体"/>
         <w:color w:themeColor="background1" w:val="FFFFFF"/>
       </w:rPr>
       <w:tblPr/>
@@ -14356,6 +14938,7 @@
       <w:spacing w:after="0" w:line="240" w:lineRule="auto"/>
     </w:pPr>
     <w:rPr>
+      <w:rFonts w:eastAsia="黑体"/>
       <w:color w:themeColor="text1" w:val="000000"/>
     </w:rPr>
     <w:tblPr>
@@ -14377,6 +14960,7 @@
     </w:tcPr>
     <w:tblStylePr w:type="firstRow">
       <w:rPr>
+        <w:rFonts w:eastAsia="黑体"/>
         <w:b/>
         <w:bCs/>
       </w:rPr>
@@ -14387,6 +14971,7 @@
     </w:tblStylePr>
     <w:tblStylePr w:type="lastRow">
       <w:rPr>
+        <w:rFonts w:eastAsia="黑体"/>
         <w:b/>
         <w:bCs/>
         <w:color w:themeColor="text1" w:val="000000"/>
@@ -14398,6 +14983,7 @@
     </w:tblStylePr>
     <w:tblStylePr w:type="firstCol">
       <w:rPr>
+        <w:rFonts w:eastAsia="黑体"/>
         <w:color w:themeColor="background1" w:val="FFFFFF"/>
       </w:rPr>
       <w:tblPr/>
@@ -14407,6 +14993,7 @@
     </w:tblStylePr>
     <w:tblStylePr w:type="lastCol">
       <w:rPr>
+        <w:rFonts w:eastAsia="黑体"/>
         <w:color w:themeColor="background1" w:val="FFFFFF"/>
       </w:rPr>
       <w:tblPr/>
@@ -14436,6 +15023,7 @@
       <w:spacing w:after="0" w:line="240" w:lineRule="auto"/>
     </w:pPr>
     <w:rPr>
+      <w:rFonts w:eastAsia="黑体"/>
       <w:color w:themeColor="text1" w:val="000000"/>
     </w:rPr>
     <w:tblPr>
@@ -14457,6 +15045,7 @@
     </w:tcPr>
     <w:tblStylePr w:type="firstRow">
       <w:rPr>
+        <w:rFonts w:eastAsia="黑体"/>
         <w:b/>
         <w:bCs/>
       </w:rPr>
@@ -14467,6 +15056,7 @@
     </w:tblStylePr>
     <w:tblStylePr w:type="lastRow">
       <w:rPr>
+        <w:rFonts w:eastAsia="黑体"/>
         <w:b/>
         <w:bCs/>
         <w:color w:themeColor="text1" w:val="000000"/>
@@ -14478,6 +15068,7 @@
     </w:tblStylePr>
     <w:tblStylePr w:type="firstCol">
       <w:rPr>
+        <w:rFonts w:eastAsia="黑体"/>
         <w:color w:themeColor="background1" w:val="FFFFFF"/>
       </w:rPr>
       <w:tblPr/>
@@ -14487,6 +15078,7 @@
     </w:tblStylePr>
     <w:tblStylePr w:type="lastCol">
       <w:rPr>
+        <w:rFonts w:eastAsia="黑体"/>
         <w:color w:themeColor="background1" w:val="FFFFFF"/>
       </w:rPr>
       <w:tblPr/>
@@ -14516,6 +15108,7 @@
       <w:spacing w:after="0" w:line="240" w:lineRule="auto"/>
     </w:pPr>
     <w:rPr>
+      <w:rFonts w:eastAsia="黑体"/>
       <w:color w:themeColor="text1" w:val="000000"/>
     </w:rPr>
     <w:tblPr>
@@ -14537,6 +15130,7 @@
     </w:tcPr>
     <w:tblStylePr w:type="firstRow">
       <w:rPr>
+        <w:rFonts w:eastAsia="黑体"/>
         <w:b/>
         <w:bCs/>
       </w:rPr>
@@ -14547,6 +15141,7 @@
     </w:tblStylePr>
     <w:tblStylePr w:type="lastRow">
       <w:rPr>
+        <w:rFonts w:eastAsia="黑体"/>
         <w:b/>
         <w:bCs/>
         <w:color w:themeColor="text1" w:val="000000"/>
@@ -14558,6 +15153,7 @@
     </w:tblStylePr>
     <w:tblStylePr w:type="firstCol">
       <w:rPr>
+        <w:rFonts w:eastAsia="黑体"/>
         <w:color w:themeColor="background1" w:val="FFFFFF"/>
       </w:rPr>
       <w:tblPr/>
@@ -14567,6 +15163,7 @@
     </w:tblStylePr>
     <w:tblStylePr w:type="lastCol">
       <w:rPr>
+        <w:rFonts w:eastAsia="黑体"/>
         <w:color w:themeColor="background1" w:val="FFFFFF"/>
       </w:rPr>
       <w:tblPr/>
@@ -14596,6 +15193,7 @@
       <w:spacing w:after="0" w:line="240" w:lineRule="auto"/>
     </w:pPr>
     <w:rPr>
+      <w:rFonts w:eastAsia="黑体"/>
       <w:color w:themeColor="text1" w:val="000000"/>
     </w:rPr>
     <w:tblPr>
@@ -14617,6 +15215,7 @@
     </w:tcPr>
     <w:tblStylePr w:type="firstRow">
       <w:rPr>
+        <w:rFonts w:eastAsia="黑体"/>
         <w:b/>
         <w:bCs/>
       </w:rPr>
@@ -14627,6 +15226,7 @@
     </w:tblStylePr>
     <w:tblStylePr w:type="lastRow">
       <w:rPr>
+        <w:rFonts w:eastAsia="黑体"/>
         <w:b/>
         <w:bCs/>
         <w:color w:themeColor="text1" w:val="000000"/>
@@ -14638,6 +15238,7 @@
     </w:tblStylePr>
     <w:tblStylePr w:type="firstCol">
       <w:rPr>
+        <w:rFonts w:eastAsia="黑体"/>
         <w:color w:themeColor="background1" w:val="FFFFFF"/>
       </w:rPr>
       <w:tblPr/>
@@ -14647,6 +15248,7 @@
     </w:tblStylePr>
     <w:tblStylePr w:type="lastCol">
       <w:rPr>
+        <w:rFonts w:eastAsia="黑体"/>
         <w:color w:themeColor="background1" w:val="FFFFFF"/>
       </w:rPr>
       <w:tblPr/>
@@ -14679,6 +15281,7 @@
     <w:name w:val="KeywordTok"/>
     <w:basedOn w:val="VerbatimChar"/>
     <w:rPr>
+      <w:rFonts w:eastAsia="黑体"/>
       <w:b/>
       <w:color w:val="007020"/>
     </w:rPr>
@@ -14687,6 +15290,7 @@
     <w:name w:val="DataTypeTok"/>
     <w:basedOn w:val="VerbatimChar"/>
     <w:rPr>
+      <w:rFonts w:eastAsia="黑体"/>
       <w:color w:val="902000"/>
     </w:rPr>
   </w:style>
@@ -14694,6 +15298,7 @@
     <w:name w:val="DecValTok"/>
     <w:basedOn w:val="VerbatimChar"/>
     <w:rPr>
+      <w:rFonts w:eastAsia="黑体"/>
       <w:color w:val="40a070"/>
     </w:rPr>
   </w:style>
@@ -14701,6 +15306,7 @@
     <w:name w:val="BaseNTok"/>
     <w:basedOn w:val="VerbatimChar"/>
     <w:rPr>
+      <w:rFonts w:eastAsia="黑体"/>
       <w:color w:val="40a070"/>
     </w:rPr>
   </w:style>
@@ -14708,6 +15314,7 @@
     <w:name w:val="FloatTok"/>
     <w:basedOn w:val="VerbatimChar"/>
     <w:rPr>
+      <w:rFonts w:eastAsia="黑体"/>
       <w:color w:val="40a070"/>
     </w:rPr>
   </w:style>
@@ -14715,6 +15322,7 @@
     <w:name w:val="ConstantTok"/>
     <w:basedOn w:val="VerbatimChar"/>
     <w:rPr>
+      <w:rFonts w:eastAsia="黑体"/>
       <w:color w:val="880000"/>
     </w:rPr>
   </w:style>
@@ -14722,6 +15330,7 @@
     <w:name w:val="CharTok"/>
     <w:basedOn w:val="VerbatimChar"/>
     <w:rPr>
+      <w:rFonts w:eastAsia="黑体"/>
       <w:color w:val="4070a0"/>
     </w:rPr>
   </w:style>
@@ -14729,6 +15338,7 @@
     <w:name w:val="SpecialCharTok"/>
     <w:basedOn w:val="VerbatimChar"/>
     <w:rPr>
+      <w:rFonts w:eastAsia="黑体"/>
       <w:color w:val="4070a0"/>
     </w:rPr>
   </w:style>
@@ -14736,6 +15346,7 @@
     <w:name w:val="StringTok"/>
     <w:basedOn w:val="VerbatimChar"/>
     <w:rPr>
+      <w:rFonts w:eastAsia="黑体"/>
       <w:color w:val="4070a0"/>
     </w:rPr>
   </w:style>
@@ -14743,6 +15354,7 @@
     <w:name w:val="VerbatimStringTok"/>
     <w:basedOn w:val="VerbatimChar"/>
     <w:rPr>
+      <w:rFonts w:eastAsia="黑体"/>
       <w:color w:val="4070a0"/>
     </w:rPr>
   </w:style>
@@ -14750,6 +15362,7 @@
     <w:name w:val="SpecialStringTok"/>
     <w:basedOn w:val="VerbatimChar"/>
     <w:rPr>
+      <w:rFonts w:eastAsia="黑体"/>
       <w:color w:val="bb6688"/>
     </w:rPr>
   </w:style>
@@ -14757,6 +15370,7 @@
     <w:name w:val="ImportTok"/>
     <w:basedOn w:val="VerbatimChar"/>
     <w:rPr>
+      <w:rFonts w:eastAsia="黑体"/>
       <w:b/>
       <w:color w:val="008000"/>
     </w:rPr>
@@ -14765,6 +15379,7 @@
     <w:name w:val="CommentTok"/>
     <w:basedOn w:val="VerbatimChar"/>
     <w:rPr>
+      <w:rFonts w:eastAsia="黑体"/>
       <w:i/>
       <w:color w:val="60a0b0"/>
     </w:rPr>
@@ -14773,6 +15388,7 @@
     <w:name w:val="DocumentationTok"/>
     <w:basedOn w:val="VerbatimChar"/>
     <w:rPr>
+      <w:rFonts w:eastAsia="黑体"/>
       <w:i/>
       <w:color w:val="ba2121"/>
     </w:rPr>
@@ -14781,6 +15397,7 @@
     <w:name w:val="AnnotationTok"/>
     <w:basedOn w:val="VerbatimChar"/>
     <w:rPr>
+      <w:rFonts w:eastAsia="黑体"/>
       <w:b/>
       <w:i/>
       <w:color w:val="60a0b0"/>
@@ -14790,6 +15407,7 @@
     <w:name w:val="CommentVarTok"/>
     <w:basedOn w:val="VerbatimChar"/>
     <w:rPr>
+      <w:rFonts w:eastAsia="黑体"/>
       <w:b/>
       <w:i/>
       <w:color w:val="60a0b0"/>
@@ -14799,6 +15417,7 @@
     <w:name w:val="OtherTok"/>
     <w:basedOn w:val="VerbatimChar"/>
     <w:rPr>
+      <w:rFonts w:eastAsia="黑体"/>
       <w:color w:val="007020"/>
     </w:rPr>
   </w:style>
@@ -14806,6 +15425,7 @@
     <w:name w:val="FunctionTok"/>
     <w:basedOn w:val="VerbatimChar"/>
     <w:rPr>
+      <w:rFonts w:eastAsia="黑体"/>
       <w:color w:val="06287e"/>
     </w:rPr>
   </w:style>
@@ -14813,6 +15433,7 @@
     <w:name w:val="VariableTok"/>
     <w:basedOn w:val="VerbatimChar"/>
     <w:rPr>
+      <w:rFonts w:eastAsia="黑体"/>
       <w:color w:val="19177c"/>
     </w:rPr>
   </w:style>
@@ -14820,6 +15441,7 @@
     <w:name w:val="ControlFlowTok"/>
     <w:basedOn w:val="VerbatimChar"/>
     <w:rPr>
+      <w:rFonts w:eastAsia="黑体"/>
       <w:b/>
       <w:color w:val="007020"/>
     </w:rPr>
@@ -14828,6 +15450,7 @@
     <w:name w:val="OperatorTok"/>
     <w:basedOn w:val="VerbatimChar"/>
     <w:rPr>
+      <w:rFonts w:eastAsia="黑体"/>
       <w:color w:val="666666"/>
     </w:rPr>
   </w:style>
@@ -14835,18 +15458,22 @@
     <w:name w:val="BuiltInTok"/>
     <w:basedOn w:val="VerbatimChar"/>
     <w:rPr>
+      <w:rFonts w:eastAsia="黑体"/>
       <w:color w:val="008000"/>
     </w:rPr>
   </w:style>
   <w:style w:type="character" w:customStyle="1" w:styleId="ExtensionTok">
     <w:name w:val="ExtensionTok"/>
     <w:basedOn w:val="VerbatimChar"/>
-    <w:rPr/>
+    <w:rPr>
+      <w:rFonts w:eastAsia="黑体"/>
+    </w:rPr>
   </w:style>
   <w:style w:type="character" w:customStyle="1" w:styleId="PreprocessorTok">
     <w:name w:val="PreprocessorTok"/>
     <w:basedOn w:val="VerbatimChar"/>
     <w:rPr>
+      <w:rFonts w:eastAsia="黑体"/>
       <w:color w:val="bc7a00"/>
     </w:rPr>
   </w:style>
@@ -14854,18 +15481,22 @@
     <w:name w:val="AttributeTok"/>
     <w:basedOn w:val="VerbatimChar"/>
     <w:rPr>
+      <w:rFonts w:eastAsia="黑体"/>
       <w:color w:val="7d9029"/>
     </w:rPr>
   </w:style>
   <w:style w:type="character" w:customStyle="1" w:styleId="RegionMarkerTok">
     <w:name w:val="RegionMarkerTok"/>
     <w:basedOn w:val="VerbatimChar"/>
-    <w:rPr/>
+    <w:rPr>
+      <w:rFonts w:eastAsia="黑体"/>
+    </w:rPr>
   </w:style>
   <w:style w:type="character" w:customStyle="1" w:styleId="InformationTok">
     <w:name w:val="InformationTok"/>
     <w:basedOn w:val="VerbatimChar"/>
     <w:rPr>
+      <w:rFonts w:eastAsia="黑体"/>
       <w:b/>
       <w:i/>
       <w:color w:val="60a0b0"/>
@@ -14875,6 +15506,7 @@
     <w:name w:val="WarningTok"/>
     <w:basedOn w:val="VerbatimChar"/>
     <w:rPr>
+      <w:rFonts w:eastAsia="黑体"/>
       <w:b/>
       <w:i/>
       <w:color w:val="60a0b0"/>
@@ -14884,6 +15516,7 @@
     <w:name w:val="AlertTok"/>
     <w:basedOn w:val="VerbatimChar"/>
     <w:rPr>
+      <w:rFonts w:eastAsia="黑体"/>
       <w:b/>
       <w:color w:val="ff0000"/>
     </w:rPr>
@@ -14892,6 +15525,7 @@
     <w:name w:val="ErrorTok"/>
     <w:basedOn w:val="VerbatimChar"/>
     <w:rPr>
+      <w:rFonts w:eastAsia="黑体"/>
       <w:b/>
       <w:color w:val="ff0000"/>
     </w:rPr>
@@ -14899,7 +15533,9 @@
   <w:style w:type="character" w:customStyle="1" w:styleId="NormalTok">
     <w:name w:val="NormalTok"/>
     <w:basedOn w:val="VerbatimChar"/>
-    <w:rPr/>
+    <w:rPr>
+      <w:rFonts w:eastAsia="黑体"/>
+    </w:rPr>
   </w:style>
 </w:styles>
 </file>
@@ -14948,12 +15584,12 @@
     <a:fontScheme name="Office">
       <a:majorFont>
         <a:latin typeface="Calibri"/>
-        <a:ea typeface=""/>
+        <a:ea typeface="黑体"/>
         <a:cs typeface=""/>
         <a:font script="Jpan" typeface="ＭＳ ゴシック"/>
         <a:font script="Hang" typeface="맑은 고딕"/>
-        <a:font script="Hans" typeface="宋体"/>
-        <a:font script="Hant" typeface="新細明體"/>
+        <a:font script="Hans" typeface="黑体"/>
+        <a:font script="Hant" typeface="黑体"/>
         <a:font script="Arab" typeface="Times New Roman"/>
         <a:font script="Hebr" typeface="Times New Roman"/>
         <a:font script="Thai" typeface="Angsana New"/>
@@ -14983,12 +15619,12 @@
       </a:majorFont>
       <a:minorFont>
         <a:latin typeface="Cambria"/>
-        <a:ea typeface=""/>
+        <a:ea typeface="黑体"/>
         <a:cs typeface=""/>
         <a:font script="Jpan" typeface="ＭＳ 明朝"/>
         <a:font script="Hang" typeface="맑은 고딕"/>
-        <a:font script="Hans" typeface="宋体"/>
-        <a:font script="Hant" typeface="新細明體"/>
+        <a:font script="Hans" typeface="黑体"/>
+        <a:font script="Hant" typeface="黑体"/>
         <a:font script="Arab" typeface="Arial"/>
         <a:font script="Hebr" typeface="Arial"/>
         <a:font script="Thai" typeface="Cordia New"/>

--- a/08-传感器电路/12-其他传感器电路/液位传感器电路/液位传感器电路.docx
+++ b/08-传感器电路/12-其他传感器电路/液位传感器电路/液位传感器电路.docx
@@ -2513,7 +2513,7 @@
           <w:color w:val="555555"/>
           <w:sz w:val="21"/>
         </w:rPr>
-        <w:t>材料收集者：杜文杰，WX手机：19519196569，QQ:3478827729</w:t>
+        <w:t>材料收集者：杜文杰，微信/手机：19519196569，QQ:3478827729</w:t>
       </w:r>
     </w:p>
     <w:sectPr>
